--- a/AI_JCM_SIOP.docx
+++ b/AI_JCM_SIOP.docx
@@ -834,11 +834,54 @@
     </w:p>
     <w:p>
       <w:pPr>
+        <w:pStyle w:val="FirstParagraph"/>
+      </w:pPr>
+      <w:r>
+        <w:t xml:space="preserve">The purpose of this study was twofold: 1) to create a measure of AI adopter </w:t>
+      </w:r>
+      <w:r>
+        <w:rPr>
+          <w:i/>
+          <w:iCs/>
+        </w:rPr>
+        <w:t>type</w:t>
+      </w:r>
+      <w:r>
+        <w:t xml:space="preserve"> consistent with the Callari and </w:t>
+      </w:r>
+      <w:proofErr w:type="spellStart"/>
+      <w:r>
+        <w:t>Puppione</w:t>
+      </w:r>
+      <w:proofErr w:type="spellEnd"/>
+      <w:r>
+        <w:t xml:space="preserve"> (</w:t>
+      </w:r>
+      <w:hyperlink w:anchor="ref-callari2025meaningful">
+        <w:r>
+          <w:rPr>
+            <w:rStyle w:val="Hyperlink"/>
+          </w:rPr>
+          <w:t>2025</w:t>
+        </w:r>
+      </w:hyperlink>
+      <w:r>
+        <w:t>) trichotomy, and 2) to compare approaches to developing items, both at the item development stage (3 methods) and also at the structural evaluation stage (traditional and network psychometric analyses). The first research question asked whether one instrument development procedure (ChatGPT, AI–GENIE, or SMEs) yi</w:t>
+      </w:r>
+      <w:r>
+        <w:t>e</w:t>
+      </w:r>
+      <w:r>
+        <w:t>lds a more coherent structure than others. The second research question asked whether a combination of traditional and contemporary analyses provides a richer understanding of scale structure than does either approach alone.</w:t>
+      </w:r>
+    </w:p>
+    <w:p>
+      <w:pPr>
         <w:spacing w:after="0" w:line="480" w:lineRule="auto"/>
         <w:ind w:firstLine="720"/>
       </w:pPr>
       <w:r>
-        <w:t>The purpose of this study was twofold: 1) to create a measure of type of AI adopter, and 2) to compare three approaches to developing items, comparing traditionally-derived subject matter expert ratings with LLM-derived procedures using ChatGPT and AI-GENIE. The primary question of interest was whether the AI-driven item-generation procedures (i.e., ChatGPT or AI-GENIE) were as good as, or even superior to, traditionally generated SME items.</w:t>
+        <w:t>First, all three procedures did result in a measure of AI adopter type. The results of the traditional analyses suggest that the SME-generated items demonstrated the best fit, followed by AI-GENIE and then ChatGPT. However, items did not load cleanly as expected within dimensions. The semantic exploratory graph analyses help resolve this pattern when viewed alongside the EFA visuals. Across item sets, the Efficiency Seeking items were the most distinct, forming communities composed mostly of Efficiency Seeking items in all three networks (e.g., all eight ChatGPT Efficiency Seeking items fell into a single community). In contrast, Pragmatic Integrator and Collaborative Optimiser items loaded together on a shared factor in all three EFAs and frequently shared EGA communities (e.g., the largest SME community combined six Pragmatic Integrator and four Collaborative Optimiser items). Only the AI-GENIE network separated most Collaborative Optimiser items from most Pragmatic Integrator items. Thus, with respect to Research Question 1, the SME items yielded the best-fitting structure, but no procedure produced three cleanly separated types.</w:t>
       </w:r>
     </w:p>
     <w:p>
@@ -847,20 +890,8 @@
         <w:ind w:firstLine="720"/>
       </w:pPr>
       <w:r>
-        <w:t>First, all three procedures did result in a measure of AI adopter type. The results of the traditional analyses suggest that the SME-generated items demonstrated the best fit, followed by AI-GENIE and then ChatGPT. However, items did not load cleanly as expected within dimensions. The semantic exploratory graph analyses help resolve this pattern when viewed alongside the EFA visuals. Across item sets, the Efficiency Seeking items were the most distinct, forming communities composed mostly of Efficiency Seeking items in all three networks (e.g., all eight ChatGPT Efficiency Seeking items fell into a single community). In contrast, Pragmatic Integrator and Collaborative Optimiser items loaded together on a shared factor in all three EFAs and frequently shared EGA communities (e.g., the largest SME community combined six Pragmatic Integrator and four Collaborative Optimiser items). Only the AI-GENIE network separated most Collaborative Optimiser items from most Pragmatic Integrator items. Thus, with respect to Research Question 1, the SME items yielded the best-fitting structure, but no procedure produced three cleanly separated types.</w:t>
-      </w:r>
-    </w:p>
-    <w:p>
-      <w:pPr>
-        <w:spacing w:after="0" w:line="480" w:lineRule="auto"/>
-        <w:ind w:firstLine="720"/>
-      </w:pPr>
-      <w:r>
-        <w:t xml:space="preserve">One interpretation of this pattern is that the three ideal types may not represent three dimensions, but rather three different levels of AI comfort: introductory, intermediate, and expert. If AI adoption is a matter of degree rather than type, then measures derived from three different methodologies may reasonably be expected to not differentiate greatly, as reflected in </w:t>
-      </w:r>
-      <w:r>
         <w:lastRenderedPageBreak/>
-        <w:t>the strong correlations among the Pragmatic Integrator and Collaborative Optimiser scales (.71 to .86; Table 1), and to result in muddled structures when a three-factor solution is imposed on the data (as in the EFAs).</w:t>
+        <w:t>One interpretation of this pattern is that the three ideal types may not represent three dimensions, but rather three different levels of AI comfort: introductory, intermediate, and expert. If AI adoption is a matter of degree rather than type, then measures derived from three different methodologies may reasonably be expected to not differentiate greatly, as reflected in the strong correlations among the Pragmatic Integrator and Collaborative Optimiser scales (.71 to .86; Table 1), and to result in muddled structures when a three-factor solution is imposed on the data (as in the EFAs).</w:t>
       </w:r>
     </w:p>
     <w:p>
@@ -881,7 +912,70 @@
         <w:ind w:firstLine="720"/>
       </w:pPr>
       <w:r>
-        <w:t>One of the theoretical contributions we make is to explore the ways AI is being used at present. Callari and Puppione (2025) presented three ideal types of AI users that we based our quantitative scale creation on. The somewhat mixed results suggest that there may not be distinct types of AI users, but rather, we can conceptualize AI use on a continuum of expertise, whereby greater levels of expertise are evidenced by a higher degree of AI collaboration. This construct may therefore benefit from further theoretical specification before additional psychometric refinement. Practically, a measure ordered by degree might serve as a diagnostic of employee readiness for AI adoption and integration. Methodologically, and relevant to Research Question 2, the two analytic lenses were complementary: EFA fit indices ranked the item sets, whereas EGA communities revealed which items clustered together and where the intended types converged.</w:t>
+        <w:t>One of the theoretical contributions we make is to explore the ways AI is being used at present. Callari and Puppione (2025) presented three ideal types of AI users that we based our quantitative scale creation on.</w:t>
+      </w:r>
+      <w:r>
+        <w:t xml:space="preserve"> </w:t>
+      </w:r>
+      <w:r>
+        <w:t xml:space="preserve">The somewhat unusual EFA representations (e.g., </w:t>
+      </w:r>
+      <w:hyperlink w:anchor="fig-net-gpt">
+        <w:r>
+          <w:rPr>
+            <w:rStyle w:val="Hyperlink"/>
+          </w:rPr>
+          <w:t>Figure 1</w:t>
+        </w:r>
+      </w:hyperlink>
+      <w:r>
+        <w:t xml:space="preserve">) were specified </w:t>
+      </w:r>
+      <w:proofErr w:type="gramStart"/>
+      <w:r>
+        <w:t>in an attempt to</w:t>
+      </w:r>
+      <w:proofErr w:type="gramEnd"/>
+      <w:r>
+        <w:t xml:space="preserve"> accommodate both </w:t>
+      </w:r>
+      <w:r>
+        <w:t xml:space="preserve">analytical </w:t>
+      </w:r>
+      <w:r>
+        <w:t xml:space="preserve">approaches, such that EFA associations could be digested in a similar manner to EGA relationships. Conferring with these visuals, as well as one–factor solutions (not presented in this current paper) led that authors to consider the possibility that the Callari and </w:t>
+      </w:r>
+      <w:proofErr w:type="spellStart"/>
+      <w:r>
+        <w:t>Puppione</w:t>
+      </w:r>
+      <w:proofErr w:type="spellEnd"/>
+      <w:r>
+        <w:t xml:space="preserve"> (</w:t>
+      </w:r>
+      <w:hyperlink w:anchor="ref-callari2025meaningful">
+        <w:r>
+          <w:rPr>
+            <w:rStyle w:val="Hyperlink"/>
+          </w:rPr>
+          <w:t>2025</w:t>
+        </w:r>
+      </w:hyperlink>
+      <w:r>
+        <w:t xml:space="preserve">) </w:t>
+      </w:r>
+      <w:r>
+        <w:rPr>
+          <w:i/>
+          <w:iCs/>
+        </w:rPr>
+        <w:t>typology</w:t>
+      </w:r>
+      <w:r>
+        <w:t xml:space="preserve"> may not be the best representation of AI adopter variability</w:t>
+      </w:r>
+      <w:r>
+        <w:t>, but rather, we can conceptualize AI use on a continuum of expertise, whereby greater levels of expertise are evidenced by a higher degree of AI collaboration. This construct may therefore benefit from further theoretical specification before additional psychometric refinement. Practically, a measure ordered by degree might serve as a diagnostic of employee readiness for AI adoption and integration. Methodologically, and relevant to Research Question 2, the two analytic lenses were complementary: EFA fit indices ranked the item sets, whereas EGA communities revealed which items clustered together and where the intended types converged.</w:t>
       </w:r>
     </w:p>
     <w:p>
@@ -893,6 +987,7 @@
         <w:rPr>
           <w:b/>
         </w:rPr>
+        <w:lastRenderedPageBreak/>
         <w:t>Limitations &amp; Future Directions</w:t>
       </w:r>
     </w:p>
@@ -902,11 +997,7 @@
         <w:ind w:firstLine="720"/>
       </w:pPr>
       <w:r>
-        <w:t xml:space="preserve">We note a number of limitations that future study/comparisons would benefit from. First, for this SIOP submission, we present a modest sample size. An additional study comparing these three procedures with a larger sample size is warranted. In addition, this first pilot sample was obtained from university students who were asked to keep one context in mind as they responded to the survey. The majority of respondents indicated they had school in mind, whereas a smaller percentage had work in mind. Future research should incorporate full time employees across industries, and account for degree of AI integration within their workplaces. Finally, longitudinal </w:t>
-      </w:r>
-      <w:r>
-        <w:lastRenderedPageBreak/>
-        <w:t>designs are needed to tease apart whether these patterns reflect different types of AI adopters or different stages of AI adoption.</w:t>
+        <w:t>We note a number of limitations that future study/comparisons would benefit from. First, for this SIOP submission, we present a modest sample size. An additional study comparing these three procedures with a larger sample size is warranted. In addition, this first pilot sample was obtained from university students who were asked to keep one context in mind as they responded to the survey. The majority of respondents indicated they had school in mind, whereas a smaller percentage had work in mind. Future research should incorporate full time employees across industries, and account for degree of AI integration within their workplaces. Finally, longitudinal designs are needed to tease apart whether these patterns reflect different types of AI adopters or different stages of AI adoption.</w:t>
       </w:r>
     </w:p>
     <w:p>
@@ -4639,7 +4730,7 @@
     <w:lsdException w:name="Body Text Indent 2" w:semiHidden="1" w:unhideWhenUsed="1"/>
     <w:lsdException w:name="Body Text Indent 3" w:semiHidden="1" w:unhideWhenUsed="1"/>
     <w:lsdException w:name="Block Text" w:semiHidden="1" w:unhideWhenUsed="1"/>
-    <w:lsdException w:name="Hyperlink" w:semiHidden="1" w:unhideWhenUsed="1"/>
+    <w:lsdException w:name="Hyperlink" w:semiHidden="1" w:uiPriority="0" w:unhideWhenUsed="1"/>
     <w:lsdException w:name="FollowedHyperlink" w:semiHidden="1" w:unhideWhenUsed="1"/>
     <w:lsdException w:name="Strong" w:uiPriority="22" w:qFormat="1"/>
     <w:lsdException w:name="Emphasis" w:uiPriority="20" w:qFormat="1"/>
@@ -15918,6 +16009,30 @@
         <w:shd w:val="clear" w:color="auto" w:fill="FBCAA2" w:themeFill="accent6" w:themeFillTint="7F"/>
       </w:tcPr>
     </w:tblStylePr>
+  </w:style>
+  <w:style w:type="character" w:styleId="Hyperlink">
+    <w:name w:val="Hyperlink"/>
+    <w:basedOn w:val="DefaultParagraphFont"/>
+    <w:rsid w:val="00334D85"/>
+    <w:rPr>
+      <w:i w:val="0"/>
+      <w:color w:val="4F81BD" w:themeColor="accent1"/>
+    </w:rPr>
+  </w:style>
+  <w:style w:type="paragraph" w:customStyle="1" w:styleId="FirstParagraph">
+    <w:name w:val="First Paragraph"/>
+    <w:basedOn w:val="BodyText"/>
+    <w:next w:val="BodyText"/>
+    <w:qFormat/>
+    <w:rsid w:val="00334D85"/>
+    <w:pPr>
+      <w:spacing w:after="0" w:line="480" w:lineRule="auto"/>
+      <w:ind w:firstLine="720"/>
+    </w:pPr>
+    <w:rPr>
+      <w:rFonts w:asciiTheme="minorHAnsi" w:eastAsiaTheme="minorHAnsi" w:hAnsiTheme="minorHAnsi"/>
+      <w:szCs w:val="24"/>
+    </w:rPr>
   </w:style>
 </w:styles>
 </file>

--- a/AI_JCM_SIOP.docx
+++ b/AI_JCM_SIOP.docx
@@ -79,7 +79,7 @@
         <w:spacing w:after="0" w:line="240" w:lineRule="auto"/>
       </w:pPr>
       <w:r>
-        <w:t>2835</w:t>
+        <w:t>3000</w:t>
       </w:r>
     </w:p>
     <w:p>
@@ -88,12 +88,14 @@
         <w:spacing w:after="0" w:line="480" w:lineRule="auto"/>
         <w:jc w:val="center"/>
         <w:rPr>
+          <w:rFonts w:cs="Times New Roman"/>
           <w:b/>
           <w:bCs/>
         </w:rPr>
       </w:pPr>
       <w:r>
         <w:rPr>
+          <w:rFonts w:cs="Times New Roman"/>
           <w:b/>
           <w:bCs/>
         </w:rPr>
@@ -105,8 +107,14 @@
       <w:pPr>
         <w:spacing w:after="0" w:line="480" w:lineRule="auto"/>
         <w:ind w:firstLine="720"/>
-      </w:pPr>
-      <w:r>
+        <w:rPr>
+          <w:rFonts w:cs="Times New Roman"/>
+        </w:rPr>
+      </w:pPr>
+      <w:r>
+        <w:rPr>
+          <w:rFonts w:cs="Times New Roman"/>
+        </w:rPr>
         <w:t>Artificial intelligence (AI) has the potential to alter the fundamental design and experience of work. The Job Characteristics Model (Hackman &amp; Oldham, 1975, 1976) proposes that core job characteristics shape critical psychological states and, ultimately, important employee outcomes, and emerging research suggests that digitization may substantially alter these characteristics. For example, digital technologies may automate repetitive tasks, but they may also fragment work, limit skill use, or diminish employees’ sense of ownership over their work. Arora and Garg’s (2025) review of meaningful work in the digital age identifies autonomy, skill variety, feedback, task significance, and task identity as job characteristics affected by workplace digitization. As such, as AI’s role in the design and performance of work grows it is important to understand how employees engage with the technology. The present research makes two key contributions to our understanding of AI in the workplace: Our first aim is to create a measure of AI adopter “type” as recently defined by Callari and Puppione (2025). Second, we approach scale development via a novel “competition” of three approaches, (1) comparing traditionally-derived subject matter expert ratings, (2) with LLM-derived procedures including prompting via ChatGPT and (3) through a dedicated R package (AI-GENIE). The contributions are both practical (a measure of AI adopter type) and methodological (combining semantic as well as quantitative indicators of measure quality).</w:t>
       </w:r>
     </w:p>
@@ -114,9 +122,13 @@
       <w:pPr>
         <w:keepNext/>
         <w:spacing w:after="0" w:line="480" w:lineRule="auto"/>
-      </w:pPr>
-      <w:r>
-        <w:rPr>
+        <w:rPr>
+          <w:rFonts w:cs="Times New Roman"/>
+        </w:rPr>
+      </w:pPr>
+      <w:r>
+        <w:rPr>
+          <w:rFonts w:cs="Times New Roman"/>
           <w:b/>
         </w:rPr>
         <w:t>AI Use in the Workplace</w:t>
@@ -126,21 +138,34 @@
       <w:pPr>
         <w:spacing w:after="0" w:line="480" w:lineRule="auto"/>
         <w:ind w:firstLine="720"/>
-      </w:pPr>
-      <w:r>
+        <w:rPr>
+          <w:rFonts w:cs="Times New Roman"/>
+        </w:rPr>
+      </w:pPr>
+      <w:r>
+        <w:rPr>
+          <w:rFonts w:cs="Times New Roman"/>
+        </w:rPr>
         <w:t xml:space="preserve">Conceptualizing and measuring employee AI use is challenging. Existing research operationalizes AI use in terms of the extent or intensity it is used to perform work. For example, Zhang et al. (2026) measure AI usage with items assessing the degree to which employees use AI in carrying out their job functions. Increasing AI integration may alter employees’ routines, </w:t>
       </w:r>
       <w:r>
+        <w:rPr>
+          <w:rFonts w:cs="Times New Roman"/>
+        </w:rPr>
         <w:lastRenderedPageBreak/>
         <w:t xml:space="preserve">role boundaries, autonomy, and skills, suggesting that the potential impact of AI use likely goes beyond frequency or intensity. Two employees could report similarly high levels of AI use while interacting with the technology in fundamentally different ways. One employee may primarily use AI to automate routine administrative work, another may use it to generate and refine ideas, and still another may engage with AI iteratively as a source of expertise or cognitive challenge. Accordingly, understanding AI-enabled work may require measures that capture </w:t>
       </w:r>
       <w:r>
         <w:rPr>
+          <w:rFonts w:cs="Times New Roman"/>
           <w:i/>
         </w:rPr>
         <w:t>how</w:t>
       </w:r>
       <w:r>
+        <w:rPr>
+          <w:rFonts w:cs="Times New Roman"/>
+        </w:rPr>
         <w:t xml:space="preserve"> they incorporate AI into their work.</w:t>
       </w:r>
     </w:p>
@@ -148,8 +173,14 @@
       <w:pPr>
         <w:spacing w:after="0" w:line="480" w:lineRule="auto"/>
         <w:ind w:firstLine="720"/>
-      </w:pPr>
-      <w:r>
+        <w:rPr>
+          <w:rFonts w:cs="Times New Roman"/>
+        </w:rPr>
+      </w:pPr>
+      <w:r>
+        <w:rPr>
+          <w:rFonts w:cs="Times New Roman"/>
+        </w:rPr>
         <w:t>Callari and Puppione (2025) provide such a framework for distinguishing forms of AI use. Drawing on qualitative data from employees who use Microsoft 365 Copilot at their jobs, they identified three ideal types of AI users and labeled these types as: Efficiency-Seeking, Pragmatic Integrators, and Collaborative Optimisers. These categories imply qualitatively different relationships between AI and features of work including autonomy, skill utilization, cognitive effort, and decision-making. The Callari and Puppione (2025) framework suggests that AI use is not a uniform behavior but rather is best considered multidimensional. Yet, translating qualitative ideal types into quantitative measures presents a challenge.</w:t>
       </w:r>
     </w:p>
@@ -157,11 +188,20 @@
       <w:pPr>
         <w:spacing w:after="0" w:line="480" w:lineRule="auto"/>
         <w:ind w:firstLine="720"/>
-      </w:pPr>
-      <w:r>
+        <w:rPr>
+          <w:rFonts w:cs="Times New Roman"/>
+        </w:rPr>
+      </w:pPr>
+      <w:r>
+        <w:rPr>
+          <w:rFonts w:cs="Times New Roman"/>
+        </w:rPr>
         <w:t xml:space="preserve">Ideal types represent recurring patterns of behavior and experience, but they do not necessarily correspond to distinct psychological constructs. Additional work is needed to determine whether AI user types such as those presented by Callari and Puppione (2025) can be measured with survey items. Interestingly, the measurement of AI use is potentially enriched by recent technological developments. For a long time, the scale development process has relied on the efforts of researchers and subject-matter experts to turn construct definitions to survey items measuring the construct. Now, generative AI provides tools for producing surveys that measure </w:t>
       </w:r>
       <w:r>
+        <w:rPr>
+          <w:rFonts w:cs="Times New Roman"/>
+        </w:rPr>
         <w:lastRenderedPageBreak/>
         <w:t>constructs from idea generation to item testing. However, the question of whether survey items produced by generative AI can properly measure constructs remains.</w:t>
       </w:r>
@@ -170,9 +210,13 @@
       <w:pPr>
         <w:keepNext/>
         <w:spacing w:after="0" w:line="480" w:lineRule="auto"/>
-      </w:pPr>
-      <w:r>
-        <w:rPr>
+        <w:rPr>
+          <w:rFonts w:cs="Times New Roman"/>
+        </w:rPr>
+      </w:pPr>
+      <w:r>
+        <w:rPr>
+          <w:rFonts w:cs="Times New Roman"/>
           <w:b/>
         </w:rPr>
         <w:t>The Current Study</w:t>
@@ -182,8 +226,14 @@
       <w:pPr>
         <w:spacing w:after="0" w:line="480" w:lineRule="auto"/>
         <w:ind w:firstLine="720"/>
-      </w:pPr>
-      <w:r>
+        <w:rPr>
+          <w:rFonts w:cs="Times New Roman"/>
+        </w:rPr>
+      </w:pPr>
+      <w:r>
+        <w:rPr>
+          <w:rFonts w:cs="Times New Roman"/>
+        </w:rPr>
         <w:t>The present study is an exploratory comparison of three approaches to developing items intended to assess employees’ orientations toward workplace AI use. Specifically, we develop items based on Callari and Puppione’s (2025) ideal AI user types via (a) ChatGPT, (b) AI-GENIE, and (c) industrial-organizational psychology subject-matter experts (SMEs). We evaluate the internal consistency, underlying factor structure, and implied semantic groupings of each item set. In doing so, this study has two primary objectives: first, to provide evidence regarding whether qualitatively derived forms of human–AI interaction can be operationalized as quantitative constructs, and second, to examine whether different approaches to item generation yield comparable representations of those constructs. More broadly, establishing how employees differ in their use of AI represents an important step toward understanding how AI may reshape established features of job design and the psychological experience of work.</w:t>
       </w:r>
     </w:p>
@@ -191,14 +241,21 @@
       <w:pPr>
         <w:spacing w:after="0" w:line="480" w:lineRule="auto"/>
         <w:ind w:left="720"/>
-      </w:pPr>
-      <w:r>
-        <w:rPr>
+        <w:rPr>
+          <w:rFonts w:cs="Times New Roman"/>
+        </w:rPr>
+      </w:pPr>
+      <w:r>
+        <w:rPr>
+          <w:rFonts w:cs="Times New Roman"/>
           <w:i/>
         </w:rPr>
         <w:t>Research Question 1</w:t>
       </w:r>
       <w:r>
+        <w:rPr>
+          <w:rFonts w:cs="Times New Roman"/>
+        </w:rPr>
         <w:t>: Does one instrument development procedure (ChatGPT, AI-GENIE, or SMEs) yield a more coherent structure than others?</w:t>
       </w:r>
     </w:p>
@@ -206,14 +263,21 @@
       <w:pPr>
         <w:spacing w:after="0" w:line="480" w:lineRule="auto"/>
         <w:ind w:left="720"/>
-      </w:pPr>
-      <w:r>
-        <w:rPr>
+        <w:rPr>
+          <w:rFonts w:cs="Times New Roman"/>
+        </w:rPr>
+      </w:pPr>
+      <w:r>
+        <w:rPr>
+          <w:rFonts w:cs="Times New Roman"/>
           <w:i/>
         </w:rPr>
         <w:t>Research Question 2</w:t>
       </w:r>
       <w:r>
+        <w:rPr>
+          <w:rFonts w:cs="Times New Roman"/>
+        </w:rPr>
         <w:t>: Can a combination of traditional and contemporary analyses provide a richer understanding of scale structure than either approach alone?</w:t>
       </w:r>
     </w:p>
@@ -222,9 +286,13 @@
         <w:keepNext/>
         <w:spacing w:after="0" w:line="480" w:lineRule="auto"/>
         <w:jc w:val="center"/>
-      </w:pPr>
-      <w:r>
-        <w:rPr>
+        <w:rPr>
+          <w:rFonts w:cs="Times New Roman"/>
+        </w:rPr>
+      </w:pPr>
+      <w:r>
+        <w:rPr>
+          <w:rFonts w:cs="Times New Roman"/>
           <w:b/>
         </w:rPr>
         <w:t>Method</w:t>
@@ -234,9 +302,13 @@
       <w:pPr>
         <w:keepNext/>
         <w:spacing w:after="0" w:line="480" w:lineRule="auto"/>
-      </w:pPr>
-      <w:r>
-        <w:rPr>
+        <w:rPr>
+          <w:rFonts w:cs="Times New Roman"/>
+        </w:rPr>
+      </w:pPr>
+      <w:r>
+        <w:rPr>
+          <w:rFonts w:cs="Times New Roman"/>
           <w:b/>
         </w:rPr>
         <w:t>Procedure</w:t>
@@ -246,30 +318,47 @@
       <w:pPr>
         <w:spacing w:after="0" w:line="480" w:lineRule="auto"/>
         <w:ind w:firstLine="720"/>
-      </w:pPr>
-      <w:r>
+        <w:rPr>
+          <w:rFonts w:cs="Times New Roman"/>
+        </w:rPr>
+      </w:pPr>
+      <w:r>
+        <w:rPr>
+          <w:rFonts w:cs="Times New Roman"/>
+        </w:rPr>
         <w:t xml:space="preserve">After reading a brief description of the online survey purpose and providing consent, students were asked to think of the context where they use AI the most frequently (for example, as a student or as an employee) and to keep that role in mind for the entire survey. Respondents </w:t>
       </w:r>
       <w:r>
+        <w:rPr>
+          <w:rFonts w:cs="Times New Roman"/>
+        </w:rPr>
         <w:lastRenderedPageBreak/>
         <w:t>were presented items in fixed ordering (grouped sequentially within item development procedure), followed by a few demographic questions. Responses to all AI-Adopter items were provided along a shared 5-point Likert-type scale ranging from 1 (</w:t>
       </w:r>
       <w:r>
         <w:rPr>
+          <w:rFonts w:cs="Times New Roman"/>
           <w:i/>
         </w:rPr>
         <w:t>Strongly Disagree</w:t>
       </w:r>
       <w:r>
+        <w:rPr>
+          <w:rFonts w:cs="Times New Roman"/>
+        </w:rPr>
         <w:t>) to 5 (</w:t>
       </w:r>
       <w:r>
         <w:rPr>
+          <w:rFonts w:cs="Times New Roman"/>
           <w:i/>
         </w:rPr>
         <w:t>Strongly Agree</w:t>
       </w:r>
       <w:r>
+        <w:rPr>
+          <w:rFonts w:cs="Times New Roman"/>
+        </w:rPr>
         <w:t>). Following the survey, respondents were debriefed and offered course credit for their time.</w:t>
       </w:r>
     </w:p>
@@ -277,9 +366,13 @@
       <w:pPr>
         <w:keepNext/>
         <w:spacing w:after="0" w:line="480" w:lineRule="auto"/>
-      </w:pPr>
-      <w:r>
-        <w:rPr>
+        <w:rPr>
+          <w:rFonts w:cs="Times New Roman"/>
+        </w:rPr>
+      </w:pPr>
+      <w:r>
+        <w:rPr>
+          <w:rFonts w:cs="Times New Roman"/>
           <w:b/>
         </w:rPr>
         <w:t>Participants</w:t>
@@ -289,32 +382,47 @@
       <w:pPr>
         <w:spacing w:after="0" w:line="480" w:lineRule="auto"/>
         <w:ind w:firstLine="720"/>
-      </w:pPr>
-      <w:r>
+        <w:rPr>
+          <w:rFonts w:cs="Times New Roman"/>
+        </w:rPr>
+      </w:pPr>
+      <w:r>
+        <w:rPr>
+          <w:rFonts w:cs="Times New Roman"/>
+        </w:rPr>
         <w:t>One hundred twenty-four undergraduate students responded (</w:t>
       </w:r>
       <w:r>
         <w:rPr>
+          <w:rFonts w:cs="Times New Roman"/>
           <w:i/>
         </w:rPr>
         <w:t>M</w:t>
       </w:r>
       <w:r>
         <w:rPr>
+          <w:rFonts w:cs="Times New Roman"/>
           <w:vertAlign w:val="subscript"/>
         </w:rPr>
         <w:t>age</w:t>
       </w:r>
       <w:r>
+        <w:rPr>
+          <w:rFonts w:cs="Times New Roman"/>
+        </w:rPr>
         <w:t xml:space="preserve"> = 21.58, </w:t>
       </w:r>
       <w:r>
         <w:rPr>
+          <w:rFonts w:cs="Times New Roman"/>
           <w:i/>
         </w:rPr>
         <w:t>SD</w:t>
       </w:r>
       <w:r>
+        <w:rPr>
+          <w:rFonts w:cs="Times New Roman"/>
+        </w:rPr>
         <w:t xml:space="preserve"> = 5.61). The students were given the choice of 50 different majors to choose from, with the greatest representation being Psychology at 38.71%, with a second largest group being Construction majors (15.32%). When asked, “Which context did you have in mind as you responded to the statements in this survey?”, 79.03% indicated “school”, 12.9% indicated “work”, and 7.26% stated “other”.</w:t>
       </w:r>
     </w:p>
@@ -322,9 +430,13 @@
       <w:pPr>
         <w:keepNext/>
         <w:spacing w:after="0" w:line="480" w:lineRule="auto"/>
-      </w:pPr>
-      <w:r>
-        <w:rPr>
+        <w:rPr>
+          <w:rFonts w:cs="Times New Roman"/>
+        </w:rPr>
+      </w:pPr>
+      <w:r>
+        <w:rPr>
+          <w:rFonts w:cs="Times New Roman"/>
           <w:b/>
         </w:rPr>
         <w:t>Materials</w:t>
@@ -334,8 +446,14 @@
       <w:pPr>
         <w:spacing w:after="0" w:line="480" w:lineRule="auto"/>
         <w:ind w:firstLine="720"/>
-      </w:pPr>
-      <w:r>
+        <w:rPr>
+          <w:rFonts w:cs="Times New Roman"/>
+        </w:rPr>
+      </w:pPr>
+      <w:r>
+        <w:rPr>
+          <w:rFonts w:cs="Times New Roman"/>
+        </w:rPr>
         <w:t>Items were generated based on the three themes uncovered by Callari and Puppione (2025) in their qualitative study on the way employees perceive meaningful work in tasks co-generated by Microsoft 365 Copilot. They identified three ideal types, including an Efficiency-Seeking Type (perceives the AI tool as a straightforward task-assistance tool), a Pragmatic Integrator Type (perceives the AI tool as a smarter assistant), and a Collaborative Optimiser Type (perceives the AI tool as an expert-like teammate). Three different methods of item generation were used (and compared) here.</w:t>
       </w:r>
     </w:p>
@@ -343,27 +461,41 @@
       <w:pPr>
         <w:spacing w:after="0" w:line="480" w:lineRule="auto"/>
         <w:ind w:firstLine="720"/>
-      </w:pPr>
-      <w:r>
-        <w:rPr>
+        <w:rPr>
+          <w:rFonts w:cs="Times New Roman"/>
+        </w:rPr>
+      </w:pPr>
+      <w:r>
+        <w:rPr>
+          <w:rFonts w:cs="Times New Roman"/>
           <w:b/>
         </w:rPr>
         <w:t>Expert-Generated Items.</w:t>
       </w:r>
       <w:r>
+        <w:rPr>
+          <w:rFonts w:cs="Times New Roman"/>
+        </w:rPr>
         <w:t xml:space="preserve"> Three of the researchers independently generated 6–8 items per dimension. Combined lists of items were discussed by dimension, and the initial list of 57 </w:t>
       </w:r>
       <w:r>
+        <w:rPr>
+          <w:rFonts w:cs="Times New Roman"/>
+        </w:rPr>
         <w:lastRenderedPageBreak/>
         <w:t xml:space="preserve">candidate items was reduced to </w:t>
       </w:r>
       <w:r>
         <w:rPr>
+          <w:rFonts w:cs="Times New Roman"/>
           <w:i/>
         </w:rPr>
         <w:t>k</w:t>
       </w:r>
       <w:r>
+        <w:rPr>
+          <w:rFonts w:cs="Times New Roman"/>
+        </w:rPr>
         <w:t xml:space="preserve"> = 18 through consensus evaluation of item clarity and content domain coverage.</w:t>
       </w:r>
     </w:p>
@@ -371,23 +503,34 @@
       <w:pPr>
         <w:spacing w:after="0" w:line="480" w:lineRule="auto"/>
         <w:ind w:firstLine="720"/>
-      </w:pPr>
-      <w:r>
-        <w:rPr>
+        <w:rPr>
+          <w:rFonts w:cs="Times New Roman"/>
+        </w:rPr>
+      </w:pPr>
+      <w:r>
+        <w:rPr>
+          <w:rFonts w:cs="Times New Roman"/>
           <w:b/>
         </w:rPr>
         <w:t>ChatGPT-Generated Items.</w:t>
       </w:r>
       <w:r>
+        <w:rPr>
+          <w:rFonts w:cs="Times New Roman"/>
+        </w:rPr>
         <w:t xml:space="preserve"> The following prompt was input into ChatGPT: “I need your help with generating a tentative list of survey items. I am reading the attached paper for the third time. I am interested in the three AI user ideal types and the survey items that could be generated to measure an employee’s propensity toward one type or another.” Eight items were generated per dimension, along with rationale for those item choices (total </w:t>
       </w:r>
       <w:r>
         <w:rPr>
+          <w:rFonts w:cs="Times New Roman"/>
           <w:i/>
         </w:rPr>
         <w:t>k</w:t>
       </w:r>
       <w:r>
+        <w:rPr>
+          <w:rFonts w:cs="Times New Roman"/>
+        </w:rPr>
         <w:t xml:space="preserve"> = 24).</w:t>
       </w:r>
     </w:p>
@@ -395,23 +538,34 @@
       <w:pPr>
         <w:spacing w:after="0" w:line="480" w:lineRule="auto"/>
         <w:ind w:firstLine="720"/>
-      </w:pPr>
-      <w:r>
-        <w:rPr>
+        <w:rPr>
+          <w:rFonts w:cs="Times New Roman"/>
+        </w:rPr>
+      </w:pPr>
+      <w:r>
+        <w:rPr>
+          <w:rFonts w:cs="Times New Roman"/>
           <w:b/>
         </w:rPr>
         <w:t>AI-GENIE-Generated Items.</w:t>
       </w:r>
       <w:r>
+        <w:rPr>
+          <w:rFonts w:cs="Times New Roman"/>
+        </w:rPr>
         <w:t xml:space="preserve"> AI-GENIE is a tool for automated item development and validation using large language models and network psychometrics (Russell-Lasalandra et al., 2026). The following initial prompt was input, “You are an expert scale developer and methodologist who writes high quality and succinct (although with a use a 7th grade reading level) items based on the overarching definition of AI Adopter Type as articulated in Callari and Puppione (2025): ‘Three Ideal Types were identified: Ideal Type (1) – the Efficiency-Seeking Type – perceives AI as a straightforward task-assistance tool, Ideal Type (2) – the Pragmatic Integrator Type – views AI as a smarter assistant, and Ideal Type (3) – the Collaborative Optimiser Type – considers AI an expert-like teammate.’” Definitions of all three of the above dimensions, as well as example descriptors were provided as part of the prompt. Thirty items were initially generated. Combined lists of items were discussed by the researchers by dimension, and the most unique and clearly-written items were retained for the survey (total </w:t>
       </w:r>
       <w:r>
         <w:rPr>
+          <w:rFonts w:cs="Times New Roman"/>
           <w:i/>
         </w:rPr>
         <w:t>k</w:t>
       </w:r>
       <w:r>
+        <w:rPr>
+          <w:rFonts w:cs="Times New Roman"/>
+        </w:rPr>
         <w:t xml:space="preserve"> = 21). All study items, prompts, and materials are available on a publicly accessible repository [hidden for blind review].</w:t>
       </w:r>
     </w:p>
@@ -420,9 +574,13 @@
         <w:keepNext/>
         <w:spacing w:after="0" w:line="480" w:lineRule="auto"/>
         <w:jc w:val="center"/>
-      </w:pPr>
-      <w:r>
-        <w:rPr>
+        <w:rPr>
+          <w:rFonts w:cs="Times New Roman"/>
+        </w:rPr>
+      </w:pPr>
+      <w:r>
+        <w:rPr>
+          <w:rFonts w:cs="Times New Roman"/>
           <w:b/>
         </w:rPr>
         <w:lastRenderedPageBreak/>
@@ -433,9 +591,13 @@
       <w:pPr>
         <w:keepNext/>
         <w:spacing w:after="0" w:line="480" w:lineRule="auto"/>
-      </w:pPr>
-      <w:r>
-        <w:rPr>
+        <w:rPr>
+          <w:rFonts w:cs="Times New Roman"/>
+        </w:rPr>
+      </w:pPr>
+      <w:r>
+        <w:rPr>
+          <w:rFonts w:cs="Times New Roman"/>
           <w:b/>
         </w:rPr>
         <w:t>Traditional Analyses</w:t>
@@ -445,122 +607,172 @@
       <w:pPr>
         <w:spacing w:after="0" w:line="480" w:lineRule="auto"/>
         <w:ind w:firstLine="720"/>
-      </w:pPr>
-      <w:r>
+        <w:rPr>
+          <w:rFonts w:cs="Times New Roman"/>
+        </w:rPr>
+      </w:pPr>
+      <w:r>
+        <w:rPr>
+          <w:rFonts w:cs="Times New Roman"/>
+        </w:rPr>
         <w:t xml:space="preserve">Inter-scale correlations as well as scale means and standard deviations are presented in Table 1. Here, the Efficiency Seeking scales exhibit the least intra-dimension agreement (correlations across item-generation methodologies ranging from </w:t>
       </w:r>
       <w:r>
         <w:rPr>
+          <w:rFonts w:cs="Times New Roman"/>
           <w:i/>
         </w:rPr>
         <w:t>r</w:t>
       </w:r>
       <w:r>
         <w:rPr>
+          <w:rFonts w:cs="Times New Roman"/>
           <w:vertAlign w:val="subscript"/>
         </w:rPr>
         <w:t>GPT–SME</w:t>
       </w:r>
       <w:r>
+        <w:rPr>
+          <w:rFonts w:cs="Times New Roman"/>
+        </w:rPr>
         <w:t xml:space="preserve"> = .14, </w:t>
       </w:r>
       <w:r>
         <w:rPr>
+          <w:rFonts w:cs="Times New Roman"/>
           <w:i/>
         </w:rPr>
         <w:t>ns</w:t>
       </w:r>
       <w:r>
+        <w:rPr>
+          <w:rFonts w:cs="Times New Roman"/>
+        </w:rPr>
         <w:t xml:space="preserve"> to </w:t>
       </w:r>
       <w:r>
         <w:rPr>
+          <w:rFonts w:cs="Times New Roman"/>
           <w:i/>
         </w:rPr>
         <w:t>r</w:t>
       </w:r>
       <w:r>
         <w:rPr>
+          <w:rFonts w:cs="Times New Roman"/>
           <w:vertAlign w:val="subscript"/>
         </w:rPr>
         <w:t>GPT–Genie</w:t>
       </w:r>
       <w:r>
+        <w:rPr>
+          <w:rFonts w:cs="Times New Roman"/>
+        </w:rPr>
         <w:t xml:space="preserve"> = .51, </w:t>
       </w:r>
       <w:r>
         <w:rPr>
+          <w:rFonts w:cs="Times New Roman"/>
           <w:i/>
         </w:rPr>
         <w:t>p</w:t>
       </w:r>
       <w:r>
+        <w:rPr>
+          <w:rFonts w:cs="Times New Roman"/>
+        </w:rPr>
         <w:t xml:space="preserve"> &lt; .001). Pragmatic Integrator and Collaborative Optimiser scales exhibited consistently higher intra-dimension associations (ranging from a low of </w:t>
       </w:r>
       <w:r>
         <w:rPr>
+          <w:rFonts w:cs="Times New Roman"/>
           <w:i/>
         </w:rPr>
         <w:t>r</w:t>
       </w:r>
       <w:r>
         <w:rPr>
+          <w:rFonts w:cs="Times New Roman"/>
           <w:vertAlign w:val="subscript"/>
         </w:rPr>
         <w:t>Genie(CO)–SME(CO)</w:t>
       </w:r>
       <w:r>
+        <w:rPr>
+          <w:rFonts w:cs="Times New Roman"/>
+        </w:rPr>
         <w:t xml:space="preserve"> = .76, </w:t>
       </w:r>
       <w:r>
         <w:rPr>
+          <w:rFonts w:cs="Times New Roman"/>
           <w:i/>
         </w:rPr>
         <w:t>p</w:t>
       </w:r>
       <w:r>
+        <w:rPr>
+          <w:rFonts w:cs="Times New Roman"/>
+        </w:rPr>
         <w:t xml:space="preserve"> &lt; .001 to a high of </w:t>
       </w:r>
       <w:r>
         <w:rPr>
+          <w:rFonts w:cs="Times New Roman"/>
           <w:i/>
         </w:rPr>
         <w:t>r</w:t>
       </w:r>
       <w:r>
         <w:rPr>
+          <w:rFonts w:cs="Times New Roman"/>
           <w:vertAlign w:val="subscript"/>
         </w:rPr>
         <w:t>Genie(PI)–SME(PI)</w:t>
       </w:r>
       <w:r>
+        <w:rPr>
+          <w:rFonts w:cs="Times New Roman"/>
+        </w:rPr>
         <w:t xml:space="preserve"> = .84, </w:t>
       </w:r>
       <w:r>
         <w:rPr>
+          <w:rFonts w:cs="Times New Roman"/>
           <w:i/>
         </w:rPr>
         <w:t>p</w:t>
       </w:r>
       <w:r>
+        <w:rPr>
+          <w:rFonts w:cs="Times New Roman"/>
+        </w:rPr>
         <w:t xml:space="preserve"> &lt; .001). </w:t>
       </w:r>
       <w:r>
         <w:rPr>
+          <w:rFonts w:cs="Times New Roman"/>
           <w:i/>
         </w:rPr>
         <w:t>Lack</w:t>
       </w:r>
       <w:r>
+        <w:rPr>
+          <w:rFonts w:cs="Times New Roman"/>
+        </w:rPr>
         <w:t xml:space="preserve"> of association with “other” scale dimensions was most prominent with the Efficiency Seeking scales, particularly so for the ChatGPT developed scale (and to a lesser degree, the SME-derived scale; e.g., the average magnitude of correlation was </w:t>
       </w:r>
       <w:r>
         <w:rPr>
+          <w:rFonts w:cs="Times New Roman"/>
           <w:i/>
         </w:rPr>
         <w:t>smallest</w:t>
       </w:r>
       <w:r>
+        <w:rPr>
+          <w:rFonts w:cs="Times New Roman"/>
+        </w:rPr>
         <w:t>).</w:t>
       </w:r>
     </w:p>
@@ -568,53 +780,74 @@
       <w:pPr>
         <w:spacing w:after="0" w:line="480" w:lineRule="auto"/>
         <w:ind w:firstLine="720"/>
-      </w:pPr>
-      <w:r>
+        <w:rPr>
+          <w:rFonts w:cs="Times New Roman"/>
+        </w:rPr>
+      </w:pPr>
+      <w:r>
+        <w:rPr>
+          <w:rFonts w:cs="Times New Roman"/>
+        </w:rPr>
         <w:t>Individual scale alphas were predominantly within the .8 to .9 range, although two scales exhibited suppressed values (the ChatGPT Efficiency Seeking scale α = .69 and the SME Efficiency Seeking scale α = .59). Note that: 1) these are the two scales that also exhibited the lowest average inter-scale associations (see Table 1), and 2) the numbers of items differed across scales (</w:t>
       </w:r>
       <w:r>
         <w:rPr>
+          <w:rFonts w:cs="Times New Roman"/>
           <w:i/>
         </w:rPr>
         <w:t>k</w:t>
       </w:r>
       <w:r>
         <w:rPr>
+          <w:rFonts w:cs="Times New Roman"/>
           <w:vertAlign w:val="subscript"/>
         </w:rPr>
         <w:t>ChatGPT</w:t>
       </w:r>
       <w:r>
+        <w:rPr>
+          <w:rFonts w:cs="Times New Roman"/>
+        </w:rPr>
         <w:t xml:space="preserve"> = 6, </w:t>
       </w:r>
       <w:r>
         <w:rPr>
+          <w:rFonts w:cs="Times New Roman"/>
           <w:i/>
         </w:rPr>
         <w:t>k</w:t>
       </w:r>
       <w:r>
         <w:rPr>
+          <w:rFonts w:cs="Times New Roman"/>
           <w:vertAlign w:val="subscript"/>
         </w:rPr>
         <w:t>SME</w:t>
       </w:r>
       <w:r>
+        <w:rPr>
+          <w:rFonts w:cs="Times New Roman"/>
+        </w:rPr>
         <w:t xml:space="preserve"> = 7, and </w:t>
       </w:r>
       <w:r>
         <w:rPr>
+          <w:rFonts w:cs="Times New Roman"/>
           <w:i/>
         </w:rPr>
         <w:t>k</w:t>
       </w:r>
       <w:r>
         <w:rPr>
+          <w:rFonts w:cs="Times New Roman"/>
           <w:vertAlign w:val="subscript"/>
         </w:rPr>
         <w:t>AI-GENIE</w:t>
       </w:r>
       <w:r>
+        <w:rPr>
+          <w:rFonts w:cs="Times New Roman"/>
+        </w:rPr>
         <w:t xml:space="preserve"> = 8). All scale αs are presented in Table 2.</w:t>
       </w:r>
     </w:p>
@@ -622,8 +855,14 @@
       <w:pPr>
         <w:spacing w:after="0" w:line="480" w:lineRule="auto"/>
         <w:ind w:firstLine="720"/>
-      </w:pPr>
-      <w:r>
+        <w:rPr>
+          <w:rFonts w:cs="Times New Roman"/>
+        </w:rPr>
+      </w:pPr>
+      <w:r>
+        <w:rPr>
+          <w:rFonts w:cs="Times New Roman"/>
+        </w:rPr>
         <w:t>Exploratory factor analyses (EFAs) were also conducted within item sets. One-, two-, and three-factor solutions were estimated for each item set using maximum likelihood estimation and an oblique Quartimin rotation. Following Hu and Bentler’s (1999) guidelines, model fit was evaluated using multiple indicators. The results presented here focus only on the three-factor models.</w:t>
       </w:r>
     </w:p>
@@ -631,57 +870,86 @@
       <w:pPr>
         <w:spacing w:after="0" w:line="480" w:lineRule="auto"/>
         <w:ind w:firstLine="720"/>
-      </w:pPr>
-      <w:r>
+        <w:rPr>
+          <w:rFonts w:cs="Times New Roman"/>
+        </w:rPr>
+      </w:pPr>
+      <w:r>
+        <w:rPr>
+          <w:rFonts w:cs="Times New Roman"/>
+        </w:rPr>
         <w:t xml:space="preserve">The three-factor model for the ChatGPT-generated items returned the weakest structural evidence (χ²(207) = 347.09, </w:t>
       </w:r>
       <w:r>
         <w:rPr>
+          <w:rFonts w:cs="Times New Roman"/>
           <w:i/>
         </w:rPr>
         <w:t>p</w:t>
       </w:r>
       <w:r>
+        <w:rPr>
+          <w:rFonts w:cs="Times New Roman"/>
+        </w:rPr>
         <w:t xml:space="preserve"> &lt; .001, RMSEA = .084, 90% CI [.068, .099], CFI = .879, TLI = </w:t>
       </w:r>
       <w:r>
+        <w:rPr>
+          <w:rFonts w:cs="Times New Roman"/>
+        </w:rPr>
         <w:lastRenderedPageBreak/>
         <w:t>.838, and SRMR = .053). Factors 1 and 2 were significantly correlated (</w:t>
       </w:r>
       <w:r>
         <w:rPr>
+          <w:rFonts w:cs="Times New Roman"/>
           <w:i/>
         </w:rPr>
         <w:t>r</w:t>
       </w:r>
       <w:r>
+        <w:rPr>
+          <w:rFonts w:cs="Times New Roman"/>
+        </w:rPr>
         <w:t xml:space="preserve"> = .48, </w:t>
       </w:r>
       <w:r>
         <w:rPr>
+          <w:rFonts w:cs="Times New Roman"/>
           <w:i/>
         </w:rPr>
         <w:t>p</w:t>
       </w:r>
       <w:r>
+        <w:rPr>
+          <w:rFonts w:cs="Times New Roman"/>
+        </w:rPr>
         <w:t xml:space="preserve"> &lt; .05), while Factor 3 did not have a significant correlation with Factor 1 (</w:t>
       </w:r>
       <w:r>
         <w:rPr>
+          <w:rFonts w:cs="Times New Roman"/>
           <w:i/>
         </w:rPr>
         <w:t>r</w:t>
       </w:r>
       <w:r>
+        <w:rPr>
+          <w:rFonts w:cs="Times New Roman"/>
+        </w:rPr>
         <w:t xml:space="preserve"> = −.03) or Factor 2 (</w:t>
       </w:r>
       <w:r>
         <w:rPr>
+          <w:rFonts w:cs="Times New Roman"/>
           <w:i/>
         </w:rPr>
         <w:t>r</w:t>
       </w:r>
       <w:r>
+        <w:rPr>
+          <w:rFonts w:cs="Times New Roman"/>
+        </w:rPr>
         <w:t xml:space="preserve"> = −.15). Visual representation of loadings is presented in Figure 1.</w:t>
       </w:r>
     </w:p>
@@ -689,26 +957,40 @@
       <w:pPr>
         <w:spacing w:after="0" w:line="480" w:lineRule="auto"/>
         <w:ind w:firstLine="720"/>
-      </w:pPr>
-      <w:r>
+        <w:rPr>
+          <w:rFonts w:cs="Times New Roman"/>
+        </w:rPr>
+      </w:pPr>
+      <w:r>
+        <w:rPr>
+          <w:rFonts w:cs="Times New Roman"/>
+        </w:rPr>
         <w:t xml:space="preserve">The three-factor solution for the SME-generated items demonstrated the strongest overall model fit of the three item-generation approaches, χ²(150) = 183.17, </w:t>
       </w:r>
       <w:r>
         <w:rPr>
+          <w:rFonts w:cs="Times New Roman"/>
           <w:i/>
         </w:rPr>
         <w:t>p</w:t>
       </w:r>
       <w:r>
+        <w:rPr>
+          <w:rFonts w:cs="Times New Roman"/>
+        </w:rPr>
         <w:t xml:space="preserve"> = .034, RMSEA = .048, 90% CI [.015, .071], CFI = .962, TLI = .947, and SRMR = .050. All three factors were significantly correlated at the 5% level threshold (</w:t>
       </w:r>
       <w:r>
         <w:rPr>
+          <w:rFonts w:cs="Times New Roman"/>
           <w:i/>
         </w:rPr>
         <w:t>p</w:t>
       </w:r>
       <w:r>
+        <w:rPr>
+          <w:rFonts w:cs="Times New Roman"/>
+        </w:rPr>
         <w:t xml:space="preserve"> &lt; .05). Factor 1 correlated .44 with Factor 2 and .64 with Factor 3, while Factors 2 and 3 correlated .46. Overall, the three-factor model provided strong fit, although, like the AI-GENIE items, loadings did not create three distinct item groupings (see Figure 2).</w:t>
       </w:r>
     </w:p>
@@ -716,53 +998,79 @@
       <w:pPr>
         <w:spacing w:after="0" w:line="480" w:lineRule="auto"/>
         <w:ind w:firstLine="720"/>
-      </w:pPr>
-      <w:r>
+        <w:rPr>
+          <w:rFonts w:cs="Times New Roman"/>
+        </w:rPr>
+      </w:pPr>
+      <w:r>
+        <w:rPr>
+          <w:rFonts w:cs="Times New Roman"/>
+        </w:rPr>
         <w:t xml:space="preserve">The AI-GENIE-generated items demonstrated fair fit to the three-factor solution, χ²(150) = 207.64, </w:t>
       </w:r>
       <w:r>
         <w:rPr>
+          <w:rFonts w:cs="Times New Roman"/>
           <w:i/>
         </w:rPr>
         <w:t>p</w:t>
       </w:r>
       <w:r>
+        <w:rPr>
+          <w:rFonts w:cs="Times New Roman"/>
+        </w:rPr>
         <w:t xml:space="preserve"> = .001, RMSEA = .064, 90% CI [.041, .084], CFI = .960, TLI = .944, and SRMR = .036. Item loading patterns provided partial support, with several non-hypothesized associations and substantive cross-loadings (see Figure 3 for a visual representation). Factors 1 and 2 exhibited a significant correlation (</w:t>
       </w:r>
       <w:r>
         <w:rPr>
+          <w:rFonts w:cs="Times New Roman"/>
           <w:i/>
         </w:rPr>
         <w:t>r</w:t>
       </w:r>
       <w:r>
+        <w:rPr>
+          <w:rFonts w:cs="Times New Roman"/>
+        </w:rPr>
         <w:t xml:space="preserve"> = .76, </w:t>
       </w:r>
       <w:r>
         <w:rPr>
+          <w:rFonts w:cs="Times New Roman"/>
           <w:i/>
         </w:rPr>
         <w:t>p</w:t>
       </w:r>
       <w:r>
+        <w:rPr>
+          <w:rFonts w:cs="Times New Roman"/>
+        </w:rPr>
         <w:t xml:space="preserve"> &lt; .05), whereas the correlations of Factor 3 with Factors 1 (</w:t>
       </w:r>
       <w:r>
         <w:rPr>
+          <w:rFonts w:cs="Times New Roman"/>
           <w:i/>
         </w:rPr>
         <w:t>r</w:t>
       </w:r>
       <w:r>
+        <w:rPr>
+          <w:rFonts w:cs="Times New Roman"/>
+        </w:rPr>
         <w:t xml:space="preserve"> = .30) and 2 (</w:t>
       </w:r>
       <w:r>
         <w:rPr>
+          <w:rFonts w:cs="Times New Roman"/>
           <w:i/>
         </w:rPr>
         <w:t>r</w:t>
       </w:r>
       <w:r>
+        <w:rPr>
+          <w:rFonts w:cs="Times New Roman"/>
+        </w:rPr>
         <w:t xml:space="preserve"> = .29) did not approach statistical significance. Overall, the three-factor model demonstrated relatively good fit, the loading pattern suggests two somewhat clear factors with item cross-loadings and an ambiguous third factor.</w:t>
       </w:r>
     </w:p>
@@ -770,20 +1078,33 @@
       <w:pPr>
         <w:spacing w:after="0" w:line="480" w:lineRule="auto"/>
         <w:ind w:firstLine="720"/>
-      </w:pPr>
-      <w:r>
+        <w:rPr>
+          <w:rFonts w:cs="Times New Roman"/>
+        </w:rPr>
+      </w:pPr>
+      <w:r>
+        <w:rPr>
+          <w:rFonts w:cs="Times New Roman"/>
+        </w:rPr>
         <w:t xml:space="preserve">Taken together, these results point toward the ChatGPT-generated items as exhibiting the weakest traditional (empirical) evidence, with the observed structure largely not conforming to the theoretical associations. Additionally, the ChatGPT-generated items demonstrated worse model fit than the corresponding SME and AI-GENIE item sets, although </w:t>
       </w:r>
       <w:r>
         <w:rPr>
+          <w:rFonts w:cs="Times New Roman"/>
           <w:i/>
         </w:rPr>
         <w:t>none</w:t>
       </w:r>
       <w:r>
+        <w:rPr>
+          <w:rFonts w:cs="Times New Roman"/>
+        </w:rPr>
         <w:t xml:space="preserve"> of the approaches satisfactorily converged on hypothesized associations (e.g., all extracted solutions exhibited a </w:t>
       </w:r>
       <w:r>
+        <w:rPr>
+          <w:rFonts w:cs="Times New Roman"/>
+        </w:rPr>
         <w:lastRenderedPageBreak/>
         <w:t>greater-than-desired number of cross-loadings and/or non-hypothesized item-dimension associations).</w:t>
       </w:r>
@@ -792,9 +1113,13 @@
       <w:pPr>
         <w:keepNext/>
         <w:spacing w:after="0" w:line="480" w:lineRule="auto"/>
-      </w:pPr>
-      <w:r>
-        <w:rPr>
+        <w:rPr>
+          <w:rFonts w:cs="Times New Roman"/>
+        </w:rPr>
+      </w:pPr>
+      <w:r>
+        <w:rPr>
+          <w:rFonts w:cs="Times New Roman"/>
           <w:b/>
         </w:rPr>
         <w:t>Network Psychometric Analyses</w:t>
@@ -802,20 +1127,215 @@
     </w:p>
     <w:p>
       <w:pPr>
-        <w:spacing w:after="0" w:line="480" w:lineRule="auto"/>
-        <w:ind w:firstLine="720"/>
-      </w:pPr>
-      <w:r>
-        <w:t>Network Psychometrics has provided not merely a newer philosophical lens on psychological measurement, but it has also introduced novel empirical procedures (Borsboom, 2022; Borsboom &amp; Cramer, 2013; Epskamp et al., 2018). Exploratory graph analysis (EGA) is a procedure that, similar to traditional factor analysis, is aimed at discovering how items on a psychological measure group together. Each item is treated as a node, and the strength of the unique association between items (after accounting for all other items) is shown as an edge; items that remain strongly linked tend to form clusters. A community-detection algorithm then identifies those clusters, which are interpreted as the dimensions or factors of the construct. An EGA plot therefore shows both the estimated structure and the item membership of each dimension in one figure.</w:t>
+        <w:pStyle w:val="FirstParagraph"/>
+        <w:rPr>
+          <w:rFonts w:ascii="Times New Roman" w:hAnsi="Times New Roman" w:cs="Times New Roman"/>
+        </w:rPr>
+      </w:pPr>
+      <w:r>
+        <w:rPr>
+          <w:rFonts w:ascii="Times New Roman" w:hAnsi="Times New Roman" w:cs="Times New Roman"/>
+        </w:rPr>
+        <w:t>Network Psychometrics has provided not merely a newer philosophical lens on psychological measurement, but it has also introduced novel empirical procedures (</w:t>
+      </w:r>
+      <w:hyperlink w:anchor="ref-borsboom2022possible">
+        <w:r>
+          <w:rPr>
+            <w:rStyle w:val="Hyperlink"/>
+            <w:rFonts w:ascii="Times New Roman" w:hAnsi="Times New Roman" w:cs="Times New Roman"/>
+          </w:rPr>
+          <w:t>Borsboom, 2022</w:t>
+        </w:r>
+      </w:hyperlink>
+      <w:r>
+        <w:rPr>
+          <w:rFonts w:ascii="Times New Roman" w:hAnsi="Times New Roman" w:cs="Times New Roman"/>
+        </w:rPr>
+        <w:t xml:space="preserve">; </w:t>
+      </w:r>
+      <w:hyperlink w:anchor="ref-borsboom2013network">
+        <w:r>
+          <w:rPr>
+            <w:rStyle w:val="Hyperlink"/>
+            <w:rFonts w:ascii="Times New Roman" w:hAnsi="Times New Roman" w:cs="Times New Roman"/>
+          </w:rPr>
+          <w:t>Borsboom &amp; Cramer, 2013</w:t>
+        </w:r>
+      </w:hyperlink>
+      <w:r>
+        <w:rPr>
+          <w:rFonts w:ascii="Times New Roman" w:hAnsi="Times New Roman" w:cs="Times New Roman"/>
+        </w:rPr>
+        <w:t xml:space="preserve">; </w:t>
+      </w:r>
+      <w:hyperlink w:anchor="ref-epskamp2018network">
+        <w:proofErr w:type="spellStart"/>
+        <w:r>
+          <w:rPr>
+            <w:rStyle w:val="Hyperlink"/>
+            <w:rFonts w:ascii="Times New Roman" w:hAnsi="Times New Roman" w:cs="Times New Roman"/>
+          </w:rPr>
+          <w:t>Epskamp</w:t>
+        </w:r>
+        <w:proofErr w:type="spellEnd"/>
+        <w:r>
+          <w:rPr>
+            <w:rStyle w:val="Hyperlink"/>
+            <w:rFonts w:ascii="Times New Roman" w:hAnsi="Times New Roman" w:cs="Times New Roman"/>
+          </w:rPr>
+          <w:t xml:space="preserve"> et al., 2018</w:t>
+        </w:r>
+      </w:hyperlink>
+      <w:r>
+        <w:rPr>
+          <w:rFonts w:ascii="Times New Roman" w:hAnsi="Times New Roman" w:cs="Times New Roman"/>
+        </w:rPr>
+        <w:t xml:space="preserve">). Exploratory graph analysis (EGA) is a procedure that, </w:t>
+      </w:r>
+      <w:proofErr w:type="gramStart"/>
+      <w:r>
+        <w:rPr>
+          <w:rFonts w:ascii="Times New Roman" w:hAnsi="Times New Roman" w:cs="Times New Roman"/>
+        </w:rPr>
+        <w:t>similar to</w:t>
+      </w:r>
+      <w:proofErr w:type="gramEnd"/>
+      <w:r>
+        <w:rPr>
+          <w:rFonts w:ascii="Times New Roman" w:hAnsi="Times New Roman" w:cs="Times New Roman"/>
+        </w:rPr>
+        <w:t xml:space="preserve"> traditional factor analysis, is aimed at discovering how items on a psychological measure group together. Each item is treated as a node, and the strength of the unique association between items (after accounting for all other items) is shown as an edge; items that remain strongly linked tend to form clusters. A community-detection algorithm then identifies those clusters, which are interpreted as the dimensions or factors of the construct. An EGA plot therefore shows both the estimated structure and the item membership of each dimension in one figure.</w:t>
       </w:r>
     </w:p>
     <w:p>
       <w:pPr>
-        <w:spacing w:after="0" w:line="480" w:lineRule="auto"/>
+        <w:pStyle w:val="BodyText"/>
+        <w:spacing w:line="480" w:lineRule="auto"/>
         <w:ind w:firstLine="720"/>
-      </w:pPr>
-      <w:r>
-        <w:t>Exploratory Graph Analyses do not specify factors in advance. Instead they estimate a network directly among items via semantic association, and the results of these are presented in Figures 4, 5, and 6. Each line is a regularized partial correlation (EBICglasso), meaning the relationship between two items after controlling for all the other items. Thicker lines are stronger associations, and the line colour shows whether the association is positive or negative. Weak relationships are shrunk to zero and dropped. The Walktrap algorithm then detects communities: groups of items that are more tightly connected to each other than to the rest of the network. Unlike in the EFA plots, the node colours here mark these empirically detected communities, not the intended subscales. The number of communities is the EGA estimate of the dimensionality of each item set.</w:t>
+        <w:rPr>
+          <w:rFonts w:cs="Times New Roman"/>
+        </w:rPr>
+      </w:pPr>
+      <w:r>
+        <w:rPr>
+          <w:rFonts w:cs="Times New Roman"/>
+        </w:rPr>
+        <w:t xml:space="preserve">Exploratory Graph Analyses do not specify factors in advance. </w:t>
+      </w:r>
+      <w:proofErr w:type="gramStart"/>
+      <w:r>
+        <w:rPr>
+          <w:rFonts w:cs="Times New Roman"/>
+        </w:rPr>
+        <w:t>Instead</w:t>
+      </w:r>
+      <w:proofErr w:type="gramEnd"/>
+      <w:r>
+        <w:rPr>
+          <w:rFonts w:cs="Times New Roman"/>
+        </w:rPr>
+        <w:t xml:space="preserve"> they estimate a network directly among items via semantic association, and the results of these are presented in </w:t>
+      </w:r>
+      <w:hyperlink w:anchor="fig-ega-gpt">
+        <w:r>
+          <w:rPr>
+            <w:rStyle w:val="Hyperlink"/>
+            <w:rFonts w:cs="Times New Roman"/>
+          </w:rPr>
+          <w:t>Figure 4</w:t>
+        </w:r>
+      </w:hyperlink>
+      <w:r>
+        <w:rPr>
+          <w:rFonts w:cs="Times New Roman"/>
+        </w:rPr>
+        <w:t xml:space="preserve">, </w:t>
+      </w:r>
+      <w:hyperlink w:anchor="fig-ega-sme">
+        <w:r>
+          <w:rPr>
+            <w:rStyle w:val="Hyperlink"/>
+            <w:rFonts w:cs="Times New Roman"/>
+          </w:rPr>
+          <w:t>Figure 5</w:t>
+        </w:r>
+      </w:hyperlink>
+      <w:r>
+        <w:rPr>
+          <w:rFonts w:cs="Times New Roman"/>
+        </w:rPr>
+        <w:t xml:space="preserve">, and </w:t>
+      </w:r>
+      <w:hyperlink w:anchor="fig-ega-genie">
+        <w:r>
+          <w:rPr>
+            <w:rStyle w:val="Hyperlink"/>
+            <w:rFonts w:cs="Times New Roman"/>
+          </w:rPr>
+          <w:t>Figure 6</w:t>
+        </w:r>
+      </w:hyperlink>
+      <w:r>
+        <w:rPr>
+          <w:rFonts w:cs="Times New Roman"/>
+        </w:rPr>
+        <w:t>. Each line is a regularized partial correlation (</w:t>
+      </w:r>
+      <w:proofErr w:type="spellStart"/>
+      <w:r>
+        <w:rPr>
+          <w:rFonts w:cs="Times New Roman"/>
+        </w:rPr>
+        <w:t>EBICglasso</w:t>
+      </w:r>
+      <w:proofErr w:type="spellEnd"/>
+      <w:r>
+        <w:rPr>
+          <w:rFonts w:cs="Times New Roman"/>
+        </w:rPr>
+        <w:t xml:space="preserve">; the relationship between two items after </w:t>
+      </w:r>
+      <w:proofErr w:type="gramStart"/>
+      <w:r>
+        <w:rPr>
+          <w:rFonts w:cs="Times New Roman"/>
+        </w:rPr>
+        <w:t>controlling for</w:t>
+      </w:r>
+      <w:proofErr w:type="gramEnd"/>
+      <w:r>
+        <w:rPr>
+          <w:rFonts w:cs="Times New Roman"/>
+        </w:rPr>
+        <w:t xml:space="preserve"> all other items). Thicker lines are stronger associations, and the line color reflects whether the association is positive or negative. Weak relationships are </w:t>
+      </w:r>
+      <w:proofErr w:type="gramStart"/>
+      <w:r>
+        <w:rPr>
+          <w:rFonts w:cs="Times New Roman"/>
+        </w:rPr>
+        <w:t>assigned</w:t>
+      </w:r>
+      <w:proofErr w:type="gramEnd"/>
+      <w:r>
+        <w:rPr>
+          <w:rFonts w:cs="Times New Roman"/>
+        </w:rPr>
+        <w:t xml:space="preserve"> a value of zero and dropped. The </w:t>
+      </w:r>
+      <w:proofErr w:type="spellStart"/>
+      <w:r>
+        <w:rPr>
+          <w:rFonts w:cs="Times New Roman"/>
+        </w:rPr>
+        <w:t>Walktrap</w:t>
+      </w:r>
+      <w:proofErr w:type="spellEnd"/>
+      <w:r>
+        <w:rPr>
+          <w:rFonts w:cs="Times New Roman"/>
+        </w:rPr>
+        <w:t xml:space="preserve"> algorithm then detects communities: groups of items that are more tightly connected to each other than to the rest of the network. Unlike the EFA plots, the node colors here mark these semantically detected communities, not the intended subscales. The number of communities is the EGA estimate of the dimensionality of each item set.</w:t>
       </w:r>
     </w:p>
     <w:p>
@@ -823,9 +1343,13 @@
         <w:keepNext/>
         <w:spacing w:after="0" w:line="480" w:lineRule="auto"/>
         <w:jc w:val="center"/>
-      </w:pPr>
-      <w:r>
-        <w:rPr>
+        <w:rPr>
+          <w:rFonts w:cs="Times New Roman"/>
+        </w:rPr>
+      </w:pPr>
+      <w:r>
+        <w:rPr>
+          <w:rFonts w:cs="Times New Roman"/>
           <w:b/>
         </w:rPr>
         <w:lastRenderedPageBreak/>
@@ -835,52 +1359,72 @@
     <w:p>
       <w:pPr>
         <w:pStyle w:val="FirstParagraph"/>
-      </w:pPr>
-      <w:r>
+        <w:rPr>
+          <w:rFonts w:ascii="Times New Roman" w:hAnsi="Times New Roman" w:cs="Times New Roman"/>
+        </w:rPr>
+      </w:pPr>
+      <w:r>
+        <w:rPr>
+          <w:rFonts w:ascii="Times New Roman" w:hAnsi="Times New Roman" w:cs="Times New Roman"/>
+        </w:rPr>
         <w:t xml:space="preserve">The purpose of this study was twofold: 1) to create a measure of AI adopter </w:t>
       </w:r>
       <w:r>
         <w:rPr>
+          <w:rFonts w:ascii="Times New Roman" w:hAnsi="Times New Roman" w:cs="Times New Roman"/>
           <w:i/>
           <w:iCs/>
         </w:rPr>
         <w:t>type</w:t>
       </w:r>
       <w:r>
+        <w:rPr>
+          <w:rFonts w:ascii="Times New Roman" w:hAnsi="Times New Roman" w:cs="Times New Roman"/>
+        </w:rPr>
         <w:t xml:space="preserve"> consistent with the Callari and </w:t>
       </w:r>
       <w:proofErr w:type="spellStart"/>
       <w:r>
+        <w:rPr>
+          <w:rFonts w:ascii="Times New Roman" w:hAnsi="Times New Roman" w:cs="Times New Roman"/>
+        </w:rPr>
         <w:t>Puppione</w:t>
       </w:r>
       <w:proofErr w:type="spellEnd"/>
       <w:r>
+        <w:rPr>
+          <w:rFonts w:ascii="Times New Roman" w:hAnsi="Times New Roman" w:cs="Times New Roman"/>
+        </w:rPr>
         <w:t xml:space="preserve"> (</w:t>
       </w:r>
       <w:hyperlink w:anchor="ref-callari2025meaningful">
         <w:r>
           <w:rPr>
             <w:rStyle w:val="Hyperlink"/>
+            <w:rFonts w:ascii="Times New Roman" w:hAnsi="Times New Roman" w:cs="Times New Roman"/>
           </w:rPr>
           <w:t>2025</w:t>
         </w:r>
       </w:hyperlink>
       <w:r>
-        <w:t>) trichotomy, and 2) to compare approaches to developing items, both at the item development stage (3 methods) and also at the structural evaluation stage (traditional and network psychometric analyses). The first research question asked whether one instrument development procedure (ChatGPT, AI–GENIE, or SMEs) yi</w:t>
-      </w:r>
-      <w:r>
-        <w:t>e</w:t>
-      </w:r>
-      <w:r>
-        <w:t>lds a more coherent structure than others. The second research question asked whether a combination of traditional and contemporary analyses provides a richer understanding of scale structure than does either approach alone.</w:t>
+        <w:rPr>
+          <w:rFonts w:ascii="Times New Roman" w:hAnsi="Times New Roman" w:cs="Times New Roman"/>
+        </w:rPr>
+        <w:t>) trichotomy, and 2) to compare approaches to developing items, both at the item development stage (3 methods) and also at the structural evaluation stage (traditional and network psychometric analyses). The first question asked whether one instrument development procedure (ChatGPT, AI–GENIE, or SMEs) yields a more coherent structure than others. The second question asked whether a combination of traditional and contemporary analyses provides a richer understanding of scale structure than does either approach alone.</w:t>
       </w:r>
     </w:p>
     <w:p>
       <w:pPr>
         <w:spacing w:after="0" w:line="480" w:lineRule="auto"/>
         <w:ind w:firstLine="720"/>
-      </w:pPr>
-      <w:r>
+        <w:rPr>
+          <w:rFonts w:cs="Times New Roman"/>
+        </w:rPr>
+      </w:pPr>
+      <w:r>
+        <w:rPr>
+          <w:rFonts w:cs="Times New Roman"/>
+        </w:rPr>
         <w:t>First, all three procedures did result in a measure of AI adopter type. The results of the traditional analyses suggest that the SME-generated items demonstrated the best fit, followed by AI-GENIE and then ChatGPT. However, items did not load cleanly as expected within dimensions. The semantic exploratory graph analyses help resolve this pattern when viewed alongside the EFA visuals. Across item sets, the Efficiency Seeking items were the most distinct, forming communities composed mostly of Efficiency Seeking items in all three networks (e.g., all eight ChatGPT Efficiency Seeking items fell into a single community). In contrast, Pragmatic Integrator and Collaborative Optimiser items loaded together on a shared factor in all three EFAs and frequently shared EGA communities (e.g., the largest SME community combined six Pragmatic Integrator and four Collaborative Optimiser items). Only the AI-GENIE network separated most Collaborative Optimiser items from most Pragmatic Integrator items. Thus, with respect to Research Question 1, the SME items yielded the best-fitting structure, but no procedure produced three cleanly separated types.</w:t>
       </w:r>
     </w:p>
@@ -888,8 +1432,14 @@
       <w:pPr>
         <w:spacing w:after="0" w:line="480" w:lineRule="auto"/>
         <w:ind w:firstLine="720"/>
-      </w:pPr>
-      <w:r>
+        <w:rPr>
+          <w:rFonts w:cs="Times New Roman"/>
+        </w:rPr>
+      </w:pPr>
+      <w:r>
+        <w:rPr>
+          <w:rFonts w:cs="Times New Roman"/>
+        </w:rPr>
         <w:lastRenderedPageBreak/>
         <w:t>One interpretation of this pattern is that the three ideal types may not represent three dimensions, but rather three different levels of AI comfort: introductory, intermediate, and expert. If AI adoption is a matter of degree rather than type, then measures derived from three different methodologies may reasonably be expected to not differentiate greatly, as reflected in the strong correlations among the Pragmatic Integrator and Collaborative Optimiser scales (.71 to .86; Table 1), and to result in muddled structures when a three-factor solution is imposed on the data (as in the EFAs).</w:t>
       </w:r>
@@ -898,9 +1448,13 @@
       <w:pPr>
         <w:keepNext/>
         <w:spacing w:after="0" w:line="480" w:lineRule="auto"/>
-      </w:pPr>
-      <w:r>
-        <w:rPr>
+        <w:rPr>
+          <w:rFonts w:cs="Times New Roman"/>
+        </w:rPr>
+      </w:pPr>
+      <w:r>
+        <w:rPr>
+          <w:rFonts w:cs="Times New Roman"/>
           <w:b/>
         </w:rPr>
         <w:t>Implications</w:t>
@@ -910,71 +1464,98 @@
       <w:pPr>
         <w:spacing w:after="0" w:line="480" w:lineRule="auto"/>
         <w:ind w:firstLine="720"/>
-      </w:pPr>
-      <w:r>
+        <w:rPr>
+          <w:rFonts w:cs="Times New Roman"/>
+        </w:rPr>
+      </w:pPr>
+      <w:r>
+        <w:rPr>
+          <w:rFonts w:cs="Times New Roman"/>
+        </w:rPr>
         <w:t>One of the theoretical contributions we make is to explore the ways AI is being used at present. Callari and Puppione (2025) presented three ideal types of AI users that we based our quantitative scale creation on.</w:t>
       </w:r>
       <w:r>
-        <w:t xml:space="preserve"> </w:t>
-      </w:r>
-      <w:r>
-        <w:t xml:space="preserve">The somewhat unusual EFA representations (e.g., </w:t>
+        <w:rPr>
+          <w:rFonts w:cs="Times New Roman"/>
+        </w:rPr>
+        <w:t xml:space="preserve"> The somewhat unusual EFA representations (e.g., </w:t>
       </w:r>
       <w:hyperlink w:anchor="fig-net-gpt">
         <w:r>
           <w:rPr>
             <w:rStyle w:val="Hyperlink"/>
+            <w:rFonts w:cs="Times New Roman"/>
           </w:rPr>
           <w:t>Figure 1</w:t>
         </w:r>
       </w:hyperlink>
       <w:r>
+        <w:rPr>
+          <w:rFonts w:cs="Times New Roman"/>
+        </w:rPr>
         <w:t xml:space="preserve">) were specified </w:t>
       </w:r>
       <w:proofErr w:type="gramStart"/>
       <w:r>
+        <w:rPr>
+          <w:rFonts w:cs="Times New Roman"/>
+        </w:rPr>
         <w:t>in an attempt to</w:t>
       </w:r>
       <w:proofErr w:type="gramEnd"/>
       <w:r>
-        <w:t xml:space="preserve"> accommodate both </w:t>
-      </w:r>
-      <w:r>
-        <w:t xml:space="preserve">analytical </w:t>
-      </w:r>
-      <w:r>
-        <w:t xml:space="preserve">approaches, such that EFA associations could be digested in a similar manner to EGA relationships. Conferring with these visuals, as well as one–factor solutions (not presented in this current paper) led that authors to consider the possibility that the Callari and </w:t>
+        <w:rPr>
+          <w:rFonts w:cs="Times New Roman"/>
+        </w:rPr>
+        <w:t xml:space="preserve"> accommodate both analytical approaches, such that EFA associations could be digested in a similar manner to EGA. Conferring with these visuals, as well as one–factor solutions (not presented in this current paper) led that authors to consider the possibility that the Callari and </w:t>
       </w:r>
       <w:proofErr w:type="spellStart"/>
       <w:r>
+        <w:rPr>
+          <w:rFonts w:cs="Times New Roman"/>
+        </w:rPr>
         <w:t>Puppione</w:t>
       </w:r>
       <w:proofErr w:type="spellEnd"/>
       <w:r>
+        <w:rPr>
+          <w:rFonts w:cs="Times New Roman"/>
+        </w:rPr>
         <w:t xml:space="preserve"> (</w:t>
       </w:r>
       <w:hyperlink w:anchor="ref-callari2025meaningful">
         <w:r>
           <w:rPr>
             <w:rStyle w:val="Hyperlink"/>
+            <w:rFonts w:cs="Times New Roman"/>
           </w:rPr>
           <w:t>2025</w:t>
         </w:r>
       </w:hyperlink>
       <w:r>
+        <w:rPr>
+          <w:rFonts w:cs="Times New Roman"/>
+        </w:rPr>
         <w:t xml:space="preserve">) </w:t>
       </w:r>
       <w:r>
         <w:rPr>
+          <w:rFonts w:cs="Times New Roman"/>
           <w:i/>
           <w:iCs/>
         </w:rPr>
         <w:t>typology</w:t>
       </w:r>
       <w:r>
+        <w:rPr>
+          <w:rFonts w:cs="Times New Roman"/>
+        </w:rPr>
         <w:t xml:space="preserve"> may not be the best representation of AI adopter variability</w:t>
       </w:r>
       <w:r>
+        <w:rPr>
+          <w:rFonts w:cs="Times New Roman"/>
+        </w:rPr>
         <w:t>, but rather, we can conceptualize AI use on a continuum of expertise, whereby greater levels of expertise are evidenced by a higher degree of AI collaboration. This construct may therefore benefit from further theoretical specification before additional psychometric refinement. Practically, a measure ordered by degree might serve as a diagnostic of employee readiness for AI adoption and integration. Methodologically, and relevant to Research Question 2, the two analytic lenses were complementary: EFA fit indices ranked the item sets, whereas EGA communities revealed which items clustered together and where the intended types converged.</w:t>
       </w:r>
     </w:p>
@@ -982,9 +1563,13 @@
       <w:pPr>
         <w:keepNext/>
         <w:spacing w:after="0" w:line="480" w:lineRule="auto"/>
-      </w:pPr>
-      <w:r>
-        <w:rPr>
+        <w:rPr>
+          <w:rFonts w:cs="Times New Roman"/>
+        </w:rPr>
+      </w:pPr>
+      <w:r>
+        <w:rPr>
+          <w:rFonts w:cs="Times New Roman"/>
           <w:b/>
         </w:rPr>
         <w:lastRenderedPageBreak/>
@@ -995,8 +1580,14 @@
       <w:pPr>
         <w:spacing w:after="0" w:line="480" w:lineRule="auto"/>
         <w:ind w:firstLine="720"/>
-      </w:pPr>
-      <w:r>
+        <w:rPr>
+          <w:rFonts w:cs="Times New Roman"/>
+        </w:rPr>
+      </w:pPr>
+      <w:r>
+        <w:rPr>
+          <w:rFonts w:cs="Times New Roman"/>
+        </w:rPr>
         <w:t>We note a number of limitations that future study/comparisons would benefit from. First, for this SIOP submission, we present a modest sample size. An additional study comparing these three procedures with a larger sample size is warranted. In addition, this first pilot sample was obtained from university students who were asked to keep one context in mind as they responded to the survey. The majority of respondents indicated they had school in mind, whereas a smaller percentage had work in mind. Future research should incorporate full time employees across industries, and account for degree of AI integration within their workplaces. Finally, longitudinal designs are needed to tease apart whether these patterns reflect different types of AI adopters or different stages of AI adoption.</w:t>
       </w:r>
     </w:p>
@@ -1004,9 +1595,13 @@
       <w:pPr>
         <w:keepNext/>
         <w:spacing w:after="0" w:line="480" w:lineRule="auto"/>
-      </w:pPr>
-      <w:r>
-        <w:rPr>
+        <w:rPr>
+          <w:rFonts w:cs="Times New Roman"/>
+        </w:rPr>
+      </w:pPr>
+      <w:r>
+        <w:rPr>
+          <w:rFonts w:cs="Times New Roman"/>
           <w:b/>
         </w:rPr>
         <w:t>Conclusion</w:t>
@@ -1016,17 +1611,27 @@
       <w:pPr>
         <w:spacing w:after="0" w:line="480" w:lineRule="auto"/>
         <w:ind w:firstLine="720"/>
-      </w:pPr>
-      <w:r>
+        <w:rPr>
+          <w:rFonts w:cs="Times New Roman"/>
+        </w:rPr>
+      </w:pPr>
+      <w:r>
+        <w:rPr>
+          <w:rFonts w:cs="Times New Roman"/>
+        </w:rPr>
         <w:t xml:space="preserve">The present findings suggest that the conceptualization of AI adopter type may be better structured as differences of AI adopter </w:t>
       </w:r>
       <w:r>
         <w:rPr>
+          <w:rFonts w:cs="Times New Roman"/>
           <w:i/>
         </w:rPr>
         <w:t>degree</w:t>
       </w:r>
       <w:r>
+        <w:rPr>
+          <w:rFonts w:cs="Times New Roman"/>
+        </w:rPr>
         <w:t xml:space="preserve"> (e.g., novice, intermediate, or expert) than as qualitatively distinct types. In addition, mutual consideration of traditional and newer lenses for scale development provided greater insight into the structure of these item sets than consideration of either approach in isolation would have. As organizations increasingly turn to generative AI to support measurement, comparing AI-facilitated and expert-driven item generation through both lenses offers a useful template for future scale development.</w:t>
       </w:r>
     </w:p>

--- a/AI_JCM_SIOP.docx
+++ b/AI_JCM_SIOP.docx
@@ -44,16 +44,24 @@
     </w:p>
     <w:p>
       <w:pPr>
-        <w:spacing w:after="240" w:line="240" w:lineRule="auto"/>
+        <w:spacing w:after="0" w:line="240" w:lineRule="auto"/>
       </w:pPr>
       <w:r>
-        <w:t>AI-Adopters</w:t>
+        <w:t>Measuring AI-Adopter Types</w:t>
+      </w:r>
+      <w:r>
+        <w:t xml:space="preserve"> </w:t>
       </w:r>
     </w:p>
     <w:p>
       <w:pPr>
         <w:spacing w:after="0" w:line="240" w:lineRule="auto"/>
       </w:pPr>
+    </w:p>
+    <w:p>
+      <w:pPr>
+        <w:spacing w:after="0" w:line="240" w:lineRule="auto"/>
+      </w:pPr>
       <w:r>
         <w:t>ABSTRACT</w:t>
       </w:r>
@@ -79,7 +87,7 @@
         <w:spacing w:after="0" w:line="240" w:lineRule="auto"/>
       </w:pPr>
       <w:r>
-        <w:t>3000</w:t>
+        <w:t>2,991</w:t>
       </w:r>
     </w:p>
     <w:p>
@@ -311,7 +319,7 @@
           <w:rFonts w:cs="Times New Roman"/>
           <w:b/>
         </w:rPr>
-        <w:t>Procedure</w:t>
+        <w:t>Participants</w:t>
       </w:r>
     </w:p>
     <w:p>
@@ -326,40 +334,47 @@
         <w:rPr>
           <w:rFonts w:cs="Times New Roman"/>
         </w:rPr>
-        <w:t xml:space="preserve">After reading a brief description of the online survey purpose and providing consent, students were asked to think of the context where they use AI the most frequently (for example, as a student or as an employee) and to keep that role in mind for the entire survey. Respondents </w:t>
+        <w:t>One hundred twenty-four undergraduate students responded (</w:t>
+      </w:r>
+      <w:r>
+        <w:rPr>
+          <w:rFonts w:cs="Times New Roman"/>
+          <w:i/>
+        </w:rPr>
+        <w:t>M</w:t>
+      </w:r>
+      <w:r>
+        <w:rPr>
+          <w:rFonts w:cs="Times New Roman"/>
+          <w:vertAlign w:val="subscript"/>
+        </w:rPr>
+        <w:t>age</w:t>
+      </w:r>
+      <w:r>
+        <w:rPr>
+          <w:rFonts w:cs="Times New Roman"/>
+        </w:rPr>
+        <w:t xml:space="preserve"> = 21.58, </w:t>
+      </w:r>
+      <w:r>
+        <w:rPr>
+          <w:rFonts w:cs="Times New Roman"/>
+          <w:i/>
+        </w:rPr>
+        <w:t>SD</w:t>
+      </w:r>
+      <w:r>
+        <w:rPr>
+          <w:rFonts w:cs="Times New Roman"/>
+        </w:rPr>
+        <w:t xml:space="preserve"> = 5.61). The students were given the choice of 50 different majors to choose from, with the greatest representation being Psychology at 38.71%, with a second largest group being Construction </w:t>
       </w:r>
       <w:r>
         <w:rPr>
           <w:rFonts w:cs="Times New Roman"/>
         </w:rPr>
         <w:lastRenderedPageBreak/>
-        <w:t>were presented items in fixed ordering (grouped sequentially within item development procedure), followed by a few demographic questions. Responses to all AI-Adopter items were provided along a shared 5-point Likert-type scale ranging from 1 (</w:t>
-      </w:r>
-      <w:r>
-        <w:rPr>
-          <w:rFonts w:cs="Times New Roman"/>
-          <w:i/>
-        </w:rPr>
-        <w:t>Strongly Disagree</w:t>
-      </w:r>
-      <w:r>
-        <w:rPr>
-          <w:rFonts w:cs="Times New Roman"/>
-        </w:rPr>
-        <w:t>) to 5 (</w:t>
-      </w:r>
-      <w:r>
-        <w:rPr>
-          <w:rFonts w:cs="Times New Roman"/>
-          <w:i/>
-        </w:rPr>
-        <w:t>Strongly Agree</w:t>
-      </w:r>
-      <w:r>
-        <w:rPr>
-          <w:rFonts w:cs="Times New Roman"/>
-        </w:rPr>
-        <w:t>). Following the survey, respondents were debriefed and offered course credit for their time.</w:t>
+        <w:t>majors (15.32%). When asked, “Which context did you have in mind as you responded to the statements in this survey?”, 79.03% indicated “school”, 12.9% indicated “work”, and 7.26% stated “other”.</w:t>
       </w:r>
     </w:p>
     <w:p>
@@ -375,7 +390,7 @@
           <w:rFonts w:cs="Times New Roman"/>
           <w:b/>
         </w:rPr>
-        <w:t>Participants</w:t>
+        <w:t>Materials</w:t>
       </w:r>
     </w:p>
     <w:p>
@@ -390,40 +405,119 @@
         <w:rPr>
           <w:rFonts w:cs="Times New Roman"/>
         </w:rPr>
-        <w:t>One hundred twenty-four undergraduate students responded (</w:t>
+        <w:t>Items were generated based on the three themes uncovered by Callari and Puppione (2025) in their qualitative study on the way employees perceive meaningful work in tasks co-generated by Microsoft 365 Copilot. They identified three ideal types, including an Efficiency-Seeking Type (perceives the AI tool as a straightforward task-assistance tool), a Pragmatic Integrator Type (perceives the AI tool as a smarter assistant), and a Collaborative Optimiser Type (perceives the AI tool as an expert-like teammate). Three different methods of item generation were used (and compared) here.</w:t>
+      </w:r>
+    </w:p>
+    <w:p>
+      <w:pPr>
+        <w:spacing w:after="0" w:line="480" w:lineRule="auto"/>
+        <w:ind w:firstLine="720"/>
+        <w:rPr>
+          <w:rFonts w:cs="Times New Roman"/>
+        </w:rPr>
+      </w:pPr>
+      <w:r>
+        <w:rPr>
+          <w:rFonts w:cs="Times New Roman"/>
+          <w:b/>
+        </w:rPr>
+        <w:t>Expert-Generated Items.</w:t>
+      </w:r>
+      <w:r>
+        <w:rPr>
+          <w:rFonts w:cs="Times New Roman"/>
+        </w:rPr>
+        <w:t xml:space="preserve"> Three of the researchers independently generated 6–8 items per dimension. Combined lists of items were discussed by dimension, and the initial list of 57 candidate items was reduced to </w:t>
       </w:r>
       <w:r>
         <w:rPr>
           <w:rFonts w:cs="Times New Roman"/>
           <w:i/>
         </w:rPr>
-        <w:t>M</w:t>
-      </w:r>
-      <w:r>
-        <w:rPr>
-          <w:rFonts w:cs="Times New Roman"/>
-          <w:vertAlign w:val="subscript"/>
-        </w:rPr>
-        <w:t>age</w:t>
-      </w:r>
-      <w:r>
-        <w:rPr>
-          <w:rFonts w:cs="Times New Roman"/>
-        </w:rPr>
-        <w:t xml:space="preserve"> = 21.58, </w:t>
+        <w:t>k</w:t>
+      </w:r>
+      <w:r>
+        <w:rPr>
+          <w:rFonts w:cs="Times New Roman"/>
+        </w:rPr>
+        <w:t xml:space="preserve"> = 18 through consensus evaluation of item clarity and content domain coverage.</w:t>
+      </w:r>
+    </w:p>
+    <w:p>
+      <w:pPr>
+        <w:spacing w:after="0" w:line="480" w:lineRule="auto"/>
+        <w:ind w:firstLine="720"/>
+        <w:rPr>
+          <w:rFonts w:cs="Times New Roman"/>
+        </w:rPr>
+      </w:pPr>
+      <w:r>
+        <w:rPr>
+          <w:rFonts w:cs="Times New Roman"/>
+          <w:b/>
+        </w:rPr>
+        <w:t>ChatGPT-Generated Items.</w:t>
+      </w:r>
+      <w:r>
+        <w:rPr>
+          <w:rFonts w:cs="Times New Roman"/>
+        </w:rPr>
+        <w:t xml:space="preserve"> The following prompt was input into ChatGPT: “I need your help with generating a tentative list of survey items. I am reading the attached paper for the third time. I am interested in the three AI user ideal types and the survey items that could be generated to measure an employee’s propensity toward one type or another.” Eight items were generated per dimension, along with rationale for those item choices (total </w:t>
       </w:r>
       <w:r>
         <w:rPr>
           <w:rFonts w:cs="Times New Roman"/>
           <w:i/>
         </w:rPr>
-        <w:t>SD</w:t>
-      </w:r>
-      <w:r>
-        <w:rPr>
-          <w:rFonts w:cs="Times New Roman"/>
-        </w:rPr>
-        <w:t xml:space="preserve"> = 5.61). The students were given the choice of 50 different majors to choose from, with the greatest representation being Psychology at 38.71%, with a second largest group being Construction majors (15.32%). When asked, “Which context did you have in mind as you responded to the statements in this survey?”, 79.03% indicated “school”, 12.9% indicated “work”, and 7.26% stated “other”.</w:t>
+        <w:t>k</w:t>
+      </w:r>
+      <w:r>
+        <w:rPr>
+          <w:rFonts w:cs="Times New Roman"/>
+        </w:rPr>
+        <w:t xml:space="preserve"> = 24).</w:t>
+      </w:r>
+    </w:p>
+    <w:p>
+      <w:pPr>
+        <w:spacing w:after="0" w:line="480" w:lineRule="auto"/>
+        <w:ind w:firstLine="720"/>
+        <w:rPr>
+          <w:rFonts w:cs="Times New Roman"/>
+        </w:rPr>
+      </w:pPr>
+      <w:r>
+        <w:rPr>
+          <w:rFonts w:cs="Times New Roman"/>
+          <w:b/>
+        </w:rPr>
+        <w:t>AI-GENIE-Generated Items.</w:t>
+      </w:r>
+      <w:r>
+        <w:rPr>
+          <w:rFonts w:cs="Times New Roman"/>
+        </w:rPr>
+        <w:t xml:space="preserve"> AI-GENIE is a tool for automated item development and validation using large language models and network psychometrics (Russell-Lasalandra et al., 2026). The following initial prompt was input, “You are an expert scale developer and </w:t>
+      </w:r>
+      <w:r>
+        <w:rPr>
+          <w:rFonts w:cs="Times New Roman"/>
+        </w:rPr>
+        <w:lastRenderedPageBreak/>
+        <w:t xml:space="preserve">methodologist who writes high quality and succinct (although with a use a 7th grade reading level) items based on the overarching definition of AI Adopter Type as articulated in Callari and Puppione (2025): ‘Three Ideal Types were identified: Ideal Type (1) – the Efficiency-Seeking Type – perceives AI as a straightforward task-assistance tool, Ideal Type (2) – the Pragmatic Integrator Type – views AI as a smarter assistant, and Ideal Type (3) – the Collaborative Optimiser Type – considers AI an expert-like teammate.’” Definitions of all three of the above dimensions, as well as example descriptors were provided as part of the prompt. Thirty items were initially generated. Combined lists of items were discussed by the researchers by dimension, and the most unique and clearly-written items were retained for the survey (total </w:t>
+      </w:r>
+      <w:r>
+        <w:rPr>
+          <w:rFonts w:cs="Times New Roman"/>
+          <w:i/>
+        </w:rPr>
+        <w:t>k</w:t>
+      </w:r>
+      <w:r>
+        <w:rPr>
+          <w:rFonts w:cs="Times New Roman"/>
+        </w:rPr>
+        <w:t xml:space="preserve"> = 21). All study items, prompts, and materials are available on a publicly accessible repository [hidden for blind review].</w:t>
       </w:r>
     </w:p>
     <w:p>
@@ -439,7 +533,7 @@
           <w:rFonts w:cs="Times New Roman"/>
           <w:b/>
         </w:rPr>
-        <w:t>Materials</w:t>
+        <w:t>Procedure</w:t>
       </w:r>
     </w:p>
     <w:p>
@@ -454,7 +548,66 @@
         <w:rPr>
           <w:rFonts w:cs="Times New Roman"/>
         </w:rPr>
-        <w:t>Items were generated based on the three themes uncovered by Callari and Puppione (2025) in their qualitative study on the way employees perceive meaningful work in tasks co-generated by Microsoft 365 Copilot. They identified three ideal types, including an Efficiency-Seeking Type (perceives the AI tool as a straightforward task-assistance tool), a Pragmatic Integrator Type (perceives the AI tool as a smarter assistant), and a Collaborative Optimiser Type (perceives the AI tool as an expert-like teammate). Three different methods of item generation were used (and compared) here.</w:t>
+        <w:t>After reading a brief description of the online survey purpose and providing consent, students were asked to think of the context where they use AI the most frequently (for example, as a student or as an employee) and to keep that role in mind for the entire survey. Respondents were presented items in fixed ordering (grouped sequentially within item development procedure), followed by a few demographic questions. Responses to all AI-Adopter items were provided along a shared 5-point Likert-type scale ranging from 1 (</w:t>
+      </w:r>
+      <w:r>
+        <w:rPr>
+          <w:rFonts w:cs="Times New Roman"/>
+          <w:i/>
+        </w:rPr>
+        <w:t>Strongly Disagree</w:t>
+      </w:r>
+      <w:r>
+        <w:rPr>
+          <w:rFonts w:cs="Times New Roman"/>
+        </w:rPr>
+        <w:t>) to 5 (</w:t>
+      </w:r>
+      <w:r>
+        <w:rPr>
+          <w:rFonts w:cs="Times New Roman"/>
+          <w:i/>
+        </w:rPr>
+        <w:t>Strongly Agree</w:t>
+      </w:r>
+      <w:r>
+        <w:rPr>
+          <w:rFonts w:cs="Times New Roman"/>
+        </w:rPr>
+        <w:t>). Following the survey, respondents were debriefed and offered course credit for their time.</w:t>
+      </w:r>
+    </w:p>
+    <w:p>
+      <w:pPr>
+        <w:spacing w:after="0" w:line="480" w:lineRule="auto"/>
+        <w:jc w:val="center"/>
+        <w:rPr>
+          <w:rFonts w:cs="Times New Roman"/>
+        </w:rPr>
+      </w:pPr>
+      <w:r>
+        <w:rPr>
+          <w:rFonts w:cs="Times New Roman"/>
+          <w:b/>
+        </w:rPr>
+        <w:t>Results</w:t>
+      </w:r>
+    </w:p>
+    <w:p>
+      <w:pPr>
+        <w:keepNext/>
+        <w:spacing w:after="0" w:line="480" w:lineRule="auto"/>
+        <w:rPr>
+          <w:rFonts w:cs="Times New Roman"/>
+        </w:rPr>
+      </w:pPr>
+      <w:r>
+        <w:rPr>
+          <w:rFonts w:cs="Times New Roman"/>
+          <w:b/>
+        </w:rPr>
+        <w:lastRenderedPageBreak/>
+        <w:t>Traditional Analyses</w:t>
       </w:r>
     </w:p>
     <w:p>
@@ -468,35 +621,166 @@
       <w:r>
         <w:rPr>
           <w:rFonts w:cs="Times New Roman"/>
-          <w:b/>
-        </w:rPr>
-        <w:t>Expert-Generated Items.</w:t>
-      </w:r>
-      <w:r>
-        <w:rPr>
-          <w:rFonts w:cs="Times New Roman"/>
-        </w:rPr>
-        <w:t xml:space="preserve"> Three of the researchers independently generated 6–8 items per dimension. Combined lists of items were discussed by dimension, and the initial list of 57 </w:t>
-      </w:r>
-      <w:r>
-        <w:rPr>
-          <w:rFonts w:cs="Times New Roman"/>
-        </w:rPr>
-        <w:lastRenderedPageBreak/>
-        <w:t xml:space="preserve">candidate items was reduced to </w:t>
+        </w:rPr>
+        <w:t xml:space="preserve">Inter-scale correlations as well as scale means and standard deviations are presented in Table 1. Here, the Efficiency Seeking scales exhibit the least intra-dimension agreement (correlations across item-generation methodologies ranging from </w:t>
       </w:r>
       <w:r>
         <w:rPr>
           <w:rFonts w:cs="Times New Roman"/>
           <w:i/>
         </w:rPr>
-        <w:t>k</w:t>
-      </w:r>
-      <w:r>
-        <w:rPr>
-          <w:rFonts w:cs="Times New Roman"/>
-        </w:rPr>
-        <w:t xml:space="preserve"> = 18 through consensus evaluation of item clarity and content domain coverage.</w:t>
+        <w:t>r</w:t>
+      </w:r>
+      <w:r>
+        <w:rPr>
+          <w:rFonts w:cs="Times New Roman"/>
+          <w:vertAlign w:val="subscript"/>
+        </w:rPr>
+        <w:t>GPT–SME</w:t>
+      </w:r>
+      <w:r>
+        <w:rPr>
+          <w:rFonts w:cs="Times New Roman"/>
+        </w:rPr>
+        <w:t xml:space="preserve"> = .14, </w:t>
+      </w:r>
+      <w:r>
+        <w:rPr>
+          <w:rFonts w:cs="Times New Roman"/>
+          <w:i/>
+        </w:rPr>
+        <w:t>ns</w:t>
+      </w:r>
+      <w:r>
+        <w:rPr>
+          <w:rFonts w:cs="Times New Roman"/>
+        </w:rPr>
+        <w:t xml:space="preserve"> to </w:t>
+      </w:r>
+      <w:r>
+        <w:rPr>
+          <w:rFonts w:cs="Times New Roman"/>
+          <w:i/>
+        </w:rPr>
+        <w:t>r</w:t>
+      </w:r>
+      <w:r>
+        <w:rPr>
+          <w:rFonts w:cs="Times New Roman"/>
+          <w:vertAlign w:val="subscript"/>
+        </w:rPr>
+        <w:t>GPT–Genie</w:t>
+      </w:r>
+      <w:r>
+        <w:rPr>
+          <w:rFonts w:cs="Times New Roman"/>
+        </w:rPr>
+        <w:t xml:space="preserve"> = .51, </w:t>
+      </w:r>
+      <w:r>
+        <w:rPr>
+          <w:rFonts w:cs="Times New Roman"/>
+          <w:i/>
+        </w:rPr>
+        <w:t>p</w:t>
+      </w:r>
+      <w:r>
+        <w:rPr>
+          <w:rFonts w:cs="Times New Roman"/>
+        </w:rPr>
+        <w:t xml:space="preserve"> &lt; .001). Pragmatic Integrator and Collaborative Optimiser scales exhibited consistently higher intra-dimension associations (ranging from a low of </w:t>
+      </w:r>
+      <w:r>
+        <w:rPr>
+          <w:rFonts w:cs="Times New Roman"/>
+          <w:i/>
+        </w:rPr>
+        <w:t>r</w:t>
+      </w:r>
+      <w:r>
+        <w:rPr>
+          <w:rFonts w:cs="Times New Roman"/>
+          <w:vertAlign w:val="subscript"/>
+        </w:rPr>
+        <w:t>Genie(CO)–SME(CO)</w:t>
+      </w:r>
+      <w:r>
+        <w:rPr>
+          <w:rFonts w:cs="Times New Roman"/>
+        </w:rPr>
+        <w:t xml:space="preserve"> = .76, </w:t>
+      </w:r>
+      <w:r>
+        <w:rPr>
+          <w:rFonts w:cs="Times New Roman"/>
+          <w:i/>
+        </w:rPr>
+        <w:t>p</w:t>
+      </w:r>
+      <w:r>
+        <w:rPr>
+          <w:rFonts w:cs="Times New Roman"/>
+        </w:rPr>
+        <w:t xml:space="preserve"> &lt; .001 to a high of </w:t>
+      </w:r>
+      <w:r>
+        <w:rPr>
+          <w:rFonts w:cs="Times New Roman"/>
+          <w:i/>
+        </w:rPr>
+        <w:t>r</w:t>
+      </w:r>
+      <w:r>
+        <w:rPr>
+          <w:rFonts w:cs="Times New Roman"/>
+          <w:vertAlign w:val="subscript"/>
+        </w:rPr>
+        <w:t>Genie(PI)–SME(PI)</w:t>
+      </w:r>
+      <w:r>
+        <w:rPr>
+          <w:rFonts w:cs="Times New Roman"/>
+        </w:rPr>
+        <w:t xml:space="preserve"> = .84, </w:t>
+      </w:r>
+      <w:r>
+        <w:rPr>
+          <w:rFonts w:cs="Times New Roman"/>
+          <w:i/>
+        </w:rPr>
+        <w:t>p</w:t>
+      </w:r>
+      <w:r>
+        <w:rPr>
+          <w:rFonts w:cs="Times New Roman"/>
+        </w:rPr>
+        <w:t xml:space="preserve"> &lt; .001). </w:t>
+      </w:r>
+      <w:r>
+        <w:rPr>
+          <w:rFonts w:cs="Times New Roman"/>
+          <w:i/>
+        </w:rPr>
+        <w:t>Lack</w:t>
+      </w:r>
+      <w:r>
+        <w:rPr>
+          <w:rFonts w:cs="Times New Roman"/>
+        </w:rPr>
+        <w:t xml:space="preserve"> of association with “other” scale dimensions was most prominent with the Efficiency Seeking scales, particularly so for the ChatGPT developed scale (and to a lesser degree, the SME-derived scale; e.g., the average magnitude of correlation was </w:t>
+      </w:r>
+      <w:r>
+        <w:rPr>
+          <w:rFonts w:cs="Times New Roman"/>
+          <w:i/>
+        </w:rPr>
+        <w:t>smallest</w:t>
+      </w:r>
+      <w:r>
+        <w:rPr>
+          <w:rFonts w:cs="Times New Roman"/>
+        </w:rPr>
+        <w:t>).</w:t>
       </w:r>
     </w:p>
     <w:p>
@@ -510,15 +794,8 @@
       <w:r>
         <w:rPr>
           <w:rFonts w:cs="Times New Roman"/>
-          <w:b/>
-        </w:rPr>
-        <w:t>ChatGPT-Generated Items.</w:t>
-      </w:r>
-      <w:r>
-        <w:rPr>
-          <w:rFonts w:cs="Times New Roman"/>
-        </w:rPr>
-        <w:t xml:space="preserve"> The following prompt was input into ChatGPT: “I need your help with generating a tentative list of survey items. I am reading the attached paper for the third time. I am interested in the three AI user ideal types and the survey items that could be generated to measure an employee’s propensity toward one type or another.” Eight items were generated per dimension, along with rationale for those item choices (total </w:t>
+        </w:rPr>
+        <w:t>Individual scale alphas were predominantly within the .8 to .9 range, although two scales exhibited suppressed values (the ChatGPT Efficiency Seeking scale α = .69 and the SME Efficiency Seeking scale α = .59). Note that: 1) these are the two scales that also exhibited the lowest average inter-scale associations (see Table 1), and 2) the numbers of items differed across scales (</w:t>
       </w:r>
       <w:r>
         <w:rPr>
@@ -530,8 +807,55 @@
       <w:r>
         <w:rPr>
           <w:rFonts w:cs="Times New Roman"/>
-        </w:rPr>
-        <w:t xml:space="preserve"> = 24).</w:t>
+          <w:vertAlign w:val="subscript"/>
+        </w:rPr>
+        <w:t>ChatGPT</w:t>
+      </w:r>
+      <w:r>
+        <w:rPr>
+          <w:rFonts w:cs="Times New Roman"/>
+        </w:rPr>
+        <w:t xml:space="preserve"> = 6, </w:t>
+      </w:r>
+      <w:r>
+        <w:rPr>
+          <w:rFonts w:cs="Times New Roman"/>
+          <w:i/>
+        </w:rPr>
+        <w:t>k</w:t>
+      </w:r>
+      <w:r>
+        <w:rPr>
+          <w:rFonts w:cs="Times New Roman"/>
+          <w:vertAlign w:val="subscript"/>
+        </w:rPr>
+        <w:t>SME</w:t>
+      </w:r>
+      <w:r>
+        <w:rPr>
+          <w:rFonts w:cs="Times New Roman"/>
+        </w:rPr>
+        <w:t xml:space="preserve"> = 7, and </w:t>
+      </w:r>
+      <w:r>
+        <w:rPr>
+          <w:rFonts w:cs="Times New Roman"/>
+          <w:i/>
+        </w:rPr>
+        <w:t>k</w:t>
+      </w:r>
+      <w:r>
+        <w:rPr>
+          <w:rFonts w:cs="Times New Roman"/>
+          <w:vertAlign w:val="subscript"/>
+        </w:rPr>
+        <w:t>AI-GENIE</w:t>
+      </w:r>
+      <w:r>
+        <w:rPr>
+          <w:rFonts w:cs="Times New Roman"/>
+        </w:rPr>
+        <w:t xml:space="preserve"> = 8). All scale αs are presented in Table 2.</w:t>
       </w:r>
     </w:p>
     <w:p>
@@ -545,574 +869,257 @@
       <w:r>
         <w:rPr>
           <w:rFonts w:cs="Times New Roman"/>
-          <w:b/>
-        </w:rPr>
-        <w:t>AI-GENIE-Generated Items.</w:t>
-      </w:r>
-      <w:r>
-        <w:rPr>
-          <w:rFonts w:cs="Times New Roman"/>
-        </w:rPr>
-        <w:t xml:space="preserve"> AI-GENIE is a tool for automated item development and validation using large language models and network psychometrics (Russell-Lasalandra et al., 2026). The following initial prompt was input, “You are an expert scale developer and methodologist who writes high quality and succinct (although with a use a 7th grade reading level) items based on the overarching definition of AI Adopter Type as articulated in Callari and Puppione (2025): ‘Three Ideal Types were identified: Ideal Type (1) – the Efficiency-Seeking Type – perceives AI as a straightforward task-assistance tool, Ideal Type (2) – the Pragmatic Integrator Type – views AI as a smarter assistant, and Ideal Type (3) – the Collaborative Optimiser Type – considers AI an expert-like teammate.’” Definitions of all three of the above dimensions, as well as example descriptors were provided as part of the prompt. Thirty items were initially generated. Combined lists of items were discussed by the researchers by dimension, and the most unique and clearly-written items were retained for the survey (total </w:t>
+        </w:rPr>
+        <w:t>Exploratory factor analyses (EFAs) were also conducted within item sets. One-, two-, and three-factor solutions were estimated for each item set using maximum likelihood estimation and an oblique Quartimin rotation. Following Hu and Bentler’s (1999) guidelines, model fit was evaluated using multiple indicators. The results presented here focus only on the three-factor models.</w:t>
+      </w:r>
+    </w:p>
+    <w:p>
+      <w:pPr>
+        <w:spacing w:after="0" w:line="480" w:lineRule="auto"/>
+        <w:ind w:firstLine="720"/>
+        <w:rPr>
+          <w:rFonts w:cs="Times New Roman"/>
+        </w:rPr>
+      </w:pPr>
+      <w:r>
+        <w:rPr>
+          <w:rFonts w:cs="Times New Roman"/>
+        </w:rPr>
+        <w:t xml:space="preserve">The three-factor model for the ChatGPT-generated items returned the weakest structural evidence (χ²(207) = 347.09, </w:t>
       </w:r>
       <w:r>
         <w:rPr>
           <w:rFonts w:cs="Times New Roman"/>
           <w:i/>
         </w:rPr>
-        <w:t>k</w:t>
-      </w:r>
-      <w:r>
-        <w:rPr>
-          <w:rFonts w:cs="Times New Roman"/>
-        </w:rPr>
-        <w:t xml:space="preserve"> = 21). All study items, prompts, and materials are available on a publicly accessible repository [hidden for blind review].</w:t>
+        <w:t>p</w:t>
+      </w:r>
+      <w:r>
+        <w:rPr>
+          <w:rFonts w:cs="Times New Roman"/>
+        </w:rPr>
+        <w:t xml:space="preserve"> &lt; .001, RMSEA = .084, 90% CI [.068, .099], CFI = .879, TLI = .838, and SRMR = .053). Factors 1 and 2 were significantly correlated (</w:t>
+      </w:r>
+      <w:r>
+        <w:rPr>
+          <w:rFonts w:cs="Times New Roman"/>
+          <w:i/>
+        </w:rPr>
+        <w:t>r</w:t>
+      </w:r>
+      <w:r>
+        <w:rPr>
+          <w:rFonts w:cs="Times New Roman"/>
+        </w:rPr>
+        <w:t xml:space="preserve"> = .48, </w:t>
+      </w:r>
+      <w:r>
+        <w:rPr>
+          <w:rFonts w:cs="Times New Roman"/>
+          <w:i/>
+        </w:rPr>
+        <w:t>p</w:t>
+      </w:r>
+      <w:r>
+        <w:rPr>
+          <w:rFonts w:cs="Times New Roman"/>
+        </w:rPr>
+        <w:t xml:space="preserve"> &lt; .05), while </w:t>
+      </w:r>
+      <w:r>
+        <w:rPr>
+          <w:rFonts w:cs="Times New Roman"/>
+        </w:rPr>
+        <w:lastRenderedPageBreak/>
+        <w:t>Factor 3 did not have a significant correlation with Factor 1 (</w:t>
+      </w:r>
+      <w:r>
+        <w:rPr>
+          <w:rFonts w:cs="Times New Roman"/>
+          <w:i/>
+        </w:rPr>
+        <w:t>r</w:t>
+      </w:r>
+      <w:r>
+        <w:rPr>
+          <w:rFonts w:cs="Times New Roman"/>
+        </w:rPr>
+        <w:t xml:space="preserve"> = −.03) or Factor 2 (</w:t>
+      </w:r>
+      <w:r>
+        <w:rPr>
+          <w:rFonts w:cs="Times New Roman"/>
+          <w:i/>
+        </w:rPr>
+        <w:t>r</w:t>
+      </w:r>
+      <w:r>
+        <w:rPr>
+          <w:rFonts w:cs="Times New Roman"/>
+        </w:rPr>
+        <w:t xml:space="preserve"> = −.15). Visual representation of loadings is presented in Figure 1.</w:t>
+      </w:r>
+    </w:p>
+    <w:p>
+      <w:pPr>
+        <w:spacing w:after="0" w:line="480" w:lineRule="auto"/>
+        <w:ind w:firstLine="720"/>
+        <w:rPr>
+          <w:rFonts w:cs="Times New Roman"/>
+        </w:rPr>
+      </w:pPr>
+      <w:r>
+        <w:rPr>
+          <w:rFonts w:cs="Times New Roman"/>
+        </w:rPr>
+        <w:t xml:space="preserve">The three-factor solution for the SME-generated items demonstrated the strongest overall model fit of the three item-generation approaches, χ²(150) = 183.17, </w:t>
+      </w:r>
+      <w:r>
+        <w:rPr>
+          <w:rFonts w:cs="Times New Roman"/>
+          <w:i/>
+        </w:rPr>
+        <w:t>p</w:t>
+      </w:r>
+      <w:r>
+        <w:rPr>
+          <w:rFonts w:cs="Times New Roman"/>
+        </w:rPr>
+        <w:t xml:space="preserve"> = .034, RMSEA = .048, 90% CI [.015, .071], CFI = .962, TLI = .947, and SRMR = .050. All three factors were significantly correlated at the 5% level threshold (</w:t>
+      </w:r>
+      <w:r>
+        <w:rPr>
+          <w:rFonts w:cs="Times New Roman"/>
+          <w:i/>
+        </w:rPr>
+        <w:t>p</w:t>
+      </w:r>
+      <w:r>
+        <w:rPr>
+          <w:rFonts w:cs="Times New Roman"/>
+        </w:rPr>
+        <w:t xml:space="preserve"> &lt; .05). Factor 1 correlated .44 with Factor 2 and .64 with Factor 3, while Factors 2 and 3 correlated .46. Overall, the three-factor model provided strong fit, although, like the AI-GENIE items, loadings did not create three distinct item groupings (see Figure 2).</w:t>
+      </w:r>
+    </w:p>
+    <w:p>
+      <w:pPr>
+        <w:spacing w:after="0" w:line="480" w:lineRule="auto"/>
+        <w:ind w:firstLine="720"/>
+        <w:rPr>
+          <w:rFonts w:cs="Times New Roman"/>
+        </w:rPr>
+      </w:pPr>
+      <w:r>
+        <w:rPr>
+          <w:rFonts w:cs="Times New Roman"/>
+        </w:rPr>
+        <w:t xml:space="preserve">The AI-GENIE-generated items demonstrated fair fit to the three-factor solution, χ²(150) = 207.64, </w:t>
+      </w:r>
+      <w:r>
+        <w:rPr>
+          <w:rFonts w:cs="Times New Roman"/>
+          <w:i/>
+        </w:rPr>
+        <w:t>p</w:t>
+      </w:r>
+      <w:r>
+        <w:rPr>
+          <w:rFonts w:cs="Times New Roman"/>
+        </w:rPr>
+        <w:t xml:space="preserve"> = .001, RMSEA = .064, 90% CI [.041, .084], CFI = .960, TLI = .944, and SRMR = .036. Item loading patterns provided partial support, with several non-hypothesized associations and substantive cross-loadings (see Figure 3 for a visual representation). Factors 1 and 2 exhibited a significant correlation (</w:t>
+      </w:r>
+      <w:r>
+        <w:rPr>
+          <w:rFonts w:cs="Times New Roman"/>
+          <w:i/>
+        </w:rPr>
+        <w:t>r</w:t>
+      </w:r>
+      <w:r>
+        <w:rPr>
+          <w:rFonts w:cs="Times New Roman"/>
+        </w:rPr>
+        <w:t xml:space="preserve"> = .76, </w:t>
+      </w:r>
+      <w:r>
+        <w:rPr>
+          <w:rFonts w:cs="Times New Roman"/>
+          <w:i/>
+        </w:rPr>
+        <w:t>p</w:t>
+      </w:r>
+      <w:r>
+        <w:rPr>
+          <w:rFonts w:cs="Times New Roman"/>
+        </w:rPr>
+        <w:t xml:space="preserve"> &lt; .05), whereas the correlations of Factor 3 with Factors 1 (</w:t>
+      </w:r>
+      <w:r>
+        <w:rPr>
+          <w:rFonts w:cs="Times New Roman"/>
+          <w:i/>
+        </w:rPr>
+        <w:t>r</w:t>
+      </w:r>
+      <w:r>
+        <w:rPr>
+          <w:rFonts w:cs="Times New Roman"/>
+        </w:rPr>
+        <w:t xml:space="preserve"> = .30) and 2 (</w:t>
+      </w:r>
+      <w:r>
+        <w:rPr>
+          <w:rFonts w:cs="Times New Roman"/>
+          <w:i/>
+        </w:rPr>
+        <w:t>r</w:t>
+      </w:r>
+      <w:r>
+        <w:rPr>
+          <w:rFonts w:cs="Times New Roman"/>
+        </w:rPr>
+        <w:t xml:space="preserve"> = .29) did not approach statistical significance. Overall, the three-factor model demonstrated relatively good fit, the loading pattern suggests two somewhat clear factors with item cross-loadings and an ambiguous third factor.</w:t>
+      </w:r>
+    </w:p>
+    <w:p>
+      <w:pPr>
+        <w:spacing w:after="0" w:line="480" w:lineRule="auto"/>
+        <w:ind w:firstLine="720"/>
+        <w:rPr>
+          <w:rFonts w:cs="Times New Roman"/>
+        </w:rPr>
+      </w:pPr>
+      <w:r>
+        <w:rPr>
+          <w:rFonts w:cs="Times New Roman"/>
+        </w:rPr>
+        <w:t xml:space="preserve">Taken together, these results point toward the ChatGPT-generated items as exhibiting the weakest traditional (empirical) evidence, with the observed structure largely not conforming to the theoretical associations. Additionally, the ChatGPT-generated items demonstrated worse model fit than the corresponding SME and AI-GENIE item sets, although </w:t>
+      </w:r>
+      <w:r>
+        <w:rPr>
+          <w:rFonts w:cs="Times New Roman"/>
+          <w:i/>
+        </w:rPr>
+        <w:t>none</w:t>
+      </w:r>
+      <w:r>
+        <w:rPr>
+          <w:rFonts w:cs="Times New Roman"/>
+        </w:rPr>
+        <w:t xml:space="preserve"> of the approaches satisfactorily converged on hypothesized associations (e.g., all extracted solutions exhibited a </w:t>
+      </w:r>
+      <w:r>
+        <w:rPr>
+          <w:rFonts w:cs="Times New Roman"/>
+        </w:rPr>
+        <w:lastRenderedPageBreak/>
+        <w:t>greater-than-desired number of cross-loadings and/or non-hypothesized item-dimension associations).</w:t>
       </w:r>
     </w:p>
     <w:p>
       <w:pPr>
         <w:keepNext/>
         <w:spacing w:after="0" w:line="480" w:lineRule="auto"/>
-        <w:jc w:val="center"/>
-        <w:rPr>
-          <w:rFonts w:cs="Times New Roman"/>
-        </w:rPr>
-      </w:pPr>
-      <w:r>
-        <w:rPr>
-          <w:rFonts w:cs="Times New Roman"/>
-          <w:b/>
-        </w:rPr>
-        <w:lastRenderedPageBreak/>
-        <w:t>Results</w:t>
-      </w:r>
-    </w:p>
-    <w:p>
-      <w:pPr>
-        <w:keepNext/>
-        <w:spacing w:after="0" w:line="480" w:lineRule="auto"/>
-        <w:rPr>
-          <w:rFonts w:cs="Times New Roman"/>
-        </w:rPr>
-      </w:pPr>
-      <w:r>
-        <w:rPr>
-          <w:rFonts w:cs="Times New Roman"/>
-          <w:b/>
-        </w:rPr>
-        <w:t>Traditional Analyses</w:t>
-      </w:r>
-    </w:p>
-    <w:p>
-      <w:pPr>
-        <w:spacing w:after="0" w:line="480" w:lineRule="auto"/>
-        <w:ind w:firstLine="720"/>
-        <w:rPr>
-          <w:rFonts w:cs="Times New Roman"/>
-        </w:rPr>
-      </w:pPr>
-      <w:r>
-        <w:rPr>
-          <w:rFonts w:cs="Times New Roman"/>
-        </w:rPr>
-        <w:t xml:space="preserve">Inter-scale correlations as well as scale means and standard deviations are presented in Table 1. Here, the Efficiency Seeking scales exhibit the least intra-dimension agreement (correlations across item-generation methodologies ranging from </w:t>
-      </w:r>
-      <w:r>
-        <w:rPr>
-          <w:rFonts w:cs="Times New Roman"/>
-          <w:i/>
-        </w:rPr>
-        <w:t>r</w:t>
-      </w:r>
-      <w:r>
-        <w:rPr>
-          <w:rFonts w:cs="Times New Roman"/>
-          <w:vertAlign w:val="subscript"/>
-        </w:rPr>
-        <w:t>GPT–SME</w:t>
-      </w:r>
-      <w:r>
-        <w:rPr>
-          <w:rFonts w:cs="Times New Roman"/>
-        </w:rPr>
-        <w:t xml:space="preserve"> = .14, </w:t>
-      </w:r>
-      <w:r>
-        <w:rPr>
-          <w:rFonts w:cs="Times New Roman"/>
-          <w:i/>
-        </w:rPr>
-        <w:t>ns</w:t>
-      </w:r>
-      <w:r>
-        <w:rPr>
-          <w:rFonts w:cs="Times New Roman"/>
-        </w:rPr>
-        <w:t xml:space="preserve"> to </w:t>
-      </w:r>
-      <w:r>
-        <w:rPr>
-          <w:rFonts w:cs="Times New Roman"/>
-          <w:i/>
-        </w:rPr>
-        <w:t>r</w:t>
-      </w:r>
-      <w:r>
-        <w:rPr>
-          <w:rFonts w:cs="Times New Roman"/>
-          <w:vertAlign w:val="subscript"/>
-        </w:rPr>
-        <w:t>GPT–Genie</w:t>
-      </w:r>
-      <w:r>
-        <w:rPr>
-          <w:rFonts w:cs="Times New Roman"/>
-        </w:rPr>
-        <w:t xml:space="preserve"> = .51, </w:t>
-      </w:r>
-      <w:r>
-        <w:rPr>
-          <w:rFonts w:cs="Times New Roman"/>
-          <w:i/>
-        </w:rPr>
-        <w:t>p</w:t>
-      </w:r>
-      <w:r>
-        <w:rPr>
-          <w:rFonts w:cs="Times New Roman"/>
-        </w:rPr>
-        <w:t xml:space="preserve"> &lt; .001). Pragmatic Integrator and Collaborative Optimiser scales exhibited consistently higher intra-dimension associations (ranging from a low of </w:t>
-      </w:r>
-      <w:r>
-        <w:rPr>
-          <w:rFonts w:cs="Times New Roman"/>
-          <w:i/>
-        </w:rPr>
-        <w:t>r</w:t>
-      </w:r>
-      <w:r>
-        <w:rPr>
-          <w:rFonts w:cs="Times New Roman"/>
-          <w:vertAlign w:val="subscript"/>
-        </w:rPr>
-        <w:t>Genie(CO)–SME(CO)</w:t>
-      </w:r>
-      <w:r>
-        <w:rPr>
-          <w:rFonts w:cs="Times New Roman"/>
-        </w:rPr>
-        <w:t xml:space="preserve"> = .76, </w:t>
-      </w:r>
-      <w:r>
-        <w:rPr>
-          <w:rFonts w:cs="Times New Roman"/>
-          <w:i/>
-        </w:rPr>
-        <w:t>p</w:t>
-      </w:r>
-      <w:r>
-        <w:rPr>
-          <w:rFonts w:cs="Times New Roman"/>
-        </w:rPr>
-        <w:t xml:space="preserve"> &lt; .001 to a high of </w:t>
-      </w:r>
-      <w:r>
-        <w:rPr>
-          <w:rFonts w:cs="Times New Roman"/>
-          <w:i/>
-        </w:rPr>
-        <w:t>r</w:t>
-      </w:r>
-      <w:r>
-        <w:rPr>
-          <w:rFonts w:cs="Times New Roman"/>
-          <w:vertAlign w:val="subscript"/>
-        </w:rPr>
-        <w:t>Genie(PI)–SME(PI)</w:t>
-      </w:r>
-      <w:r>
-        <w:rPr>
-          <w:rFonts w:cs="Times New Roman"/>
-        </w:rPr>
-        <w:t xml:space="preserve"> = .84, </w:t>
-      </w:r>
-      <w:r>
-        <w:rPr>
-          <w:rFonts w:cs="Times New Roman"/>
-          <w:i/>
-        </w:rPr>
-        <w:t>p</w:t>
-      </w:r>
-      <w:r>
-        <w:rPr>
-          <w:rFonts w:cs="Times New Roman"/>
-        </w:rPr>
-        <w:t xml:space="preserve"> &lt; .001). </w:t>
-      </w:r>
-      <w:r>
-        <w:rPr>
-          <w:rFonts w:cs="Times New Roman"/>
-          <w:i/>
-        </w:rPr>
-        <w:t>Lack</w:t>
-      </w:r>
-      <w:r>
-        <w:rPr>
-          <w:rFonts w:cs="Times New Roman"/>
-        </w:rPr>
-        <w:t xml:space="preserve"> of association with “other” scale dimensions was most prominent with the Efficiency Seeking scales, particularly so for the ChatGPT developed scale (and to a lesser degree, the SME-derived scale; e.g., the average magnitude of correlation was </w:t>
-      </w:r>
-      <w:r>
-        <w:rPr>
-          <w:rFonts w:cs="Times New Roman"/>
-          <w:i/>
-        </w:rPr>
-        <w:t>smallest</w:t>
-      </w:r>
-      <w:r>
-        <w:rPr>
-          <w:rFonts w:cs="Times New Roman"/>
-        </w:rPr>
-        <w:t>).</w:t>
-      </w:r>
-    </w:p>
-    <w:p>
-      <w:pPr>
-        <w:spacing w:after="0" w:line="480" w:lineRule="auto"/>
-        <w:ind w:firstLine="720"/>
-        <w:rPr>
-          <w:rFonts w:cs="Times New Roman"/>
-        </w:rPr>
-      </w:pPr>
-      <w:r>
-        <w:rPr>
-          <w:rFonts w:cs="Times New Roman"/>
-        </w:rPr>
-        <w:t>Individual scale alphas were predominantly within the .8 to .9 range, although two scales exhibited suppressed values (the ChatGPT Efficiency Seeking scale α = .69 and the SME Efficiency Seeking scale α = .59). Note that: 1) these are the two scales that also exhibited the lowest average inter-scale associations (see Table 1), and 2) the numbers of items differed across scales (</w:t>
-      </w:r>
-      <w:r>
-        <w:rPr>
-          <w:rFonts w:cs="Times New Roman"/>
-          <w:i/>
-        </w:rPr>
-        <w:t>k</w:t>
-      </w:r>
-      <w:r>
-        <w:rPr>
-          <w:rFonts w:cs="Times New Roman"/>
-          <w:vertAlign w:val="subscript"/>
-        </w:rPr>
-        <w:t>ChatGPT</w:t>
-      </w:r>
-      <w:r>
-        <w:rPr>
-          <w:rFonts w:cs="Times New Roman"/>
-        </w:rPr>
-        <w:t xml:space="preserve"> = 6, </w:t>
-      </w:r>
-      <w:r>
-        <w:rPr>
-          <w:rFonts w:cs="Times New Roman"/>
-          <w:i/>
-        </w:rPr>
-        <w:t>k</w:t>
-      </w:r>
-      <w:r>
-        <w:rPr>
-          <w:rFonts w:cs="Times New Roman"/>
-          <w:vertAlign w:val="subscript"/>
-        </w:rPr>
-        <w:t>SME</w:t>
-      </w:r>
-      <w:r>
-        <w:rPr>
-          <w:rFonts w:cs="Times New Roman"/>
-        </w:rPr>
-        <w:t xml:space="preserve"> = 7, and </w:t>
-      </w:r>
-      <w:r>
-        <w:rPr>
-          <w:rFonts w:cs="Times New Roman"/>
-          <w:i/>
-        </w:rPr>
-        <w:t>k</w:t>
-      </w:r>
-      <w:r>
-        <w:rPr>
-          <w:rFonts w:cs="Times New Roman"/>
-          <w:vertAlign w:val="subscript"/>
-        </w:rPr>
-        <w:t>AI-GENIE</w:t>
-      </w:r>
-      <w:r>
-        <w:rPr>
-          <w:rFonts w:cs="Times New Roman"/>
-        </w:rPr>
-        <w:t xml:space="preserve"> = 8). All scale αs are presented in Table 2.</w:t>
-      </w:r>
-    </w:p>
-    <w:p>
-      <w:pPr>
-        <w:spacing w:after="0" w:line="480" w:lineRule="auto"/>
-        <w:ind w:firstLine="720"/>
-        <w:rPr>
-          <w:rFonts w:cs="Times New Roman"/>
-        </w:rPr>
-      </w:pPr>
-      <w:r>
-        <w:rPr>
-          <w:rFonts w:cs="Times New Roman"/>
-        </w:rPr>
-        <w:t>Exploratory factor analyses (EFAs) were also conducted within item sets. One-, two-, and three-factor solutions were estimated for each item set using maximum likelihood estimation and an oblique Quartimin rotation. Following Hu and Bentler’s (1999) guidelines, model fit was evaluated using multiple indicators. The results presented here focus only on the three-factor models.</w:t>
-      </w:r>
-    </w:p>
-    <w:p>
-      <w:pPr>
-        <w:spacing w:after="0" w:line="480" w:lineRule="auto"/>
-        <w:ind w:firstLine="720"/>
-        <w:rPr>
-          <w:rFonts w:cs="Times New Roman"/>
-        </w:rPr>
-      </w:pPr>
-      <w:r>
-        <w:rPr>
-          <w:rFonts w:cs="Times New Roman"/>
-        </w:rPr>
-        <w:t xml:space="preserve">The three-factor model for the ChatGPT-generated items returned the weakest structural evidence (χ²(207) = 347.09, </w:t>
-      </w:r>
-      <w:r>
-        <w:rPr>
-          <w:rFonts w:cs="Times New Roman"/>
-          <w:i/>
-        </w:rPr>
-        <w:t>p</w:t>
-      </w:r>
-      <w:r>
-        <w:rPr>
-          <w:rFonts w:cs="Times New Roman"/>
-        </w:rPr>
-        <w:t xml:space="preserve"> &lt; .001, RMSEA = .084, 90% CI [.068, .099], CFI = .879, TLI = </w:t>
-      </w:r>
-      <w:r>
-        <w:rPr>
-          <w:rFonts w:cs="Times New Roman"/>
-        </w:rPr>
-        <w:lastRenderedPageBreak/>
-        <w:t>.838, and SRMR = .053). Factors 1 and 2 were significantly correlated (</w:t>
-      </w:r>
-      <w:r>
-        <w:rPr>
-          <w:rFonts w:cs="Times New Roman"/>
-          <w:i/>
-        </w:rPr>
-        <w:t>r</w:t>
-      </w:r>
-      <w:r>
-        <w:rPr>
-          <w:rFonts w:cs="Times New Roman"/>
-        </w:rPr>
-        <w:t xml:space="preserve"> = .48, </w:t>
-      </w:r>
-      <w:r>
-        <w:rPr>
-          <w:rFonts w:cs="Times New Roman"/>
-          <w:i/>
-        </w:rPr>
-        <w:t>p</w:t>
-      </w:r>
-      <w:r>
-        <w:rPr>
-          <w:rFonts w:cs="Times New Roman"/>
-        </w:rPr>
-        <w:t xml:space="preserve"> &lt; .05), while Factor 3 did not have a significant correlation with Factor 1 (</w:t>
-      </w:r>
-      <w:r>
-        <w:rPr>
-          <w:rFonts w:cs="Times New Roman"/>
-          <w:i/>
-        </w:rPr>
-        <w:t>r</w:t>
-      </w:r>
-      <w:r>
-        <w:rPr>
-          <w:rFonts w:cs="Times New Roman"/>
-        </w:rPr>
-        <w:t xml:space="preserve"> = −.03) or Factor 2 (</w:t>
-      </w:r>
-      <w:r>
-        <w:rPr>
-          <w:rFonts w:cs="Times New Roman"/>
-          <w:i/>
-        </w:rPr>
-        <w:t>r</w:t>
-      </w:r>
-      <w:r>
-        <w:rPr>
-          <w:rFonts w:cs="Times New Roman"/>
-        </w:rPr>
-        <w:t xml:space="preserve"> = −.15). Visual representation of loadings is presented in Figure 1.</w:t>
-      </w:r>
-    </w:p>
-    <w:p>
-      <w:pPr>
-        <w:spacing w:after="0" w:line="480" w:lineRule="auto"/>
-        <w:ind w:firstLine="720"/>
-        <w:rPr>
-          <w:rFonts w:cs="Times New Roman"/>
-        </w:rPr>
-      </w:pPr>
-      <w:r>
-        <w:rPr>
-          <w:rFonts w:cs="Times New Roman"/>
-        </w:rPr>
-        <w:t xml:space="preserve">The three-factor solution for the SME-generated items demonstrated the strongest overall model fit of the three item-generation approaches, χ²(150) = 183.17, </w:t>
-      </w:r>
-      <w:r>
-        <w:rPr>
-          <w:rFonts w:cs="Times New Roman"/>
-          <w:i/>
-        </w:rPr>
-        <w:t>p</w:t>
-      </w:r>
-      <w:r>
-        <w:rPr>
-          <w:rFonts w:cs="Times New Roman"/>
-        </w:rPr>
-        <w:t xml:space="preserve"> = .034, RMSEA = .048, 90% CI [.015, .071], CFI = .962, TLI = .947, and SRMR = .050. All three factors were significantly correlated at the 5% level threshold (</w:t>
-      </w:r>
-      <w:r>
-        <w:rPr>
-          <w:rFonts w:cs="Times New Roman"/>
-          <w:i/>
-        </w:rPr>
-        <w:t>p</w:t>
-      </w:r>
-      <w:r>
-        <w:rPr>
-          <w:rFonts w:cs="Times New Roman"/>
-        </w:rPr>
-        <w:t xml:space="preserve"> &lt; .05). Factor 1 correlated .44 with Factor 2 and .64 with Factor 3, while Factors 2 and 3 correlated .46. Overall, the three-factor model provided strong fit, although, like the AI-GENIE items, loadings did not create three distinct item groupings (see Figure 2).</w:t>
-      </w:r>
-    </w:p>
-    <w:p>
-      <w:pPr>
-        <w:spacing w:after="0" w:line="480" w:lineRule="auto"/>
-        <w:ind w:firstLine="720"/>
-        <w:rPr>
-          <w:rFonts w:cs="Times New Roman"/>
-        </w:rPr>
-      </w:pPr>
-      <w:r>
-        <w:rPr>
-          <w:rFonts w:cs="Times New Roman"/>
-        </w:rPr>
-        <w:t xml:space="preserve">The AI-GENIE-generated items demonstrated fair fit to the three-factor solution, χ²(150) = 207.64, </w:t>
-      </w:r>
-      <w:r>
-        <w:rPr>
-          <w:rFonts w:cs="Times New Roman"/>
-          <w:i/>
-        </w:rPr>
-        <w:t>p</w:t>
-      </w:r>
-      <w:r>
-        <w:rPr>
-          <w:rFonts w:cs="Times New Roman"/>
-        </w:rPr>
-        <w:t xml:space="preserve"> = .001, RMSEA = .064, 90% CI [.041, .084], CFI = .960, TLI = .944, and SRMR = .036. Item loading patterns provided partial support, with several non-hypothesized associations and substantive cross-loadings (see Figure 3 for a visual representation). Factors 1 and 2 exhibited a significant correlation (</w:t>
-      </w:r>
-      <w:r>
-        <w:rPr>
-          <w:rFonts w:cs="Times New Roman"/>
-          <w:i/>
-        </w:rPr>
-        <w:t>r</w:t>
-      </w:r>
-      <w:r>
-        <w:rPr>
-          <w:rFonts w:cs="Times New Roman"/>
-        </w:rPr>
-        <w:t xml:space="preserve"> = .76, </w:t>
-      </w:r>
-      <w:r>
-        <w:rPr>
-          <w:rFonts w:cs="Times New Roman"/>
-          <w:i/>
-        </w:rPr>
-        <w:t>p</w:t>
-      </w:r>
-      <w:r>
-        <w:rPr>
-          <w:rFonts w:cs="Times New Roman"/>
-        </w:rPr>
-        <w:t xml:space="preserve"> &lt; .05), whereas the correlations of Factor 3 with Factors 1 (</w:t>
-      </w:r>
-      <w:r>
-        <w:rPr>
-          <w:rFonts w:cs="Times New Roman"/>
-          <w:i/>
-        </w:rPr>
-        <w:t>r</w:t>
-      </w:r>
-      <w:r>
-        <w:rPr>
-          <w:rFonts w:cs="Times New Roman"/>
-        </w:rPr>
-        <w:t xml:space="preserve"> = .30) and 2 (</w:t>
-      </w:r>
-      <w:r>
-        <w:rPr>
-          <w:rFonts w:cs="Times New Roman"/>
-          <w:i/>
-        </w:rPr>
-        <w:t>r</w:t>
-      </w:r>
-      <w:r>
-        <w:rPr>
-          <w:rFonts w:cs="Times New Roman"/>
-        </w:rPr>
-        <w:t xml:space="preserve"> = .29) did not approach statistical significance. Overall, the three-factor model demonstrated relatively good fit, the loading pattern suggests two somewhat clear factors with item cross-loadings and an ambiguous third factor.</w:t>
-      </w:r>
-    </w:p>
-    <w:p>
-      <w:pPr>
-        <w:spacing w:after="0" w:line="480" w:lineRule="auto"/>
-        <w:ind w:firstLine="720"/>
-        <w:rPr>
-          <w:rFonts w:cs="Times New Roman"/>
-        </w:rPr>
-      </w:pPr>
-      <w:r>
-        <w:rPr>
-          <w:rFonts w:cs="Times New Roman"/>
-        </w:rPr>
-        <w:t xml:space="preserve">Taken together, these results point toward the ChatGPT-generated items as exhibiting the weakest traditional (empirical) evidence, with the observed structure largely not conforming to the theoretical associations. Additionally, the ChatGPT-generated items demonstrated worse model fit than the corresponding SME and AI-GENIE item sets, although </w:t>
-      </w:r>
-      <w:r>
-        <w:rPr>
-          <w:rFonts w:cs="Times New Roman"/>
-          <w:i/>
-        </w:rPr>
-        <w:t>none</w:t>
-      </w:r>
-      <w:r>
-        <w:rPr>
-          <w:rFonts w:cs="Times New Roman"/>
-        </w:rPr>
-        <w:t xml:space="preserve"> of the approaches satisfactorily converged on hypothesized associations (e.g., all extracted solutions exhibited a </w:t>
-      </w:r>
-      <w:r>
-        <w:rPr>
-          <w:rFonts w:cs="Times New Roman"/>
-        </w:rPr>
-        <w:lastRenderedPageBreak/>
-        <w:t>greater-than-desired number of cross-loadings and/or non-hypothesized item-dimension associations).</w:t>
-      </w:r>
-    </w:p>
-    <w:p>
-      <w:pPr>
-        <w:keepNext/>
-        <w:spacing w:after="0" w:line="480" w:lineRule="auto"/>
         <w:rPr>
           <w:rFonts w:cs="Times New Roman"/>
         </w:rPr>
@@ -1143,6 +1150,7 @@
           <w:rPr>
             <w:rStyle w:val="Hyperlink"/>
             <w:rFonts w:ascii="Times New Roman" w:hAnsi="Times New Roman" w:cs="Times New Roman"/>
+            <w:color w:val="auto"/>
           </w:rPr>
           <w:t>Borsboom, 2022</w:t>
         </w:r>
@@ -1158,6 +1166,7 @@
           <w:rPr>
             <w:rStyle w:val="Hyperlink"/>
             <w:rFonts w:ascii="Times New Roman" w:hAnsi="Times New Roman" w:cs="Times New Roman"/>
+            <w:color w:val="auto"/>
           </w:rPr>
           <w:t>Borsboom &amp; Cramer, 2013</w:t>
         </w:r>
@@ -1174,6 +1183,7 @@
           <w:rPr>
             <w:rStyle w:val="Hyperlink"/>
             <w:rFonts w:ascii="Times New Roman" w:hAnsi="Times New Roman" w:cs="Times New Roman"/>
+            <w:color w:val="auto"/>
           </w:rPr>
           <w:t>Epskamp</w:t>
         </w:r>
@@ -1182,6 +1192,7 @@
           <w:rPr>
             <w:rStyle w:val="Hyperlink"/>
             <w:rFonts w:ascii="Times New Roman" w:hAnsi="Times New Roman" w:cs="Times New Roman"/>
+            <w:color w:val="auto"/>
           </w:rPr>
           <w:t xml:space="preserve"> et al., 2018</w:t>
         </w:r>
@@ -1241,6 +1252,7 @@
           <w:rPr>
             <w:rStyle w:val="Hyperlink"/>
             <w:rFonts w:cs="Times New Roman"/>
+            <w:color w:val="auto"/>
           </w:rPr>
           <w:t>Figure 4</w:t>
         </w:r>
@@ -1256,6 +1268,7 @@
           <w:rPr>
             <w:rStyle w:val="Hyperlink"/>
             <w:rFonts w:cs="Times New Roman"/>
+            <w:color w:val="auto"/>
           </w:rPr>
           <w:t>Figure 5</w:t>
         </w:r>
@@ -1271,6 +1284,7 @@
           <w:rPr>
             <w:rStyle w:val="Hyperlink"/>
             <w:rFonts w:cs="Times New Roman"/>
+            <w:color w:val="auto"/>
           </w:rPr>
           <w:t>Figure 6</w:t>
         </w:r>
@@ -1402,6 +1416,7 @@
           <w:rPr>
             <w:rStyle w:val="Hyperlink"/>
             <w:rFonts w:ascii="Times New Roman" w:hAnsi="Times New Roman" w:cs="Times New Roman"/>
+            <w:color w:val="auto"/>
           </w:rPr>
           <w:t>2025</w:t>
         </w:r>
@@ -1485,6 +1500,7 @@
           <w:rPr>
             <w:rStyle w:val="Hyperlink"/>
             <w:rFonts w:cs="Times New Roman"/>
+            <w:color w:val="auto"/>
           </w:rPr>
           <w:t>Figure 1</w:t>
         </w:r>
@@ -1528,6 +1544,7 @@
           <w:rPr>
             <w:rStyle w:val="Hyperlink"/>
             <w:rFonts w:cs="Times New Roman"/>
+            <w:color w:val="auto"/>
           </w:rPr>
           <w:t>2025</w:t>
         </w:r>
@@ -4468,10 +4485,10 @@
         </w:rPr>
         <w:lastRenderedPageBreak/>
         <w:drawing>
-          <wp:inline distT="0" distB="0" distL="0" distR="0" wp14:anchorId="14F7DD41" wp14:editId="03EFCA5A">
+          <wp:inline distT="0" distB="0" distL="0" distR="0" wp14:anchorId="14F7DD41" wp14:editId="105789D8">
             <wp:extent cx="5486400" cy="5486400"/>
             <wp:effectExtent l="0" t="0" r="0" b="0"/>
-            <wp:docPr id="1" name="Picture 1"/>
+            <wp:docPr id="1" name="Picture 1" descr="P230#yIS1"/>
             <wp:cNvGraphicFramePr>
               <a:graphicFrameLocks xmlns:a="http://schemas.openxmlformats.org/drawingml/2006/main" noChangeAspect="1"/>
             </wp:cNvGraphicFramePr>
@@ -4479,7 +4496,7 @@
               <a:graphicData uri="http://schemas.openxmlformats.org/drawingml/2006/picture">
                 <pic:pic xmlns:pic="http://schemas.openxmlformats.org/drawingml/2006/picture">
                   <pic:nvPicPr>
-                    <pic:cNvPr id="0" name="image1.png"/>
+                    <pic:cNvPr id="1" name="Picture 1" descr="P230#yIS1"/>
                     <pic:cNvPicPr/>
                   </pic:nvPicPr>
                   <pic:blipFill>
@@ -4548,10 +4565,10 @@
         </w:rPr>
         <w:lastRenderedPageBreak/>
         <w:drawing>
-          <wp:inline distT="0" distB="0" distL="0" distR="0" wp14:anchorId="213299F7" wp14:editId="2D496635">
+          <wp:inline distT="0" distB="0" distL="0" distR="0" wp14:anchorId="213299F7" wp14:editId="094FCACF">
             <wp:extent cx="5486400" cy="5486400"/>
             <wp:effectExtent l="0" t="0" r="0" b="0"/>
-            <wp:docPr id="2" name="Picture 2"/>
+            <wp:docPr id="2" name="Picture 2" descr="P233#yIS1"/>
             <wp:cNvGraphicFramePr>
               <a:graphicFrameLocks xmlns:a="http://schemas.openxmlformats.org/drawingml/2006/main" noChangeAspect="1"/>
             </wp:cNvGraphicFramePr>
@@ -4559,7 +4576,7 @@
               <a:graphicData uri="http://schemas.openxmlformats.org/drawingml/2006/picture">
                 <pic:pic xmlns:pic="http://schemas.openxmlformats.org/drawingml/2006/picture">
                   <pic:nvPicPr>
-                    <pic:cNvPr id="0" name="image2.png"/>
+                    <pic:cNvPr id="2" name="Picture 2" descr="P233#yIS1"/>
                     <pic:cNvPicPr/>
                   </pic:nvPicPr>
                   <pic:blipFill>
@@ -4628,10 +4645,10 @@
         </w:rPr>
         <w:lastRenderedPageBreak/>
         <w:drawing>
-          <wp:inline distT="0" distB="0" distL="0" distR="0" wp14:anchorId="73E2D20C" wp14:editId="5FA10B8C">
+          <wp:inline distT="0" distB="0" distL="0" distR="0" wp14:anchorId="73E2D20C" wp14:editId="55242889">
             <wp:extent cx="5486400" cy="5486400"/>
             <wp:effectExtent l="0" t="0" r="0" b="0"/>
-            <wp:docPr id="3" name="Picture 3"/>
+            <wp:docPr id="3" name="Picture 3" descr="P236#yIS1"/>
             <wp:cNvGraphicFramePr>
               <a:graphicFrameLocks xmlns:a="http://schemas.openxmlformats.org/drawingml/2006/main" noChangeAspect="1"/>
             </wp:cNvGraphicFramePr>
@@ -4639,7 +4656,7 @@
               <a:graphicData uri="http://schemas.openxmlformats.org/drawingml/2006/picture">
                 <pic:pic xmlns:pic="http://schemas.openxmlformats.org/drawingml/2006/picture">
                   <pic:nvPicPr>
-                    <pic:cNvPr id="0" name="image3.png"/>
+                    <pic:cNvPr id="3" name="Picture 3" descr="P236#yIS1"/>
                     <pic:cNvPicPr/>
                   </pic:nvPicPr>
                   <pic:blipFill>
@@ -4708,10 +4725,10 @@
         </w:rPr>
         <w:lastRenderedPageBreak/>
         <w:drawing>
-          <wp:inline distT="0" distB="0" distL="0" distR="0" wp14:anchorId="4044D6FF" wp14:editId="2BF8C603">
+          <wp:inline distT="0" distB="0" distL="0" distR="0" wp14:anchorId="4044D6FF" wp14:editId="6733F898">
             <wp:extent cx="5486400" cy="5486400"/>
             <wp:effectExtent l="0" t="0" r="0" b="0"/>
-            <wp:docPr id="4" name="Picture 4"/>
+            <wp:docPr id="4" name="Picture 4" descr="P239#yIS1"/>
             <wp:cNvGraphicFramePr>
               <a:graphicFrameLocks xmlns:a="http://schemas.openxmlformats.org/drawingml/2006/main" noChangeAspect="1"/>
             </wp:cNvGraphicFramePr>
@@ -4719,7 +4736,7 @@
               <a:graphicData uri="http://schemas.openxmlformats.org/drawingml/2006/picture">
                 <pic:pic xmlns:pic="http://schemas.openxmlformats.org/drawingml/2006/picture">
                   <pic:nvPicPr>
-                    <pic:cNvPr id="0" name="image4.png"/>
+                    <pic:cNvPr id="4" name="Picture 4" descr="P239#yIS1"/>
                     <pic:cNvPicPr/>
                   </pic:nvPicPr>
                   <pic:blipFill>
@@ -4788,10 +4805,10 @@
         </w:rPr>
         <w:lastRenderedPageBreak/>
         <w:drawing>
-          <wp:inline distT="0" distB="0" distL="0" distR="0" wp14:anchorId="01D11E9C" wp14:editId="4E8FFF04">
+          <wp:inline distT="0" distB="0" distL="0" distR="0" wp14:anchorId="01D11E9C" wp14:editId="4FD4BD7A">
             <wp:extent cx="5486400" cy="5486400"/>
             <wp:effectExtent l="0" t="0" r="0" b="0"/>
-            <wp:docPr id="5" name="Picture 5"/>
+            <wp:docPr id="5" name="Picture 5" descr="P242#yIS1"/>
             <wp:cNvGraphicFramePr>
               <a:graphicFrameLocks xmlns:a="http://schemas.openxmlformats.org/drawingml/2006/main" noChangeAspect="1"/>
             </wp:cNvGraphicFramePr>
@@ -4799,7 +4816,7 @@
               <a:graphicData uri="http://schemas.openxmlformats.org/drawingml/2006/picture">
                 <pic:pic xmlns:pic="http://schemas.openxmlformats.org/drawingml/2006/picture">
                   <pic:nvPicPr>
-                    <pic:cNvPr id="0" name="image5.png"/>
+                    <pic:cNvPr id="5" name="Picture 5" descr="P242#yIS1"/>
                     <pic:cNvPicPr/>
                   </pic:nvPicPr>
                   <pic:blipFill>
@@ -4868,10 +4885,10 @@
         </w:rPr>
         <w:lastRenderedPageBreak/>
         <w:drawing>
-          <wp:inline distT="0" distB="0" distL="0" distR="0" wp14:anchorId="05372D14" wp14:editId="30C8FC9B">
+          <wp:inline distT="0" distB="0" distL="0" distR="0" wp14:anchorId="05372D14" wp14:editId="2F75DE7E">
             <wp:extent cx="5486400" cy="5486400"/>
             <wp:effectExtent l="0" t="0" r="0" b="0"/>
-            <wp:docPr id="6" name="Picture 6"/>
+            <wp:docPr id="6" name="Picture 6" descr="P245#yIS1"/>
             <wp:cNvGraphicFramePr>
               <a:graphicFrameLocks xmlns:a="http://schemas.openxmlformats.org/drawingml/2006/main" noChangeAspect="1"/>
             </wp:cNvGraphicFramePr>
@@ -4879,7 +4896,7 @@
               <a:graphicData uri="http://schemas.openxmlformats.org/drawingml/2006/picture">
                 <pic:pic xmlns:pic="http://schemas.openxmlformats.org/drawingml/2006/picture">
                   <pic:nvPicPr>
-                    <pic:cNvPr id="0" name="image6.png"/>
+                    <pic:cNvPr id="6" name="Picture 6" descr="P245#yIS1"/>
                     <pic:cNvPicPr/>
                   </pic:nvPicPr>
                   <pic:blipFill>
@@ -5034,10 +5051,11 @@
   <w:abstractNum w:abstractNumId="0" w15:restartNumberingAfterBreak="0">
     <w:nsid w:val="FFFFFF7C"/>
     <w:multiLevelType w:val="singleLevel"/>
-    <w:tmpl w:val="C310EC42"/>
+    <w:tmpl w:val="F57E93EE"/>
     <w:lvl w:ilvl="0">
       <w:start w:val="1"/>
       <w:numFmt w:val="decimal"/>
+      <w:pStyle w:val="ListNumber5"/>
       <w:lvlText w:val="%1."/>
       <w:lvlJc w:val="left"/>
       <w:pPr>
@@ -5051,10 +5069,11 @@
   <w:abstractNum w:abstractNumId="1" w15:restartNumberingAfterBreak="0">
     <w:nsid w:val="FFFFFF7D"/>
     <w:multiLevelType w:val="singleLevel"/>
-    <w:tmpl w:val="E4089024"/>
+    <w:tmpl w:val="8354C368"/>
     <w:lvl w:ilvl="0">
       <w:start w:val="1"/>
       <w:numFmt w:val="decimal"/>
+      <w:pStyle w:val="ListNumber4"/>
       <w:lvlText w:val="%1."/>
       <w:lvlJc w:val="left"/>
       <w:pPr>
@@ -5102,12 +5121,34 @@
     </w:lvl>
   </w:abstractNum>
   <w:abstractNum w:abstractNumId="4" w15:restartNumberingAfterBreak="0">
-    <w:nsid w:val="FFFFFF81"/>
+    <w:nsid w:val="FFFFFF80"/>
     <w:multiLevelType w:val="singleLevel"/>
-    <w:tmpl w:val="171AC3A4"/>
+    <w:tmpl w:val="26BC4CFA"/>
     <w:lvl w:ilvl="0">
       <w:start w:val="1"/>
       <w:numFmt w:val="bullet"/>
+      <w:pStyle w:val="ListBullet5"/>
+      <w:lvlText w:val=""/>
+      <w:lvlJc w:val="left"/>
+      <w:pPr>
+        <w:tabs>
+          <w:tab w:val="num" w:pos="1800"/>
+        </w:tabs>
+        <w:ind w:left="1800" w:hanging="360"/>
+      </w:pPr>
+      <w:rPr>
+        <w:rFonts w:ascii="Symbol" w:hAnsi="Symbol" w:hint="default"/>
+      </w:rPr>
+    </w:lvl>
+  </w:abstractNum>
+  <w:abstractNum w:abstractNumId="5" w15:restartNumberingAfterBreak="0">
+    <w:nsid w:val="FFFFFF81"/>
+    <w:multiLevelType w:val="singleLevel"/>
+    <w:tmpl w:val="32066E7A"/>
+    <w:lvl w:ilvl="0">
+      <w:start w:val="1"/>
+      <w:numFmt w:val="bullet"/>
+      <w:pStyle w:val="ListBullet4"/>
       <w:lvlText w:val=""/>
       <w:lvlJc w:val="left"/>
       <w:pPr>
@@ -5121,7 +5162,7 @@
       </w:rPr>
     </w:lvl>
   </w:abstractNum>
-  <w:abstractNum w:abstractNumId="5" w15:restartNumberingAfterBreak="0">
+  <w:abstractNum w:abstractNumId="6" w15:restartNumberingAfterBreak="0">
     <w:nsid w:val="FFFFFF82"/>
     <w:multiLevelType w:val="singleLevel"/>
     <w:tmpl w:val="F3EAFDEC"/>
@@ -5142,7 +5183,7 @@
       </w:rPr>
     </w:lvl>
   </w:abstractNum>
-  <w:abstractNum w:abstractNumId="6" w15:restartNumberingAfterBreak="0">
+  <w:abstractNum w:abstractNumId="7" w15:restartNumberingAfterBreak="0">
     <w:nsid w:val="FFFFFF83"/>
     <w:multiLevelType w:val="singleLevel"/>
     <w:tmpl w:val="3D1EFFD4"/>
@@ -5163,7 +5204,7 @@
       </w:rPr>
     </w:lvl>
   </w:abstractNum>
-  <w:abstractNum w:abstractNumId="7" w15:restartNumberingAfterBreak="0">
+  <w:abstractNum w:abstractNumId="8" w15:restartNumberingAfterBreak="0">
     <w:nsid w:val="FFFFFF88"/>
     <w:multiLevelType w:val="singleLevel"/>
     <w:tmpl w:val="D0A62B40"/>
@@ -5181,7 +5222,7 @@
       </w:pPr>
     </w:lvl>
   </w:abstractNum>
-  <w:abstractNum w:abstractNumId="8" w15:restartNumberingAfterBreak="0">
+  <w:abstractNum w:abstractNumId="9" w15:restartNumberingAfterBreak="0">
     <w:nsid w:val="FFFFFF89"/>
     <w:multiLevelType w:val="singleLevel"/>
     <w:tmpl w:val="29761A62"/>
@@ -5203,19 +5244,19 @@
     </w:lvl>
   </w:abstractNum>
   <w:num w:numId="1" w16cid:durableId="661274379">
-    <w:abstractNumId w:val="8"/>
+    <w:abstractNumId w:val="9"/>
   </w:num>
   <w:num w:numId="2" w16cid:durableId="1275406628">
+    <w:abstractNumId w:val="7"/>
+  </w:num>
+  <w:num w:numId="3" w16cid:durableId="749623418">
     <w:abstractNumId w:val="6"/>
   </w:num>
-  <w:num w:numId="3" w16cid:durableId="749623418">
+  <w:num w:numId="4" w16cid:durableId="224800424">
     <w:abstractNumId w:val="5"/>
   </w:num>
-  <w:num w:numId="4" w16cid:durableId="224800424">
-    <w:abstractNumId w:val="4"/>
-  </w:num>
   <w:num w:numId="5" w16cid:durableId="406269438">
-    <w:abstractNumId w:val="7"/>
+    <w:abstractNumId w:val="8"/>
   </w:num>
   <w:num w:numId="6" w16cid:durableId="245000156">
     <w:abstractNumId w:val="3"/>
@@ -5227,6 +5268,15 @@
     <w:abstractNumId w:val="1"/>
   </w:num>
   <w:num w:numId="9" w16cid:durableId="1149056678">
+    <w:abstractNumId w:val="0"/>
+  </w:num>
+  <w:num w:numId="10" w16cid:durableId="492455313">
+    <w:abstractNumId w:val="4"/>
+  </w:num>
+  <w:num w:numId="11" w16cid:durableId="1477255681">
+    <w:abstractNumId w:val="1"/>
+  </w:num>
+  <w:num w:numId="12" w16cid:durableId="935670373">
     <w:abstractNumId w:val="0"/>
   </w:num>
 </w:numbering>
@@ -16639,6 +16689,1085 @@
       <w:szCs w:val="24"/>
     </w:rPr>
   </w:style>
+  <w:style w:type="paragraph" w:styleId="BalloonText">
+    <w:name w:val="Balloon Text"/>
+    <w:basedOn w:val="Normal"/>
+    <w:link w:val="BalloonTextChar"/>
+    <w:uiPriority w:val="99"/>
+    <w:semiHidden/>
+    <w:unhideWhenUsed/>
+    <w:rsid w:val="001210B4"/>
+    <w:pPr>
+      <w:spacing w:after="0" w:line="240" w:lineRule="auto"/>
+    </w:pPr>
+    <w:rPr>
+      <w:rFonts w:ascii="Segoe UI" w:hAnsi="Segoe UI" w:cs="Segoe UI"/>
+      <w:sz w:val="18"/>
+      <w:szCs w:val="18"/>
+    </w:rPr>
+  </w:style>
+  <w:style w:type="character" w:customStyle="1" w:styleId="BalloonTextChar">
+    <w:name w:val="Balloon Text Char"/>
+    <w:basedOn w:val="DefaultParagraphFont"/>
+    <w:link w:val="BalloonText"/>
+    <w:uiPriority w:val="99"/>
+    <w:semiHidden/>
+    <w:rsid w:val="001210B4"/>
+    <w:rPr>
+      <w:rFonts w:ascii="Segoe UI" w:eastAsia="Times New Roman" w:hAnsi="Segoe UI" w:cs="Segoe UI"/>
+      <w:sz w:val="18"/>
+      <w:szCs w:val="18"/>
+    </w:rPr>
+  </w:style>
+  <w:style w:type="paragraph" w:styleId="Bibliography">
+    <w:name w:val="Bibliography"/>
+    <w:basedOn w:val="Normal"/>
+    <w:next w:val="Normal"/>
+    <w:uiPriority w:val="37"/>
+    <w:semiHidden/>
+    <w:unhideWhenUsed/>
+    <w:rsid w:val="001210B4"/>
+  </w:style>
+  <w:style w:type="paragraph" w:styleId="BlockText">
+    <w:name w:val="Block Text"/>
+    <w:basedOn w:val="Normal"/>
+    <w:uiPriority w:val="99"/>
+    <w:semiHidden/>
+    <w:unhideWhenUsed/>
+    <w:rsid w:val="001210B4"/>
+    <w:pPr>
+      <w:pBdr>
+        <w:top w:val="single" w:sz="2" w:space="10" w:color="4F81BD" w:themeColor="accent1"/>
+        <w:left w:val="single" w:sz="2" w:space="10" w:color="4F81BD" w:themeColor="accent1"/>
+        <w:bottom w:val="single" w:sz="2" w:space="10" w:color="4F81BD" w:themeColor="accent1"/>
+        <w:right w:val="single" w:sz="2" w:space="10" w:color="4F81BD" w:themeColor="accent1"/>
+      </w:pBdr>
+      <w:ind w:left="1152" w:right="1152"/>
+    </w:pPr>
+    <w:rPr>
+      <w:rFonts w:asciiTheme="minorHAnsi" w:eastAsiaTheme="minorEastAsia" w:hAnsiTheme="minorHAnsi"/>
+      <w:i/>
+      <w:iCs/>
+      <w:color w:val="4F81BD" w:themeColor="accent1"/>
+    </w:rPr>
+  </w:style>
+  <w:style w:type="paragraph" w:styleId="BodyTextFirstIndent">
+    <w:name w:val="Body Text First Indent"/>
+    <w:basedOn w:val="BodyText"/>
+    <w:link w:val="BodyTextFirstIndentChar"/>
+    <w:uiPriority w:val="99"/>
+    <w:semiHidden/>
+    <w:unhideWhenUsed/>
+    <w:rsid w:val="001210B4"/>
+    <w:pPr>
+      <w:spacing w:after="200"/>
+      <w:ind w:firstLine="360"/>
+    </w:pPr>
+  </w:style>
+  <w:style w:type="character" w:customStyle="1" w:styleId="BodyTextFirstIndentChar">
+    <w:name w:val="Body Text First Indent Char"/>
+    <w:basedOn w:val="BodyTextChar"/>
+    <w:link w:val="BodyTextFirstIndent"/>
+    <w:uiPriority w:val="99"/>
+    <w:semiHidden/>
+    <w:rsid w:val="001210B4"/>
+    <w:rPr>
+      <w:rFonts w:ascii="Times New Roman" w:eastAsia="Times New Roman" w:hAnsi="Times New Roman"/>
+      <w:sz w:val="24"/>
+    </w:rPr>
+  </w:style>
+  <w:style w:type="paragraph" w:styleId="BodyTextIndent">
+    <w:name w:val="Body Text Indent"/>
+    <w:basedOn w:val="Normal"/>
+    <w:link w:val="BodyTextIndentChar"/>
+    <w:uiPriority w:val="99"/>
+    <w:semiHidden/>
+    <w:unhideWhenUsed/>
+    <w:rsid w:val="001210B4"/>
+    <w:pPr>
+      <w:spacing w:after="120"/>
+      <w:ind w:left="360"/>
+    </w:pPr>
+  </w:style>
+  <w:style w:type="character" w:customStyle="1" w:styleId="BodyTextIndentChar">
+    <w:name w:val="Body Text Indent Char"/>
+    <w:basedOn w:val="DefaultParagraphFont"/>
+    <w:link w:val="BodyTextIndent"/>
+    <w:uiPriority w:val="99"/>
+    <w:semiHidden/>
+    <w:rsid w:val="001210B4"/>
+    <w:rPr>
+      <w:rFonts w:ascii="Times New Roman" w:eastAsia="Times New Roman" w:hAnsi="Times New Roman"/>
+      <w:sz w:val="24"/>
+    </w:rPr>
+  </w:style>
+  <w:style w:type="paragraph" w:styleId="BodyTextFirstIndent2">
+    <w:name w:val="Body Text First Indent 2"/>
+    <w:basedOn w:val="BodyTextIndent"/>
+    <w:link w:val="BodyTextFirstIndent2Char"/>
+    <w:uiPriority w:val="99"/>
+    <w:semiHidden/>
+    <w:unhideWhenUsed/>
+    <w:rsid w:val="001210B4"/>
+    <w:pPr>
+      <w:spacing w:after="200"/>
+      <w:ind w:firstLine="360"/>
+    </w:pPr>
+  </w:style>
+  <w:style w:type="character" w:customStyle="1" w:styleId="BodyTextFirstIndent2Char">
+    <w:name w:val="Body Text First Indent 2 Char"/>
+    <w:basedOn w:val="BodyTextIndentChar"/>
+    <w:link w:val="BodyTextFirstIndent2"/>
+    <w:uiPriority w:val="99"/>
+    <w:semiHidden/>
+    <w:rsid w:val="001210B4"/>
+    <w:rPr>
+      <w:rFonts w:ascii="Times New Roman" w:eastAsia="Times New Roman" w:hAnsi="Times New Roman"/>
+      <w:sz w:val="24"/>
+    </w:rPr>
+  </w:style>
+  <w:style w:type="paragraph" w:styleId="BodyTextIndent2">
+    <w:name w:val="Body Text Indent 2"/>
+    <w:basedOn w:val="Normal"/>
+    <w:link w:val="BodyTextIndent2Char"/>
+    <w:uiPriority w:val="99"/>
+    <w:semiHidden/>
+    <w:unhideWhenUsed/>
+    <w:rsid w:val="001210B4"/>
+    <w:pPr>
+      <w:spacing w:after="120" w:line="480" w:lineRule="auto"/>
+      <w:ind w:left="360"/>
+    </w:pPr>
+  </w:style>
+  <w:style w:type="character" w:customStyle="1" w:styleId="BodyTextIndent2Char">
+    <w:name w:val="Body Text Indent 2 Char"/>
+    <w:basedOn w:val="DefaultParagraphFont"/>
+    <w:link w:val="BodyTextIndent2"/>
+    <w:uiPriority w:val="99"/>
+    <w:semiHidden/>
+    <w:rsid w:val="001210B4"/>
+    <w:rPr>
+      <w:rFonts w:ascii="Times New Roman" w:eastAsia="Times New Roman" w:hAnsi="Times New Roman"/>
+      <w:sz w:val="24"/>
+    </w:rPr>
+  </w:style>
+  <w:style w:type="paragraph" w:styleId="BodyTextIndent3">
+    <w:name w:val="Body Text Indent 3"/>
+    <w:basedOn w:val="Normal"/>
+    <w:link w:val="BodyTextIndent3Char"/>
+    <w:uiPriority w:val="99"/>
+    <w:semiHidden/>
+    <w:unhideWhenUsed/>
+    <w:rsid w:val="001210B4"/>
+    <w:pPr>
+      <w:spacing w:after="120"/>
+      <w:ind w:left="360"/>
+    </w:pPr>
+    <w:rPr>
+      <w:sz w:val="16"/>
+      <w:szCs w:val="16"/>
+    </w:rPr>
+  </w:style>
+  <w:style w:type="character" w:customStyle="1" w:styleId="BodyTextIndent3Char">
+    <w:name w:val="Body Text Indent 3 Char"/>
+    <w:basedOn w:val="DefaultParagraphFont"/>
+    <w:link w:val="BodyTextIndent3"/>
+    <w:uiPriority w:val="99"/>
+    <w:semiHidden/>
+    <w:rsid w:val="001210B4"/>
+    <w:rPr>
+      <w:rFonts w:ascii="Times New Roman" w:eastAsia="Times New Roman" w:hAnsi="Times New Roman"/>
+      <w:sz w:val="16"/>
+      <w:szCs w:val="16"/>
+    </w:rPr>
+  </w:style>
+  <w:style w:type="paragraph" w:styleId="Closing">
+    <w:name w:val="Closing"/>
+    <w:basedOn w:val="Normal"/>
+    <w:link w:val="ClosingChar"/>
+    <w:uiPriority w:val="99"/>
+    <w:semiHidden/>
+    <w:unhideWhenUsed/>
+    <w:rsid w:val="001210B4"/>
+    <w:pPr>
+      <w:spacing w:after="0" w:line="240" w:lineRule="auto"/>
+      <w:ind w:left="4320"/>
+    </w:pPr>
+  </w:style>
+  <w:style w:type="character" w:customStyle="1" w:styleId="ClosingChar">
+    <w:name w:val="Closing Char"/>
+    <w:basedOn w:val="DefaultParagraphFont"/>
+    <w:link w:val="Closing"/>
+    <w:uiPriority w:val="99"/>
+    <w:semiHidden/>
+    <w:rsid w:val="001210B4"/>
+    <w:rPr>
+      <w:rFonts w:ascii="Times New Roman" w:eastAsia="Times New Roman" w:hAnsi="Times New Roman"/>
+      <w:sz w:val="24"/>
+    </w:rPr>
+  </w:style>
+  <w:style w:type="paragraph" w:styleId="CommentText">
+    <w:name w:val="annotation text"/>
+    <w:basedOn w:val="Normal"/>
+    <w:link w:val="CommentTextChar"/>
+    <w:uiPriority w:val="99"/>
+    <w:semiHidden/>
+    <w:unhideWhenUsed/>
+    <w:rsid w:val="001210B4"/>
+    <w:pPr>
+      <w:spacing w:line="240" w:lineRule="auto"/>
+    </w:pPr>
+    <w:rPr>
+      <w:sz w:val="20"/>
+      <w:szCs w:val="20"/>
+    </w:rPr>
+  </w:style>
+  <w:style w:type="character" w:customStyle="1" w:styleId="CommentTextChar">
+    <w:name w:val="Comment Text Char"/>
+    <w:basedOn w:val="DefaultParagraphFont"/>
+    <w:link w:val="CommentText"/>
+    <w:uiPriority w:val="99"/>
+    <w:semiHidden/>
+    <w:rsid w:val="001210B4"/>
+    <w:rPr>
+      <w:rFonts w:ascii="Times New Roman" w:eastAsia="Times New Roman" w:hAnsi="Times New Roman"/>
+      <w:sz w:val="20"/>
+      <w:szCs w:val="20"/>
+    </w:rPr>
+  </w:style>
+  <w:style w:type="paragraph" w:styleId="CommentSubject">
+    <w:name w:val="annotation subject"/>
+    <w:basedOn w:val="CommentText"/>
+    <w:next w:val="CommentText"/>
+    <w:link w:val="CommentSubjectChar"/>
+    <w:uiPriority w:val="99"/>
+    <w:semiHidden/>
+    <w:unhideWhenUsed/>
+    <w:rsid w:val="001210B4"/>
+    <w:rPr>
+      <w:b/>
+      <w:bCs/>
+    </w:rPr>
+  </w:style>
+  <w:style w:type="character" w:customStyle="1" w:styleId="CommentSubjectChar">
+    <w:name w:val="Comment Subject Char"/>
+    <w:basedOn w:val="CommentTextChar"/>
+    <w:link w:val="CommentSubject"/>
+    <w:uiPriority w:val="99"/>
+    <w:semiHidden/>
+    <w:rsid w:val="001210B4"/>
+    <w:rPr>
+      <w:rFonts w:ascii="Times New Roman" w:eastAsia="Times New Roman" w:hAnsi="Times New Roman"/>
+      <w:b/>
+      <w:bCs/>
+      <w:sz w:val="20"/>
+      <w:szCs w:val="20"/>
+    </w:rPr>
+  </w:style>
+  <w:style w:type="paragraph" w:styleId="Date">
+    <w:name w:val="Date"/>
+    <w:basedOn w:val="Normal"/>
+    <w:next w:val="Normal"/>
+    <w:link w:val="DateChar"/>
+    <w:uiPriority w:val="99"/>
+    <w:semiHidden/>
+    <w:unhideWhenUsed/>
+    <w:rsid w:val="001210B4"/>
+  </w:style>
+  <w:style w:type="character" w:customStyle="1" w:styleId="DateChar">
+    <w:name w:val="Date Char"/>
+    <w:basedOn w:val="DefaultParagraphFont"/>
+    <w:link w:val="Date"/>
+    <w:uiPriority w:val="99"/>
+    <w:semiHidden/>
+    <w:rsid w:val="001210B4"/>
+    <w:rPr>
+      <w:rFonts w:ascii="Times New Roman" w:eastAsia="Times New Roman" w:hAnsi="Times New Roman"/>
+      <w:sz w:val="24"/>
+    </w:rPr>
+  </w:style>
+  <w:style w:type="paragraph" w:styleId="DocumentMap">
+    <w:name w:val="Document Map"/>
+    <w:basedOn w:val="Normal"/>
+    <w:link w:val="DocumentMapChar"/>
+    <w:uiPriority w:val="99"/>
+    <w:semiHidden/>
+    <w:unhideWhenUsed/>
+    <w:rsid w:val="001210B4"/>
+    <w:pPr>
+      <w:spacing w:after="0" w:line="240" w:lineRule="auto"/>
+    </w:pPr>
+    <w:rPr>
+      <w:rFonts w:ascii="Segoe UI" w:hAnsi="Segoe UI" w:cs="Segoe UI"/>
+      <w:sz w:val="16"/>
+      <w:szCs w:val="16"/>
+    </w:rPr>
+  </w:style>
+  <w:style w:type="character" w:customStyle="1" w:styleId="DocumentMapChar">
+    <w:name w:val="Document Map Char"/>
+    <w:basedOn w:val="DefaultParagraphFont"/>
+    <w:link w:val="DocumentMap"/>
+    <w:uiPriority w:val="99"/>
+    <w:semiHidden/>
+    <w:rsid w:val="001210B4"/>
+    <w:rPr>
+      <w:rFonts w:ascii="Segoe UI" w:eastAsia="Times New Roman" w:hAnsi="Segoe UI" w:cs="Segoe UI"/>
+      <w:sz w:val="16"/>
+      <w:szCs w:val="16"/>
+    </w:rPr>
+  </w:style>
+  <w:style w:type="paragraph" w:styleId="E-mailSignature">
+    <w:name w:val="E-mail Signature"/>
+    <w:basedOn w:val="Normal"/>
+    <w:link w:val="E-mailSignatureChar"/>
+    <w:uiPriority w:val="99"/>
+    <w:semiHidden/>
+    <w:unhideWhenUsed/>
+    <w:rsid w:val="001210B4"/>
+    <w:pPr>
+      <w:spacing w:after="0" w:line="240" w:lineRule="auto"/>
+    </w:pPr>
+  </w:style>
+  <w:style w:type="character" w:customStyle="1" w:styleId="E-mailSignatureChar">
+    <w:name w:val="E-mail Signature Char"/>
+    <w:basedOn w:val="DefaultParagraphFont"/>
+    <w:link w:val="E-mailSignature"/>
+    <w:uiPriority w:val="99"/>
+    <w:semiHidden/>
+    <w:rsid w:val="001210B4"/>
+    <w:rPr>
+      <w:rFonts w:ascii="Times New Roman" w:eastAsia="Times New Roman" w:hAnsi="Times New Roman"/>
+      <w:sz w:val="24"/>
+    </w:rPr>
+  </w:style>
+  <w:style w:type="paragraph" w:styleId="EndnoteText">
+    <w:name w:val="endnote text"/>
+    <w:basedOn w:val="Normal"/>
+    <w:link w:val="EndnoteTextChar"/>
+    <w:uiPriority w:val="99"/>
+    <w:semiHidden/>
+    <w:unhideWhenUsed/>
+    <w:rsid w:val="001210B4"/>
+    <w:pPr>
+      <w:spacing w:after="0" w:line="240" w:lineRule="auto"/>
+    </w:pPr>
+    <w:rPr>
+      <w:sz w:val="20"/>
+      <w:szCs w:val="20"/>
+    </w:rPr>
+  </w:style>
+  <w:style w:type="character" w:customStyle="1" w:styleId="EndnoteTextChar">
+    <w:name w:val="Endnote Text Char"/>
+    <w:basedOn w:val="DefaultParagraphFont"/>
+    <w:link w:val="EndnoteText"/>
+    <w:uiPriority w:val="99"/>
+    <w:semiHidden/>
+    <w:rsid w:val="001210B4"/>
+    <w:rPr>
+      <w:rFonts w:ascii="Times New Roman" w:eastAsia="Times New Roman" w:hAnsi="Times New Roman"/>
+      <w:sz w:val="20"/>
+      <w:szCs w:val="20"/>
+    </w:rPr>
+  </w:style>
+  <w:style w:type="paragraph" w:styleId="EnvelopeAddress">
+    <w:name w:val="envelope address"/>
+    <w:basedOn w:val="Normal"/>
+    <w:uiPriority w:val="99"/>
+    <w:semiHidden/>
+    <w:unhideWhenUsed/>
+    <w:rsid w:val="001210B4"/>
+    <w:pPr>
+      <w:framePr w:w="7920" w:h="1980" w:hRule="exact" w:hSpace="180" w:wrap="auto" w:hAnchor="page" w:xAlign="center" w:yAlign="bottom"/>
+      <w:spacing w:after="0" w:line="240" w:lineRule="auto"/>
+      <w:ind w:left="2880"/>
+    </w:pPr>
+    <w:rPr>
+      <w:rFonts w:asciiTheme="majorHAnsi" w:eastAsiaTheme="majorEastAsia" w:hAnsiTheme="majorHAnsi" w:cstheme="majorBidi"/>
+      <w:szCs w:val="24"/>
+    </w:rPr>
+  </w:style>
+  <w:style w:type="paragraph" w:styleId="EnvelopeReturn">
+    <w:name w:val="envelope return"/>
+    <w:basedOn w:val="Normal"/>
+    <w:uiPriority w:val="99"/>
+    <w:semiHidden/>
+    <w:unhideWhenUsed/>
+    <w:rsid w:val="001210B4"/>
+    <w:pPr>
+      <w:spacing w:after="0" w:line="240" w:lineRule="auto"/>
+    </w:pPr>
+    <w:rPr>
+      <w:rFonts w:asciiTheme="majorHAnsi" w:eastAsiaTheme="majorEastAsia" w:hAnsiTheme="majorHAnsi" w:cstheme="majorBidi"/>
+      <w:sz w:val="20"/>
+      <w:szCs w:val="20"/>
+    </w:rPr>
+  </w:style>
+  <w:style w:type="paragraph" w:styleId="FootnoteText">
+    <w:name w:val="footnote text"/>
+    <w:basedOn w:val="Normal"/>
+    <w:link w:val="FootnoteTextChar"/>
+    <w:uiPriority w:val="99"/>
+    <w:semiHidden/>
+    <w:unhideWhenUsed/>
+    <w:rsid w:val="001210B4"/>
+    <w:pPr>
+      <w:spacing w:after="0" w:line="240" w:lineRule="auto"/>
+    </w:pPr>
+    <w:rPr>
+      <w:sz w:val="20"/>
+      <w:szCs w:val="20"/>
+    </w:rPr>
+  </w:style>
+  <w:style w:type="character" w:customStyle="1" w:styleId="FootnoteTextChar">
+    <w:name w:val="Footnote Text Char"/>
+    <w:basedOn w:val="DefaultParagraphFont"/>
+    <w:link w:val="FootnoteText"/>
+    <w:uiPriority w:val="99"/>
+    <w:semiHidden/>
+    <w:rsid w:val="001210B4"/>
+    <w:rPr>
+      <w:rFonts w:ascii="Times New Roman" w:eastAsia="Times New Roman" w:hAnsi="Times New Roman"/>
+      <w:sz w:val="20"/>
+      <w:szCs w:val="20"/>
+    </w:rPr>
+  </w:style>
+  <w:style w:type="paragraph" w:styleId="HTMLAddress">
+    <w:name w:val="HTML Address"/>
+    <w:basedOn w:val="Normal"/>
+    <w:link w:val="HTMLAddressChar"/>
+    <w:uiPriority w:val="99"/>
+    <w:semiHidden/>
+    <w:unhideWhenUsed/>
+    <w:rsid w:val="001210B4"/>
+    <w:pPr>
+      <w:spacing w:after="0" w:line="240" w:lineRule="auto"/>
+    </w:pPr>
+    <w:rPr>
+      <w:i/>
+      <w:iCs/>
+    </w:rPr>
+  </w:style>
+  <w:style w:type="character" w:customStyle="1" w:styleId="HTMLAddressChar">
+    <w:name w:val="HTML Address Char"/>
+    <w:basedOn w:val="DefaultParagraphFont"/>
+    <w:link w:val="HTMLAddress"/>
+    <w:uiPriority w:val="99"/>
+    <w:semiHidden/>
+    <w:rsid w:val="001210B4"/>
+    <w:rPr>
+      <w:rFonts w:ascii="Times New Roman" w:eastAsia="Times New Roman" w:hAnsi="Times New Roman"/>
+      <w:i/>
+      <w:iCs/>
+      <w:sz w:val="24"/>
+    </w:rPr>
+  </w:style>
+  <w:style w:type="paragraph" w:styleId="HTMLPreformatted">
+    <w:name w:val="HTML Preformatted"/>
+    <w:basedOn w:val="Normal"/>
+    <w:link w:val="HTMLPreformattedChar"/>
+    <w:uiPriority w:val="99"/>
+    <w:semiHidden/>
+    <w:unhideWhenUsed/>
+    <w:rsid w:val="001210B4"/>
+    <w:pPr>
+      <w:spacing w:after="0" w:line="240" w:lineRule="auto"/>
+    </w:pPr>
+    <w:rPr>
+      <w:rFonts w:ascii="Consolas" w:hAnsi="Consolas"/>
+      <w:sz w:val="20"/>
+      <w:szCs w:val="20"/>
+    </w:rPr>
+  </w:style>
+  <w:style w:type="character" w:customStyle="1" w:styleId="HTMLPreformattedChar">
+    <w:name w:val="HTML Preformatted Char"/>
+    <w:basedOn w:val="DefaultParagraphFont"/>
+    <w:link w:val="HTMLPreformatted"/>
+    <w:uiPriority w:val="99"/>
+    <w:semiHidden/>
+    <w:rsid w:val="001210B4"/>
+    <w:rPr>
+      <w:rFonts w:ascii="Consolas" w:eastAsia="Times New Roman" w:hAnsi="Consolas"/>
+      <w:sz w:val="20"/>
+      <w:szCs w:val="20"/>
+    </w:rPr>
+  </w:style>
+  <w:style w:type="paragraph" w:styleId="Index1">
+    <w:name w:val="index 1"/>
+    <w:basedOn w:val="Normal"/>
+    <w:next w:val="Normal"/>
+    <w:autoRedefine/>
+    <w:uiPriority w:val="99"/>
+    <w:semiHidden/>
+    <w:unhideWhenUsed/>
+    <w:rsid w:val="001210B4"/>
+    <w:pPr>
+      <w:spacing w:after="0" w:line="240" w:lineRule="auto"/>
+      <w:ind w:left="240" w:hanging="240"/>
+    </w:pPr>
+  </w:style>
+  <w:style w:type="paragraph" w:styleId="Index2">
+    <w:name w:val="index 2"/>
+    <w:basedOn w:val="Normal"/>
+    <w:next w:val="Normal"/>
+    <w:autoRedefine/>
+    <w:uiPriority w:val="99"/>
+    <w:semiHidden/>
+    <w:unhideWhenUsed/>
+    <w:rsid w:val="001210B4"/>
+    <w:pPr>
+      <w:spacing w:after="0" w:line="240" w:lineRule="auto"/>
+      <w:ind w:left="480" w:hanging="240"/>
+    </w:pPr>
+  </w:style>
+  <w:style w:type="paragraph" w:styleId="Index3">
+    <w:name w:val="index 3"/>
+    <w:basedOn w:val="Normal"/>
+    <w:next w:val="Normal"/>
+    <w:autoRedefine/>
+    <w:uiPriority w:val="99"/>
+    <w:semiHidden/>
+    <w:unhideWhenUsed/>
+    <w:rsid w:val="001210B4"/>
+    <w:pPr>
+      <w:spacing w:after="0" w:line="240" w:lineRule="auto"/>
+      <w:ind w:left="720" w:hanging="240"/>
+    </w:pPr>
+  </w:style>
+  <w:style w:type="paragraph" w:styleId="Index4">
+    <w:name w:val="index 4"/>
+    <w:basedOn w:val="Normal"/>
+    <w:next w:val="Normal"/>
+    <w:autoRedefine/>
+    <w:uiPriority w:val="99"/>
+    <w:semiHidden/>
+    <w:unhideWhenUsed/>
+    <w:rsid w:val="001210B4"/>
+    <w:pPr>
+      <w:spacing w:after="0" w:line="240" w:lineRule="auto"/>
+      <w:ind w:left="960" w:hanging="240"/>
+    </w:pPr>
+  </w:style>
+  <w:style w:type="paragraph" w:styleId="Index5">
+    <w:name w:val="index 5"/>
+    <w:basedOn w:val="Normal"/>
+    <w:next w:val="Normal"/>
+    <w:autoRedefine/>
+    <w:uiPriority w:val="99"/>
+    <w:semiHidden/>
+    <w:unhideWhenUsed/>
+    <w:rsid w:val="001210B4"/>
+    <w:pPr>
+      <w:spacing w:after="0" w:line="240" w:lineRule="auto"/>
+      <w:ind w:left="1200" w:hanging="240"/>
+    </w:pPr>
+  </w:style>
+  <w:style w:type="paragraph" w:styleId="Index6">
+    <w:name w:val="index 6"/>
+    <w:basedOn w:val="Normal"/>
+    <w:next w:val="Normal"/>
+    <w:autoRedefine/>
+    <w:uiPriority w:val="99"/>
+    <w:semiHidden/>
+    <w:unhideWhenUsed/>
+    <w:rsid w:val="001210B4"/>
+    <w:pPr>
+      <w:spacing w:after="0" w:line="240" w:lineRule="auto"/>
+      <w:ind w:left="1440" w:hanging="240"/>
+    </w:pPr>
+  </w:style>
+  <w:style w:type="paragraph" w:styleId="Index7">
+    <w:name w:val="index 7"/>
+    <w:basedOn w:val="Normal"/>
+    <w:next w:val="Normal"/>
+    <w:autoRedefine/>
+    <w:uiPriority w:val="99"/>
+    <w:semiHidden/>
+    <w:unhideWhenUsed/>
+    <w:rsid w:val="001210B4"/>
+    <w:pPr>
+      <w:spacing w:after="0" w:line="240" w:lineRule="auto"/>
+      <w:ind w:left="1680" w:hanging="240"/>
+    </w:pPr>
+  </w:style>
+  <w:style w:type="paragraph" w:styleId="Index8">
+    <w:name w:val="index 8"/>
+    <w:basedOn w:val="Normal"/>
+    <w:next w:val="Normal"/>
+    <w:autoRedefine/>
+    <w:uiPriority w:val="99"/>
+    <w:semiHidden/>
+    <w:unhideWhenUsed/>
+    <w:rsid w:val="001210B4"/>
+    <w:pPr>
+      <w:spacing w:after="0" w:line="240" w:lineRule="auto"/>
+      <w:ind w:left="1920" w:hanging="240"/>
+    </w:pPr>
+  </w:style>
+  <w:style w:type="paragraph" w:styleId="Index9">
+    <w:name w:val="index 9"/>
+    <w:basedOn w:val="Normal"/>
+    <w:next w:val="Normal"/>
+    <w:autoRedefine/>
+    <w:uiPriority w:val="99"/>
+    <w:semiHidden/>
+    <w:unhideWhenUsed/>
+    <w:rsid w:val="001210B4"/>
+    <w:pPr>
+      <w:spacing w:after="0" w:line="240" w:lineRule="auto"/>
+      <w:ind w:left="2160" w:hanging="240"/>
+    </w:pPr>
+  </w:style>
+  <w:style w:type="paragraph" w:styleId="IndexHeading">
+    <w:name w:val="index heading"/>
+    <w:basedOn w:val="Normal"/>
+    <w:next w:val="Index1"/>
+    <w:uiPriority w:val="99"/>
+    <w:semiHidden/>
+    <w:unhideWhenUsed/>
+    <w:rsid w:val="001210B4"/>
+    <w:rPr>
+      <w:rFonts w:asciiTheme="majorHAnsi" w:eastAsiaTheme="majorEastAsia" w:hAnsiTheme="majorHAnsi" w:cstheme="majorBidi"/>
+      <w:b/>
+      <w:bCs/>
+    </w:rPr>
+  </w:style>
+  <w:style w:type="paragraph" w:styleId="List4">
+    <w:name w:val="List 4"/>
+    <w:basedOn w:val="Normal"/>
+    <w:uiPriority w:val="99"/>
+    <w:semiHidden/>
+    <w:unhideWhenUsed/>
+    <w:rsid w:val="001210B4"/>
+    <w:pPr>
+      <w:ind w:left="1440" w:hanging="360"/>
+      <w:contextualSpacing/>
+    </w:pPr>
+  </w:style>
+  <w:style w:type="paragraph" w:styleId="List5">
+    <w:name w:val="List 5"/>
+    <w:basedOn w:val="Normal"/>
+    <w:uiPriority w:val="99"/>
+    <w:semiHidden/>
+    <w:unhideWhenUsed/>
+    <w:rsid w:val="001210B4"/>
+    <w:pPr>
+      <w:ind w:left="1800" w:hanging="360"/>
+      <w:contextualSpacing/>
+    </w:pPr>
+  </w:style>
+  <w:style w:type="paragraph" w:styleId="ListBullet4">
+    <w:name w:val="List Bullet 4"/>
+    <w:basedOn w:val="Normal"/>
+    <w:uiPriority w:val="99"/>
+    <w:semiHidden/>
+    <w:unhideWhenUsed/>
+    <w:rsid w:val="001210B4"/>
+    <w:pPr>
+      <w:numPr>
+        <w:numId w:val="4"/>
+      </w:numPr>
+      <w:contextualSpacing/>
+    </w:pPr>
+  </w:style>
+  <w:style w:type="paragraph" w:styleId="ListBullet5">
+    <w:name w:val="List Bullet 5"/>
+    <w:basedOn w:val="Normal"/>
+    <w:uiPriority w:val="99"/>
+    <w:semiHidden/>
+    <w:unhideWhenUsed/>
+    <w:rsid w:val="001210B4"/>
+    <w:pPr>
+      <w:numPr>
+        <w:numId w:val="10"/>
+      </w:numPr>
+      <w:contextualSpacing/>
+    </w:pPr>
+  </w:style>
+  <w:style w:type="paragraph" w:styleId="ListContinue4">
+    <w:name w:val="List Continue 4"/>
+    <w:basedOn w:val="Normal"/>
+    <w:uiPriority w:val="99"/>
+    <w:semiHidden/>
+    <w:unhideWhenUsed/>
+    <w:rsid w:val="001210B4"/>
+    <w:pPr>
+      <w:spacing w:after="120"/>
+      <w:ind w:left="1440"/>
+      <w:contextualSpacing/>
+    </w:pPr>
+  </w:style>
+  <w:style w:type="paragraph" w:styleId="ListContinue5">
+    <w:name w:val="List Continue 5"/>
+    <w:basedOn w:val="Normal"/>
+    <w:uiPriority w:val="99"/>
+    <w:semiHidden/>
+    <w:unhideWhenUsed/>
+    <w:rsid w:val="001210B4"/>
+    <w:pPr>
+      <w:spacing w:after="120"/>
+      <w:ind w:left="1800"/>
+      <w:contextualSpacing/>
+    </w:pPr>
+  </w:style>
+  <w:style w:type="paragraph" w:styleId="ListNumber4">
+    <w:name w:val="List Number 4"/>
+    <w:basedOn w:val="Normal"/>
+    <w:uiPriority w:val="99"/>
+    <w:semiHidden/>
+    <w:unhideWhenUsed/>
+    <w:rsid w:val="001210B4"/>
+    <w:pPr>
+      <w:numPr>
+        <w:numId w:val="11"/>
+      </w:numPr>
+      <w:contextualSpacing/>
+    </w:pPr>
+  </w:style>
+  <w:style w:type="paragraph" w:styleId="ListNumber5">
+    <w:name w:val="List Number 5"/>
+    <w:basedOn w:val="Normal"/>
+    <w:uiPriority w:val="99"/>
+    <w:semiHidden/>
+    <w:unhideWhenUsed/>
+    <w:rsid w:val="001210B4"/>
+    <w:pPr>
+      <w:numPr>
+        <w:numId w:val="12"/>
+      </w:numPr>
+      <w:contextualSpacing/>
+    </w:pPr>
+  </w:style>
+  <w:style w:type="paragraph" w:styleId="MessageHeader">
+    <w:name w:val="Message Header"/>
+    <w:basedOn w:val="Normal"/>
+    <w:link w:val="MessageHeaderChar"/>
+    <w:uiPriority w:val="99"/>
+    <w:semiHidden/>
+    <w:unhideWhenUsed/>
+    <w:rsid w:val="001210B4"/>
+    <w:pPr>
+      <w:pBdr>
+        <w:top w:val="single" w:sz="6" w:space="1" w:color="auto"/>
+        <w:left w:val="single" w:sz="6" w:space="1" w:color="auto"/>
+        <w:bottom w:val="single" w:sz="6" w:space="1" w:color="auto"/>
+        <w:right w:val="single" w:sz="6" w:space="1" w:color="auto"/>
+      </w:pBdr>
+      <w:shd w:val="pct20" w:color="auto" w:fill="auto"/>
+      <w:spacing w:after="0" w:line="240" w:lineRule="auto"/>
+      <w:ind w:left="1080" w:hanging="1080"/>
+    </w:pPr>
+    <w:rPr>
+      <w:rFonts w:asciiTheme="majorHAnsi" w:eastAsiaTheme="majorEastAsia" w:hAnsiTheme="majorHAnsi" w:cstheme="majorBidi"/>
+      <w:szCs w:val="24"/>
+    </w:rPr>
+  </w:style>
+  <w:style w:type="character" w:customStyle="1" w:styleId="MessageHeaderChar">
+    <w:name w:val="Message Header Char"/>
+    <w:basedOn w:val="DefaultParagraphFont"/>
+    <w:link w:val="MessageHeader"/>
+    <w:uiPriority w:val="99"/>
+    <w:semiHidden/>
+    <w:rsid w:val="001210B4"/>
+    <w:rPr>
+      <w:rFonts w:asciiTheme="majorHAnsi" w:eastAsiaTheme="majorEastAsia" w:hAnsiTheme="majorHAnsi" w:cstheme="majorBidi"/>
+      <w:sz w:val="24"/>
+      <w:szCs w:val="24"/>
+      <w:shd w:val="pct20" w:color="auto" w:fill="auto"/>
+    </w:rPr>
+  </w:style>
+  <w:style w:type="paragraph" w:styleId="NormalWeb">
+    <w:name w:val="Normal (Web)"/>
+    <w:basedOn w:val="Normal"/>
+    <w:uiPriority w:val="99"/>
+    <w:semiHidden/>
+    <w:unhideWhenUsed/>
+    <w:rsid w:val="001210B4"/>
+    <w:rPr>
+      <w:rFonts w:cs="Times New Roman"/>
+      <w:szCs w:val="24"/>
+    </w:rPr>
+  </w:style>
+  <w:style w:type="paragraph" w:styleId="NormalIndent">
+    <w:name w:val="Normal Indent"/>
+    <w:basedOn w:val="Normal"/>
+    <w:uiPriority w:val="99"/>
+    <w:semiHidden/>
+    <w:unhideWhenUsed/>
+    <w:rsid w:val="001210B4"/>
+    <w:pPr>
+      <w:ind w:left="720"/>
+    </w:pPr>
+  </w:style>
+  <w:style w:type="paragraph" w:styleId="NoteHeading">
+    <w:name w:val="Note Heading"/>
+    <w:basedOn w:val="Normal"/>
+    <w:next w:val="Normal"/>
+    <w:link w:val="NoteHeadingChar"/>
+    <w:uiPriority w:val="99"/>
+    <w:semiHidden/>
+    <w:unhideWhenUsed/>
+    <w:rsid w:val="001210B4"/>
+    <w:pPr>
+      <w:spacing w:after="0" w:line="240" w:lineRule="auto"/>
+    </w:pPr>
+  </w:style>
+  <w:style w:type="character" w:customStyle="1" w:styleId="NoteHeadingChar">
+    <w:name w:val="Note Heading Char"/>
+    <w:basedOn w:val="DefaultParagraphFont"/>
+    <w:link w:val="NoteHeading"/>
+    <w:uiPriority w:val="99"/>
+    <w:semiHidden/>
+    <w:rsid w:val="001210B4"/>
+    <w:rPr>
+      <w:rFonts w:ascii="Times New Roman" w:eastAsia="Times New Roman" w:hAnsi="Times New Roman"/>
+      <w:sz w:val="24"/>
+    </w:rPr>
+  </w:style>
+  <w:style w:type="paragraph" w:styleId="PlainText">
+    <w:name w:val="Plain Text"/>
+    <w:basedOn w:val="Normal"/>
+    <w:link w:val="PlainTextChar"/>
+    <w:uiPriority w:val="99"/>
+    <w:semiHidden/>
+    <w:unhideWhenUsed/>
+    <w:rsid w:val="001210B4"/>
+    <w:pPr>
+      <w:spacing w:after="0" w:line="240" w:lineRule="auto"/>
+    </w:pPr>
+    <w:rPr>
+      <w:rFonts w:ascii="Consolas" w:hAnsi="Consolas"/>
+      <w:sz w:val="21"/>
+      <w:szCs w:val="21"/>
+    </w:rPr>
+  </w:style>
+  <w:style w:type="character" w:customStyle="1" w:styleId="PlainTextChar">
+    <w:name w:val="Plain Text Char"/>
+    <w:basedOn w:val="DefaultParagraphFont"/>
+    <w:link w:val="PlainText"/>
+    <w:uiPriority w:val="99"/>
+    <w:semiHidden/>
+    <w:rsid w:val="001210B4"/>
+    <w:rPr>
+      <w:rFonts w:ascii="Consolas" w:eastAsia="Times New Roman" w:hAnsi="Consolas"/>
+      <w:sz w:val="21"/>
+      <w:szCs w:val="21"/>
+    </w:rPr>
+  </w:style>
+  <w:style w:type="paragraph" w:styleId="Salutation">
+    <w:name w:val="Salutation"/>
+    <w:basedOn w:val="Normal"/>
+    <w:next w:val="Normal"/>
+    <w:link w:val="SalutationChar"/>
+    <w:uiPriority w:val="99"/>
+    <w:semiHidden/>
+    <w:unhideWhenUsed/>
+    <w:rsid w:val="001210B4"/>
+  </w:style>
+  <w:style w:type="character" w:customStyle="1" w:styleId="SalutationChar">
+    <w:name w:val="Salutation Char"/>
+    <w:basedOn w:val="DefaultParagraphFont"/>
+    <w:link w:val="Salutation"/>
+    <w:uiPriority w:val="99"/>
+    <w:semiHidden/>
+    <w:rsid w:val="001210B4"/>
+    <w:rPr>
+      <w:rFonts w:ascii="Times New Roman" w:eastAsia="Times New Roman" w:hAnsi="Times New Roman"/>
+      <w:sz w:val="24"/>
+    </w:rPr>
+  </w:style>
+  <w:style w:type="paragraph" w:styleId="Signature">
+    <w:name w:val="Signature"/>
+    <w:basedOn w:val="Normal"/>
+    <w:link w:val="SignatureChar"/>
+    <w:uiPriority w:val="99"/>
+    <w:semiHidden/>
+    <w:unhideWhenUsed/>
+    <w:rsid w:val="001210B4"/>
+    <w:pPr>
+      <w:spacing w:after="0" w:line="240" w:lineRule="auto"/>
+      <w:ind w:left="4320"/>
+    </w:pPr>
+  </w:style>
+  <w:style w:type="character" w:customStyle="1" w:styleId="SignatureChar">
+    <w:name w:val="Signature Char"/>
+    <w:basedOn w:val="DefaultParagraphFont"/>
+    <w:link w:val="Signature"/>
+    <w:uiPriority w:val="99"/>
+    <w:semiHidden/>
+    <w:rsid w:val="001210B4"/>
+    <w:rPr>
+      <w:rFonts w:ascii="Times New Roman" w:eastAsia="Times New Roman" w:hAnsi="Times New Roman"/>
+      <w:sz w:val="24"/>
+    </w:rPr>
+  </w:style>
+  <w:style w:type="paragraph" w:styleId="TableofAuthorities">
+    <w:name w:val="table of authorities"/>
+    <w:basedOn w:val="Normal"/>
+    <w:next w:val="Normal"/>
+    <w:uiPriority w:val="99"/>
+    <w:semiHidden/>
+    <w:unhideWhenUsed/>
+    <w:rsid w:val="001210B4"/>
+    <w:pPr>
+      <w:spacing w:after="0"/>
+      <w:ind w:left="240" w:hanging="240"/>
+    </w:pPr>
+  </w:style>
+  <w:style w:type="paragraph" w:styleId="TableofFigures">
+    <w:name w:val="table of figures"/>
+    <w:basedOn w:val="Normal"/>
+    <w:next w:val="Normal"/>
+    <w:uiPriority w:val="99"/>
+    <w:semiHidden/>
+    <w:unhideWhenUsed/>
+    <w:rsid w:val="001210B4"/>
+    <w:pPr>
+      <w:spacing w:after="0"/>
+    </w:pPr>
+  </w:style>
+  <w:style w:type="paragraph" w:styleId="TOAHeading">
+    <w:name w:val="toa heading"/>
+    <w:basedOn w:val="Normal"/>
+    <w:next w:val="Normal"/>
+    <w:uiPriority w:val="99"/>
+    <w:semiHidden/>
+    <w:unhideWhenUsed/>
+    <w:rsid w:val="001210B4"/>
+    <w:pPr>
+      <w:spacing w:before="120"/>
+    </w:pPr>
+    <w:rPr>
+      <w:rFonts w:asciiTheme="majorHAnsi" w:eastAsiaTheme="majorEastAsia" w:hAnsiTheme="majorHAnsi" w:cstheme="majorBidi"/>
+      <w:b/>
+      <w:bCs/>
+      <w:szCs w:val="24"/>
+    </w:rPr>
+  </w:style>
+  <w:style w:type="paragraph" w:styleId="TOC1">
+    <w:name w:val="toc 1"/>
+    <w:basedOn w:val="Normal"/>
+    <w:next w:val="Normal"/>
+    <w:autoRedefine/>
+    <w:uiPriority w:val="39"/>
+    <w:semiHidden/>
+    <w:unhideWhenUsed/>
+    <w:rsid w:val="001210B4"/>
+    <w:pPr>
+      <w:spacing w:after="100"/>
+    </w:pPr>
+  </w:style>
+  <w:style w:type="paragraph" w:styleId="TOC2">
+    <w:name w:val="toc 2"/>
+    <w:basedOn w:val="Normal"/>
+    <w:next w:val="Normal"/>
+    <w:autoRedefine/>
+    <w:uiPriority w:val="39"/>
+    <w:semiHidden/>
+    <w:unhideWhenUsed/>
+    <w:rsid w:val="001210B4"/>
+    <w:pPr>
+      <w:spacing w:after="100"/>
+      <w:ind w:left="240"/>
+    </w:pPr>
+  </w:style>
+  <w:style w:type="paragraph" w:styleId="TOC3">
+    <w:name w:val="toc 3"/>
+    <w:basedOn w:val="Normal"/>
+    <w:next w:val="Normal"/>
+    <w:autoRedefine/>
+    <w:uiPriority w:val="39"/>
+    <w:semiHidden/>
+    <w:unhideWhenUsed/>
+    <w:rsid w:val="001210B4"/>
+    <w:pPr>
+      <w:spacing w:after="100"/>
+      <w:ind w:left="480"/>
+    </w:pPr>
+  </w:style>
+  <w:style w:type="paragraph" w:styleId="TOC4">
+    <w:name w:val="toc 4"/>
+    <w:basedOn w:val="Normal"/>
+    <w:next w:val="Normal"/>
+    <w:autoRedefine/>
+    <w:uiPriority w:val="39"/>
+    <w:semiHidden/>
+    <w:unhideWhenUsed/>
+    <w:rsid w:val="001210B4"/>
+    <w:pPr>
+      <w:spacing w:after="100"/>
+      <w:ind w:left="720"/>
+    </w:pPr>
+  </w:style>
+  <w:style w:type="paragraph" w:styleId="TOC5">
+    <w:name w:val="toc 5"/>
+    <w:basedOn w:val="Normal"/>
+    <w:next w:val="Normal"/>
+    <w:autoRedefine/>
+    <w:uiPriority w:val="39"/>
+    <w:semiHidden/>
+    <w:unhideWhenUsed/>
+    <w:rsid w:val="001210B4"/>
+    <w:pPr>
+      <w:spacing w:after="100"/>
+      <w:ind w:left="960"/>
+    </w:pPr>
+  </w:style>
+  <w:style w:type="paragraph" w:styleId="TOC6">
+    <w:name w:val="toc 6"/>
+    <w:basedOn w:val="Normal"/>
+    <w:next w:val="Normal"/>
+    <w:autoRedefine/>
+    <w:uiPriority w:val="39"/>
+    <w:semiHidden/>
+    <w:unhideWhenUsed/>
+    <w:rsid w:val="001210B4"/>
+    <w:pPr>
+      <w:spacing w:after="100"/>
+      <w:ind w:left="1200"/>
+    </w:pPr>
+  </w:style>
+  <w:style w:type="paragraph" w:styleId="TOC7">
+    <w:name w:val="toc 7"/>
+    <w:basedOn w:val="Normal"/>
+    <w:next w:val="Normal"/>
+    <w:autoRedefine/>
+    <w:uiPriority w:val="39"/>
+    <w:semiHidden/>
+    <w:unhideWhenUsed/>
+    <w:rsid w:val="001210B4"/>
+    <w:pPr>
+      <w:spacing w:after="100"/>
+      <w:ind w:left="1440"/>
+    </w:pPr>
+  </w:style>
+  <w:style w:type="paragraph" w:styleId="TOC8">
+    <w:name w:val="toc 8"/>
+    <w:basedOn w:val="Normal"/>
+    <w:next w:val="Normal"/>
+    <w:autoRedefine/>
+    <w:uiPriority w:val="39"/>
+    <w:semiHidden/>
+    <w:unhideWhenUsed/>
+    <w:rsid w:val="001210B4"/>
+    <w:pPr>
+      <w:spacing w:after="100"/>
+      <w:ind w:left="1680"/>
+    </w:pPr>
+  </w:style>
+  <w:style w:type="paragraph" w:styleId="TOC9">
+    <w:name w:val="toc 9"/>
+    <w:basedOn w:val="Normal"/>
+    <w:next w:val="Normal"/>
+    <w:autoRedefine/>
+    <w:uiPriority w:val="39"/>
+    <w:semiHidden/>
+    <w:unhideWhenUsed/>
+    <w:rsid w:val="001210B4"/>
+    <w:pPr>
+      <w:spacing w:after="100"/>
+      <w:ind w:left="1920"/>
+    </w:pPr>
+  </w:style>
 </w:styles>
 </file>
 
